--- a/docs/GUIA_IMPLEMENTACAO_IT_START_CAMPUS.docx
+++ b/docs/GUIA_IMPLEMENTACAO_IT_START_CAMPUS.docx
@@ -31,7 +31,7 @@
           <w:color w:val="0A3638"/>
           <w:sz w:val="60"/>
         </w:rPr>
-        <w:t>Guia de Implementação</w:t>
+        <w:t>Guia Prático de Implementação</w:t>
         <w:br/>
         <w:t>para a Equipa de IT</w:t>
       </w:r>
@@ -49,7 +49,7 @@
         </w:rPr>
         <w:t>STAND — Plataforma de Governação Ambiental</w:t>
         <w:br/>
-        <w:t>Instalação, segurança, integrações e Operação NEST / BMS</w:t>
+        <w:t>Fase 1, segurança, integrações e Operação NEST / BMS</w:t>
       </w:r>
     </w:p>
     <w:tbl>
@@ -169,6 +169,4089 @@
           <w:sz w:val="18"/>
         </w:rPr>
         <w:t>Documento de passagem para IT. Não contém palavras-passe, chaves, tokens ou URLs privadas.</w:t>
+      </w:r>
+    </w:p>
+    <w:p>
+      <w:r>
+        <w:br w:type="page"/>
+      </w:r>
+    </w:p>
+    <w:p>
+      <w:pPr>
+        <w:pStyle w:val="Heading1"/>
+      </w:pPr>
+      <w:r>
+        <w:t>Guia prático de implementação — Fase 1 — STAND / Start Campus</w:t>
+      </w:r>
+    </w:p>
+    <w:p>
+      <w:pPr>
+        <w:spacing w:after="100"/>
+      </w:pPr>
+      <w:r>
+        <w:t>Estado do código: preparado para uma instalação corporativa com os componentes do diagrama fornecido.</w:t>
+      </w:r>
+    </w:p>
+    <w:p>
+      <w:pPr>
+        <w:spacing w:after="100"/>
+      </w:pPr>
+      <w:r>
+        <w:t>Autor da versão de referência no Git: RmdRicardo &lt;rmd@startcampus.pt&gt;.</w:t>
+      </w:r>
+    </w:p>
+    <w:p>
+      <w:pPr>
+        <w:spacing w:after="100"/>
+      </w:pPr>
+      <w:r>
+        <w:t>Âmbito: publicação da STAND numa zona DMZ com duas instâncias web, dois nós de aplicação, MariaDB Galera, armazenamento Synology compatível com S3, Valkey, ACC, Microsoft 365 e mecanismos de recuperação.</w:t>
+      </w:r>
+    </w:p>
+    <w:p>
+      <w:pPr>
+        <w:pStyle w:val="Quote"/>
+      </w:pPr>
+      <w:r>
+        <w:t>Este guia é um procedimento de implementação. Não contém endereços internos, passwords, chaves, IDs de tenants, certificados nem configuração real de firewall. Esses valores devem ser definidos pelo IT no cofre corporativo e no registo de alterações.</w:t>
+      </w:r>
+    </w:p>
+    <w:p>
+      <w:pPr>
+        <w:spacing w:after="100"/>
+      </w:pPr>
+      <w:r>
+        <w:t>---</w:t>
+      </w:r>
+    </w:p>
+    <w:p>
+      <w:pPr>
+        <w:pStyle w:val="Heading2"/>
+      </w:pPr>
+      <w:r>
+        <w:t>1. Decisão de arquitetura</w:t>
+      </w:r>
+    </w:p>
+    <w:p>
+      <w:pPr>
+        <w:spacing w:after="100"/>
+      </w:pPr>
+      <w:r>
+        <w:t>A arquitetura proposta funciona como Fase 1, com os seguintes princípios já suportados pelo código:</w:t>
+      </w:r>
+    </w:p>
+    <w:p>
+      <w:pPr>
+        <w:pStyle w:val="ListBullet"/>
+      </w:pPr>
+      <w:r>
+        <w:t>A aplicação é stateless: qualquer um dos dois nós APP pode receber um pedido. A sessão é um JWT assinado localmente e, em cada pedido, é revalidada contra a base de dados por utilizador, estado de conta e sessionVersion (revogação).</w:t>
+      </w:r>
+    </w:p>
+    <w:p>
+      <w:pPr>
+        <w:pStyle w:val="ListBullet"/>
+      </w:pPr>
+      <w:r>
+        <w:t>A base de dados é acedida por um VIP/endpoint único de MariaDB Galera; os dois nós APP nunca usam discos locais para persistência de negócio.</w:t>
+      </w:r>
+    </w:p>
+    <w:p>
+      <w:pPr>
+        <w:pStyle w:val="ListBullet"/>
+      </w:pPr>
+      <w:r>
+        <w:t>Os ficheiros são entregues por uma rota same-origin da aplicação, com autorização reavaliada. Em produção, a origem é um bucket S3 compatível no Synology; o browser não recebe chaves do object storage.</w:t>
+      </w:r>
+    </w:p>
+    <w:p>
+      <w:pPr>
+        <w:pStyle w:val="ListBullet"/>
+      </w:pPr>
+      <w:r>
+        <w:t>Limites de login são comuns aos dois nós através de Valkey, evitando que um atacante contorne o limite alternando entre APP node 1 e APP node 2.</w:t>
+      </w:r>
+    </w:p>
+    <w:p>
+      <w:pPr>
+        <w:pStyle w:val="ListBullet"/>
+      </w:pPr>
+      <w:r>
+        <w:t>O BMS é Fase 2 opcional: apenas o gateway corporativo inicia conexões HTTPS para a STAND; a aplicação não abre conexões para OT nem envia comandos ao BMS.</w:t>
+      </w:r>
+    </w:p>
+    <w:p>
+      <w:pPr>
+        <w:pStyle w:val="ListBullet"/>
+      </w:pPr>
+      <w:r>
+        <w:t>Fichas semanais, Timeline/DCAPE e RDCD mantêm os seus âmbitos separados: a ficha semanal é um fluxo de construção por GC; a Timeline acompanha obrigações DCAPE no ciclo de vida do projeto; o RDCD consolida fichas aprovadas por medida e período, sem inventar evidência.</w:t>
+      </w:r>
+    </w:p>
+    <w:p>
+      <w:pPr>
+        <w:pStyle w:val="Heading3"/>
+      </w:pPr>
+      <w:r>
+        <w:t>1.1 Correspondência com o diagrama</w:t>
+      </w:r>
+    </w:p>
+    <w:tbl>
+      <w:tblPr>
+        <w:tblStyle w:val="TableGrid"/>
+        <w:tblW w:type="auto" w:w="0"/>
+        <w:jc w:val="center"/>
+        <w:tblLayout w:type="autofit"/>
+        <w:tblLook w:firstColumn="1" w:firstRow="1" w:lastColumn="0" w:lastRow="0" w:noHBand="0" w:noVBand="1" w:val="04A0"/>
+      </w:tblPr>
+      <w:tblGrid>
+        <w:gridCol w:w="2408"/>
+        <w:gridCol w:w="2408"/>
+        <w:gridCol w:w="2408"/>
+        <w:gridCol w:w="2408"/>
+      </w:tblGrid>
+      <w:tr>
+        <w:tc>
+          <w:tcPr>
+            <w:tcW w:type="dxa" w:w="2408"/>
+            <w:shd w:fill="0A3638"/>
+            <w:vAlign w:val="center"/>
+            <w:tcBorders>
+              <w:top w:val="single" w:sz="6" w:color="D3DFDA"/>
+              <w:left w:val="single" w:sz="6" w:color="D3DFDA"/>
+              <w:bottom w:val="single" w:sz="6" w:color="D3DFDA"/>
+              <w:right w:val="single" w:sz="6" w:color="D3DFDA"/>
+            </w:tcBorders>
+          </w:tcPr>
+          <w:p>
+            <w:pPr>
+              <w:spacing w:after="0"/>
+            </w:pPr>
+            <w:r/>
+            <w:r>
+              <w:rPr>
+                <w:rFonts w:ascii="Aptos" w:hAnsi="Aptos"/>
+                <w:b/>
+                <w:color w:val="FFFFFF"/>
+                <w:sz w:val="16"/>
+              </w:rPr>
+              <w:t>Zona do diagrama</w:t>
+            </w:r>
+          </w:p>
+        </w:tc>
+        <w:tc>
+          <w:tcPr>
+            <w:tcW w:type="dxa" w:w="2408"/>
+            <w:shd w:fill="0A3638"/>
+            <w:vAlign w:val="center"/>
+            <w:tcBorders>
+              <w:top w:val="single" w:sz="6" w:color="D3DFDA"/>
+              <w:left w:val="single" w:sz="6" w:color="D3DFDA"/>
+              <w:bottom w:val="single" w:sz="6" w:color="D3DFDA"/>
+              <w:right w:val="single" w:sz="6" w:color="D3DFDA"/>
+            </w:tcBorders>
+          </w:tcPr>
+          <w:p>
+            <w:pPr>
+              <w:spacing w:after="0"/>
+            </w:pPr>
+            <w:r/>
+            <w:r>
+              <w:rPr>
+                <w:rFonts w:ascii="Aptos" w:hAnsi="Aptos"/>
+                <w:b/>
+                <w:color w:val="FFFFFF"/>
+                <w:sz w:val="16"/>
+              </w:rPr>
+              <w:t>Papel na Fase 1</w:t>
+            </w:r>
+          </w:p>
+        </w:tc>
+        <w:tc>
+          <w:tcPr>
+            <w:tcW w:type="dxa" w:w="2408"/>
+            <w:shd w:fill="0A3638"/>
+            <w:vAlign w:val="center"/>
+            <w:tcBorders>
+              <w:top w:val="single" w:sz="6" w:color="D3DFDA"/>
+              <w:left w:val="single" w:sz="6" w:color="D3DFDA"/>
+              <w:bottom w:val="single" w:sz="6" w:color="D3DFDA"/>
+              <w:right w:val="single" w:sz="6" w:color="D3DFDA"/>
+            </w:tcBorders>
+          </w:tcPr>
+          <w:p>
+            <w:pPr>
+              <w:spacing w:after="0"/>
+            </w:pPr>
+            <w:r/>
+            <w:r>
+              <w:rPr>
+                <w:rFonts w:ascii="Aptos" w:hAnsi="Aptos"/>
+                <w:b/>
+                <w:color w:val="FFFFFF"/>
+                <w:sz w:val="16"/>
+              </w:rPr>
+              <w:t>Configuração STAND exigida</w:t>
+            </w:r>
+          </w:p>
+        </w:tc>
+        <w:tc>
+          <w:tcPr>
+            <w:tcW w:type="dxa" w:w="2408"/>
+            <w:shd w:fill="0A3638"/>
+            <w:vAlign w:val="center"/>
+            <w:tcBorders>
+              <w:top w:val="single" w:sz="6" w:color="D3DFDA"/>
+              <w:left w:val="single" w:sz="6" w:color="D3DFDA"/>
+              <w:bottom w:val="single" w:sz="6" w:color="D3DFDA"/>
+              <w:right w:val="single" w:sz="6" w:color="D3DFDA"/>
+            </w:tcBorders>
+          </w:tcPr>
+          <w:p>
+            <w:pPr>
+              <w:spacing w:after="0"/>
+            </w:pPr>
+            <w:r/>
+            <w:r>
+              <w:rPr>
+                <w:rFonts w:ascii="Aptos" w:hAnsi="Aptos"/>
+                <w:b/>
+                <w:color w:val="FFFFFF"/>
+                <w:sz w:val="16"/>
+              </w:rPr>
+              <w:t>Observação de segurança</w:t>
+            </w:r>
+          </w:p>
+        </w:tc>
+      </w:tr>
+      <w:tr>
+        <w:tc>
+          <w:tcPr>
+            <w:tcW w:type="dxa" w:w="2408"/>
+            <w:vAlign w:val="center"/>
+            <w:tcBorders>
+              <w:top w:val="single" w:sz="6" w:color="D3DFDA"/>
+              <w:left w:val="single" w:sz="6" w:color="D3DFDA"/>
+              <w:bottom w:val="single" w:sz="6" w:color="D3DFDA"/>
+              <w:right w:val="single" w:sz="6" w:color="D3DFDA"/>
+            </w:tcBorders>
+          </w:tcPr>
+          <w:p>
+            <w:pPr>
+              <w:spacing w:after="0"/>
+            </w:pPr>
+            <w:r/>
+            <w:r>
+              <w:rPr>
+                <w:rFonts w:ascii="Aptos" w:hAnsi="Aptos"/>
+                <w:b w:val="0"/>
+                <w:color w:val="18212F"/>
+                <w:sz w:val="16"/>
+              </w:rPr>
+              <w:t>Rede interna</w:t>
+            </w:r>
+          </w:p>
+        </w:tc>
+        <w:tc>
+          <w:tcPr>
+            <w:tcW w:type="dxa" w:w="2408"/>
+            <w:vAlign w:val="center"/>
+            <w:tcBorders>
+              <w:top w:val="single" w:sz="6" w:color="D3DFDA"/>
+              <w:left w:val="single" w:sz="6" w:color="D3DFDA"/>
+              <w:bottom w:val="single" w:sz="6" w:color="D3DFDA"/>
+              <w:right w:val="single" w:sz="6" w:color="D3DFDA"/>
+            </w:tcBorders>
+          </w:tcPr>
+          <w:p>
+            <w:pPr>
+              <w:spacing w:after="0"/>
+            </w:pPr>
+            <w:r/>
+            <w:r>
+              <w:rPr>
+                <w:rFonts w:ascii="Aptos" w:hAnsi="Aptos"/>
+                <w:b w:val="0"/>
+                <w:color w:val="18212F"/>
+                <w:sz w:val="16"/>
+              </w:rPr>
+              <w:t>Utilizadores, IT, RAA, PM, EE, GC e EEP</w:t>
+            </w:r>
+          </w:p>
+        </w:tc>
+        <w:tc>
+          <w:tcPr>
+            <w:tcW w:type="dxa" w:w="2408"/>
+            <w:vAlign w:val="center"/>
+            <w:tcBorders>
+              <w:top w:val="single" w:sz="6" w:color="D3DFDA"/>
+              <w:left w:val="single" w:sz="6" w:color="D3DFDA"/>
+              <w:bottom w:val="single" w:sz="6" w:color="D3DFDA"/>
+              <w:right w:val="single" w:sz="6" w:color="D3DFDA"/>
+            </w:tcBorders>
+          </w:tcPr>
+          <w:p>
+            <w:pPr>
+              <w:spacing w:after="0"/>
+            </w:pPr>
+            <w:r/>
+            <w:r>
+              <w:rPr>
+                <w:rFonts w:ascii="Aptos" w:hAnsi="Aptos"/>
+                <w:b w:val="0"/>
+                <w:color w:val="18212F"/>
+                <w:sz w:val="16"/>
+              </w:rPr>
+              <w:t>DNS interno/externo aponta apenas para o VIP de entrada</w:t>
+            </w:r>
+          </w:p>
+        </w:tc>
+        <w:tc>
+          <w:tcPr>
+            <w:tcW w:type="dxa" w:w="2408"/>
+            <w:vAlign w:val="center"/>
+            <w:tcBorders>
+              <w:top w:val="single" w:sz="6" w:color="D3DFDA"/>
+              <w:left w:val="single" w:sz="6" w:color="D3DFDA"/>
+              <w:bottom w:val="single" w:sz="6" w:color="D3DFDA"/>
+              <w:right w:val="single" w:sz="6" w:color="D3DFDA"/>
+            </w:tcBorders>
+          </w:tcPr>
+          <w:p>
+            <w:pPr>
+              <w:spacing w:after="0"/>
+            </w:pPr>
+            <w:r/>
+            <w:r>
+              <w:rPr>
+                <w:rFonts w:ascii="Aptos" w:hAnsi="Aptos"/>
+                <w:b w:val="0"/>
+                <w:color w:val="18212F"/>
+                <w:sz w:val="16"/>
+              </w:rPr>
+              <w:t>Não existe acesso direto a APP, DB, NAS ou Valkey.</w:t>
+            </w:r>
+          </w:p>
+        </w:tc>
+      </w:tr>
+      <w:tr>
+        <w:tc>
+          <w:tcPr>
+            <w:tcW w:type="dxa" w:w="2408"/>
+            <w:vAlign w:val="center"/>
+            <w:tcBorders>
+              <w:top w:val="single" w:sz="6" w:color="D3DFDA"/>
+              <w:left w:val="single" w:sz="6" w:color="D3DFDA"/>
+              <w:bottom w:val="single" w:sz="6" w:color="D3DFDA"/>
+              <w:right w:val="single" w:sz="6" w:color="D3DFDA"/>
+            </w:tcBorders>
+          </w:tcPr>
+          <w:p>
+            <w:pPr>
+              <w:spacing w:after="0"/>
+            </w:pPr>
+            <w:r/>
+            <w:r>
+              <w:rPr>
+                <w:rFonts w:ascii="Aptos" w:hAnsi="Aptos"/>
+                <w:b w:val="0"/>
+                <w:color w:val="18212F"/>
+                <w:sz w:val="16"/>
+              </w:rPr>
+              <w:t>DMZ Web Ingress</w:t>
+            </w:r>
+          </w:p>
+        </w:tc>
+        <w:tc>
+          <w:tcPr>
+            <w:tcW w:type="dxa" w:w="2408"/>
+            <w:vAlign w:val="center"/>
+            <w:tcBorders>
+              <w:top w:val="single" w:sz="6" w:color="D3DFDA"/>
+              <w:left w:val="single" w:sz="6" w:color="D3DFDA"/>
+              <w:bottom w:val="single" w:sz="6" w:color="D3DFDA"/>
+              <w:right w:val="single" w:sz="6" w:color="D3DFDA"/>
+            </w:tcBorders>
+          </w:tcPr>
+          <w:p>
+            <w:pPr>
+              <w:spacing w:after="0"/>
+            </w:pPr>
+            <w:r/>
+            <w:r>
+              <w:rPr>
+                <w:rFonts w:ascii="Aptos" w:hAnsi="Aptos"/>
+                <w:b w:val="0"/>
+                <w:color w:val="18212F"/>
+                <w:sz w:val="16"/>
+              </w:rPr>
+              <w:t>VIP VRRP, HAProxy e dois BunkerWeb workers</w:t>
+            </w:r>
+          </w:p>
+        </w:tc>
+        <w:tc>
+          <w:tcPr>
+            <w:tcW w:type="dxa" w:w="2408"/>
+            <w:vAlign w:val="center"/>
+            <w:tcBorders>
+              <w:top w:val="single" w:sz="6" w:color="D3DFDA"/>
+              <w:left w:val="single" w:sz="6" w:color="D3DFDA"/>
+              <w:bottom w:val="single" w:sz="6" w:color="D3DFDA"/>
+              <w:right w:val="single" w:sz="6" w:color="D3DFDA"/>
+            </w:tcBorders>
+          </w:tcPr>
+          <w:p>
+            <w:pPr>
+              <w:spacing w:after="0"/>
+            </w:pPr>
+            <w:r/>
+            <w:r>
+              <w:rPr>
+                <w:rFonts w:ascii="Aptos" w:hAnsi="Aptos"/>
+                <w:b w:val="0"/>
+                <w:color w:val="18212F"/>
+                <w:sz w:val="16"/>
+              </w:rPr>
+              <w:t>Encaminhar X-Forwarded-For, X-Forwarded-Proto=https, Host; limitar request size a 50 MB</w:t>
+            </w:r>
+          </w:p>
+        </w:tc>
+        <w:tc>
+          <w:tcPr>
+            <w:tcW w:type="dxa" w:w="2408"/>
+            <w:vAlign w:val="center"/>
+            <w:tcBorders>
+              <w:top w:val="single" w:sz="6" w:color="D3DFDA"/>
+              <w:left w:val="single" w:sz="6" w:color="D3DFDA"/>
+              <w:bottom w:val="single" w:sz="6" w:color="D3DFDA"/>
+              <w:right w:val="single" w:sz="6" w:color="D3DFDA"/>
+            </w:tcBorders>
+          </w:tcPr>
+          <w:p>
+            <w:pPr>
+              <w:spacing w:after="0"/>
+            </w:pPr>
+            <w:r/>
+            <w:r>
+              <w:rPr>
+                <w:rFonts w:ascii="Aptos" w:hAnsi="Aptos"/>
+                <w:b w:val="0"/>
+                <w:color w:val="18212F"/>
+                <w:sz w:val="16"/>
+              </w:rPr>
+              <w:t>O TLS termina no BunkerWeb/WAF. A aplicação já confia em um reverse proxy e aplica CSP/Helmet.</w:t>
+            </w:r>
+          </w:p>
+        </w:tc>
+      </w:tr>
+      <w:tr>
+        <w:tc>
+          <w:tcPr>
+            <w:tcW w:type="dxa" w:w="2408"/>
+            <w:vAlign w:val="center"/>
+            <w:tcBorders>
+              <w:top w:val="single" w:sz="6" w:color="D3DFDA"/>
+              <w:left w:val="single" w:sz="6" w:color="D3DFDA"/>
+              <w:bottom w:val="single" w:sz="6" w:color="D3DFDA"/>
+              <w:right w:val="single" w:sz="6" w:color="D3DFDA"/>
+            </w:tcBorders>
+          </w:tcPr>
+          <w:p>
+            <w:pPr>
+              <w:spacing w:after="0"/>
+            </w:pPr>
+            <w:r/>
+            <w:r>
+              <w:rPr>
+                <w:rFonts w:ascii="Aptos" w:hAnsi="Aptos"/>
+                <w:b w:val="0"/>
+                <w:color w:val="18212F"/>
+                <w:sz w:val="16"/>
+              </w:rPr>
+              <w:t>DMZ App Services</w:t>
+            </w:r>
+          </w:p>
+        </w:tc>
+        <w:tc>
+          <w:tcPr>
+            <w:tcW w:type="dxa" w:w="2408"/>
+            <w:vAlign w:val="center"/>
+            <w:tcBorders>
+              <w:top w:val="single" w:sz="6" w:color="D3DFDA"/>
+              <w:left w:val="single" w:sz="6" w:color="D3DFDA"/>
+              <w:bottom w:val="single" w:sz="6" w:color="D3DFDA"/>
+              <w:right w:val="single" w:sz="6" w:color="D3DFDA"/>
+            </w:tcBorders>
+          </w:tcPr>
+          <w:p>
+            <w:pPr>
+              <w:spacing w:after="0"/>
+            </w:pPr>
+            <w:r/>
+            <w:r>
+              <w:rPr>
+                <w:rFonts w:ascii="Aptos" w:hAnsi="Aptos"/>
+                <w:b w:val="0"/>
+                <w:color w:val="18212F"/>
+                <w:sz w:val="16"/>
+              </w:rPr>
+              <w:t>APP node 1 e APP node 2</w:t>
+            </w:r>
+          </w:p>
+        </w:tc>
+        <w:tc>
+          <w:tcPr>
+            <w:tcW w:type="dxa" w:w="2408"/>
+            <w:vAlign w:val="center"/>
+            <w:tcBorders>
+              <w:top w:val="single" w:sz="6" w:color="D3DFDA"/>
+              <w:left w:val="single" w:sz="6" w:color="D3DFDA"/>
+              <w:bottom w:val="single" w:sz="6" w:color="D3DFDA"/>
+              <w:right w:val="single" w:sz="6" w:color="D3DFDA"/>
+            </w:tcBorders>
+          </w:tcPr>
+          <w:p>
+            <w:pPr>
+              <w:spacing w:after="0"/>
+            </w:pPr>
+            <w:r/>
+            <w:r>
+              <w:rPr>
+                <w:rFonts w:ascii="Aptos" w:hAnsi="Aptos"/>
+                <w:b w:val="0"/>
+                <w:color w:val="18212F"/>
+                <w:sz w:val="16"/>
+              </w:rPr>
+              <w:t>Mesma release, mesmo /etc/plataforma-ambiental/app.env, mas segredos injetados pelo cofre</w:t>
+            </w:r>
+          </w:p>
+        </w:tc>
+        <w:tc>
+          <w:tcPr>
+            <w:tcW w:type="dxa" w:w="2408"/>
+            <w:vAlign w:val="center"/>
+            <w:tcBorders>
+              <w:top w:val="single" w:sz="6" w:color="D3DFDA"/>
+              <w:left w:val="single" w:sz="6" w:color="D3DFDA"/>
+              <w:bottom w:val="single" w:sz="6" w:color="D3DFDA"/>
+              <w:right w:val="single" w:sz="6" w:color="D3DFDA"/>
+            </w:tcBorders>
+          </w:tcPr>
+          <w:p>
+            <w:pPr>
+              <w:spacing w:after="0"/>
+            </w:pPr>
+            <w:r/>
+            <w:r>
+              <w:rPr>
+                <w:rFonts w:ascii="Aptos" w:hAnsi="Aptos"/>
+                <w:b w:val="0"/>
+                <w:color w:val="18212F"/>
+                <w:sz w:val="16"/>
+              </w:rPr>
+              <w:t>Cada nó executa uma instância PM2. Não é necessário sticky session.</w:t>
+            </w:r>
+          </w:p>
+        </w:tc>
+      </w:tr>
+      <w:tr>
+        <w:tc>
+          <w:tcPr>
+            <w:tcW w:type="dxa" w:w="2408"/>
+            <w:vAlign w:val="center"/>
+            <w:tcBorders>
+              <w:top w:val="single" w:sz="6" w:color="D3DFDA"/>
+              <w:left w:val="single" w:sz="6" w:color="D3DFDA"/>
+              <w:bottom w:val="single" w:sz="6" w:color="D3DFDA"/>
+              <w:right w:val="single" w:sz="6" w:color="D3DFDA"/>
+            </w:tcBorders>
+          </w:tcPr>
+          <w:p>
+            <w:pPr>
+              <w:spacing w:after="0"/>
+            </w:pPr>
+            <w:r/>
+            <w:r>
+              <w:rPr>
+                <w:rFonts w:ascii="Aptos" w:hAnsi="Aptos"/>
+                <w:b w:val="0"/>
+                <w:color w:val="18212F"/>
+                <w:sz w:val="16"/>
+              </w:rPr>
+              <w:t>DMZ Data DB</w:t>
+            </w:r>
+          </w:p>
+        </w:tc>
+        <w:tc>
+          <w:tcPr>
+            <w:tcW w:type="dxa" w:w="2408"/>
+            <w:vAlign w:val="center"/>
+            <w:tcBorders>
+              <w:top w:val="single" w:sz="6" w:color="D3DFDA"/>
+              <w:left w:val="single" w:sz="6" w:color="D3DFDA"/>
+              <w:bottom w:val="single" w:sz="6" w:color="D3DFDA"/>
+              <w:right w:val="single" w:sz="6" w:color="D3DFDA"/>
+            </w:tcBorders>
+          </w:tcPr>
+          <w:p>
+            <w:pPr>
+              <w:spacing w:after="0"/>
+            </w:pPr>
+            <w:r/>
+            <w:r>
+              <w:rPr>
+                <w:rFonts w:ascii="Aptos" w:hAnsi="Aptos"/>
+                <w:b w:val="0"/>
+                <w:color w:val="18212F"/>
+                <w:sz w:val="16"/>
+              </w:rPr>
+              <w:t>Dois MariaDB em Galera, acessíveis por VIP DB</w:t>
+            </w:r>
+          </w:p>
+        </w:tc>
+        <w:tc>
+          <w:tcPr>
+            <w:tcW w:type="dxa" w:w="2408"/>
+            <w:vAlign w:val="center"/>
+            <w:tcBorders>
+              <w:top w:val="single" w:sz="6" w:color="D3DFDA"/>
+              <w:left w:val="single" w:sz="6" w:color="D3DFDA"/>
+              <w:bottom w:val="single" w:sz="6" w:color="D3DFDA"/>
+              <w:right w:val="single" w:sz="6" w:color="D3DFDA"/>
+            </w:tcBorders>
+          </w:tcPr>
+          <w:p>
+            <w:pPr>
+              <w:spacing w:after="0"/>
+            </w:pPr>
+            <w:r/>
+            <w:r>
+              <w:rPr>
+                <w:rFonts w:ascii="Aptos" w:hAnsi="Aptos"/>
+                <w:b w:val="0"/>
+                <w:color w:val="18212F"/>
+                <w:sz w:val="16"/>
+              </w:rPr>
+              <w:t>DATABASE_URL aponta para o VIP, com utilizador de menor privilégio</w:t>
+            </w:r>
+          </w:p>
+        </w:tc>
+        <w:tc>
+          <w:tcPr>
+            <w:tcW w:type="dxa" w:w="2408"/>
+            <w:vAlign w:val="center"/>
+            <w:tcBorders>
+              <w:top w:val="single" w:sz="6" w:color="D3DFDA"/>
+              <w:left w:val="single" w:sz="6" w:color="D3DFDA"/>
+              <w:bottom w:val="single" w:sz="6" w:color="D3DFDA"/>
+              <w:right w:val="single" w:sz="6" w:color="D3DFDA"/>
+            </w:tcBorders>
+          </w:tcPr>
+          <w:p>
+            <w:pPr>
+              <w:spacing w:after="0"/>
+            </w:pPr>
+            <w:r/>
+            <w:r>
+              <w:rPr>
+                <w:rFonts w:ascii="Aptos" w:hAnsi="Aptos"/>
+                <w:b w:val="0"/>
+                <w:color w:val="18212F"/>
+                <w:sz w:val="16"/>
+              </w:rPr>
+              <w:t>O quorum Galera, backups e restauros são responsabilidade do IT/DBA.</w:t>
+            </w:r>
+          </w:p>
+        </w:tc>
+      </w:tr>
+      <w:tr>
+        <w:tc>
+          <w:tcPr>
+            <w:tcW w:type="dxa" w:w="2408"/>
+            <w:vAlign w:val="center"/>
+            <w:tcBorders>
+              <w:top w:val="single" w:sz="6" w:color="D3DFDA"/>
+              <w:left w:val="single" w:sz="6" w:color="D3DFDA"/>
+              <w:bottom w:val="single" w:sz="6" w:color="D3DFDA"/>
+              <w:right w:val="single" w:sz="6" w:color="D3DFDA"/>
+            </w:tcBorders>
+          </w:tcPr>
+          <w:p>
+            <w:pPr>
+              <w:spacing w:after="0"/>
+            </w:pPr>
+            <w:r/>
+            <w:r>
+              <w:rPr>
+                <w:rFonts w:ascii="Aptos" w:hAnsi="Aptos"/>
+                <w:b w:val="0"/>
+                <w:color w:val="18212F"/>
+                <w:sz w:val="16"/>
+              </w:rPr>
+              <w:t>Synology NAS</w:t>
+            </w:r>
+          </w:p>
+        </w:tc>
+        <w:tc>
+          <w:tcPr>
+            <w:tcW w:type="dxa" w:w="2408"/>
+            <w:vAlign w:val="center"/>
+            <w:tcBorders>
+              <w:top w:val="single" w:sz="6" w:color="D3DFDA"/>
+              <w:left w:val="single" w:sz="6" w:color="D3DFDA"/>
+              <w:bottom w:val="single" w:sz="6" w:color="D3DFDA"/>
+              <w:right w:val="single" w:sz="6" w:color="D3DFDA"/>
+            </w:tcBorders>
+          </w:tcPr>
+          <w:p>
+            <w:pPr>
+              <w:spacing w:after="0"/>
+            </w:pPr>
+            <w:r/>
+            <w:r>
+              <w:rPr>
+                <w:rFonts w:ascii="Aptos" w:hAnsi="Aptos"/>
+                <w:b w:val="0"/>
+                <w:color w:val="18212F"/>
+                <w:sz w:val="16"/>
+              </w:rPr>
+              <w:t>Object storage privado e destino de backup</w:t>
+            </w:r>
+          </w:p>
+        </w:tc>
+        <w:tc>
+          <w:tcPr>
+            <w:tcW w:type="dxa" w:w="2408"/>
+            <w:vAlign w:val="center"/>
+            <w:tcBorders>
+              <w:top w:val="single" w:sz="6" w:color="D3DFDA"/>
+              <w:left w:val="single" w:sz="6" w:color="D3DFDA"/>
+              <w:bottom w:val="single" w:sz="6" w:color="D3DFDA"/>
+              <w:right w:val="single" w:sz="6" w:color="D3DFDA"/>
+            </w:tcBorders>
+          </w:tcPr>
+          <w:p>
+            <w:pPr>
+              <w:spacing w:after="0"/>
+            </w:pPr>
+            <w:r/>
+            <w:r>
+              <w:rPr>
+                <w:rFonts w:ascii="Aptos" w:hAnsi="Aptos"/>
+                <w:b w:val="0"/>
+                <w:color w:val="18212F"/>
+                <w:sz w:val="16"/>
+              </w:rPr>
+              <w:t>S3_* no cofre; bucket privado, versão e retenção</w:t>
+            </w:r>
+          </w:p>
+        </w:tc>
+        <w:tc>
+          <w:tcPr>
+            <w:tcW w:type="dxa" w:w="2408"/>
+            <w:vAlign w:val="center"/>
+            <w:tcBorders>
+              <w:top w:val="single" w:sz="6" w:color="D3DFDA"/>
+              <w:left w:val="single" w:sz="6" w:color="D3DFDA"/>
+              <w:bottom w:val="single" w:sz="6" w:color="D3DFDA"/>
+              <w:right w:val="single" w:sz="6" w:color="D3DFDA"/>
+            </w:tcBorders>
+          </w:tcPr>
+          <w:p>
+            <w:pPr>
+              <w:spacing w:after="0"/>
+            </w:pPr>
+            <w:r/>
+            <w:r>
+              <w:rPr>
+                <w:rFonts w:ascii="Aptos" w:hAnsi="Aptos"/>
+                <w:b w:val="0"/>
+                <w:color w:val="18212F"/>
+                <w:sz w:val="16"/>
+              </w:rPr>
+              <w:t>Um NAS isolado é ponto único de falha: usar RAID não substitui uma segunda cópia/replicação.</w:t>
+            </w:r>
+          </w:p>
+        </w:tc>
+      </w:tr>
+      <w:tr>
+        <w:tc>
+          <w:tcPr>
+            <w:tcW w:type="dxa" w:w="2408"/>
+            <w:vAlign w:val="center"/>
+            <w:tcBorders>
+              <w:top w:val="single" w:sz="6" w:color="D3DFDA"/>
+              <w:left w:val="single" w:sz="6" w:color="D3DFDA"/>
+              <w:bottom w:val="single" w:sz="6" w:color="D3DFDA"/>
+              <w:right w:val="single" w:sz="6" w:color="D3DFDA"/>
+            </w:tcBorders>
+          </w:tcPr>
+          <w:p>
+            <w:pPr>
+              <w:spacing w:after="0"/>
+            </w:pPr>
+            <w:r/>
+            <w:r>
+              <w:rPr>
+                <w:rFonts w:ascii="Aptos" w:hAnsi="Aptos"/>
+                <w:b w:val="0"/>
+                <w:color w:val="18212F"/>
+                <w:sz w:val="16"/>
+              </w:rPr>
+              <w:t>BunkerWeb Manager + Valkey</w:t>
+            </w:r>
+          </w:p>
+        </w:tc>
+        <w:tc>
+          <w:tcPr>
+            <w:tcW w:type="dxa" w:w="2408"/>
+            <w:vAlign w:val="center"/>
+            <w:tcBorders>
+              <w:top w:val="single" w:sz="6" w:color="D3DFDA"/>
+              <w:left w:val="single" w:sz="6" w:color="D3DFDA"/>
+              <w:bottom w:val="single" w:sz="6" w:color="D3DFDA"/>
+              <w:right w:val="single" w:sz="6" w:color="D3DFDA"/>
+            </w:tcBorders>
+          </w:tcPr>
+          <w:p>
+            <w:pPr>
+              <w:spacing w:after="0"/>
+            </w:pPr>
+            <w:r/>
+            <w:r>
+              <w:rPr>
+                <w:rFonts w:ascii="Aptos" w:hAnsi="Aptos"/>
+                <w:b w:val="0"/>
+                <w:color w:val="18212F"/>
+                <w:sz w:val="16"/>
+              </w:rPr>
+              <w:t>Gestão WAF e estado distribuído</w:t>
+            </w:r>
+          </w:p>
+        </w:tc>
+        <w:tc>
+          <w:tcPr>
+            <w:tcW w:type="dxa" w:w="2408"/>
+            <w:vAlign w:val="center"/>
+            <w:tcBorders>
+              <w:top w:val="single" w:sz="6" w:color="D3DFDA"/>
+              <w:left w:val="single" w:sz="6" w:color="D3DFDA"/>
+              <w:bottom w:val="single" w:sz="6" w:color="D3DFDA"/>
+              <w:right w:val="single" w:sz="6" w:color="D3DFDA"/>
+            </w:tcBorders>
+          </w:tcPr>
+          <w:p>
+            <w:pPr>
+              <w:spacing w:after="0"/>
+            </w:pPr>
+            <w:r/>
+            <w:r>
+              <w:rPr>
+                <w:rFonts w:ascii="Aptos" w:hAnsi="Aptos"/>
+                <w:b w:val="0"/>
+                <w:color w:val="18212F"/>
+                <w:sz w:val="16"/>
+              </w:rPr>
+              <w:t>VALKEY_URL privado para limites de autenticação</w:t>
+            </w:r>
+          </w:p>
+        </w:tc>
+        <w:tc>
+          <w:tcPr>
+            <w:tcW w:type="dxa" w:w="2408"/>
+            <w:vAlign w:val="center"/>
+            <w:tcBorders>
+              <w:top w:val="single" w:sz="6" w:color="D3DFDA"/>
+              <w:left w:val="single" w:sz="6" w:color="D3DFDA"/>
+              <w:bottom w:val="single" w:sz="6" w:color="D3DFDA"/>
+              <w:right w:val="single" w:sz="6" w:color="D3DFDA"/>
+            </w:tcBorders>
+          </w:tcPr>
+          <w:p>
+            <w:pPr>
+              <w:spacing w:after="0"/>
+            </w:pPr>
+            <w:r/>
+            <w:r>
+              <w:rPr>
+                <w:rFonts w:ascii="Aptos" w:hAnsi="Aptos"/>
+                <w:b w:val="0"/>
+                <w:color w:val="18212F"/>
+                <w:sz w:val="16"/>
+              </w:rPr>
+              <w:t>Valkey não é exposto à Internet. Considerar Sentinel/replica em fase de alta disponibilidade.</w:t>
+            </w:r>
+          </w:p>
+        </w:tc>
+      </w:tr>
+      <w:tr>
+        <w:tc>
+          <w:tcPr>
+            <w:tcW w:type="dxa" w:w="2408"/>
+            <w:vAlign w:val="center"/>
+            <w:tcBorders>
+              <w:top w:val="single" w:sz="6" w:color="D3DFDA"/>
+              <w:left w:val="single" w:sz="6" w:color="D3DFDA"/>
+              <w:bottom w:val="single" w:sz="6" w:color="D3DFDA"/>
+              <w:right w:val="single" w:sz="6" w:color="D3DFDA"/>
+            </w:tcBorders>
+          </w:tcPr>
+          <w:p>
+            <w:pPr>
+              <w:spacing w:after="0"/>
+            </w:pPr>
+            <w:r/>
+            <w:r>
+              <w:rPr>
+                <w:rFonts w:ascii="Aptos" w:hAnsi="Aptos"/>
+                <w:b w:val="0"/>
+                <w:color w:val="18212F"/>
+                <w:sz w:val="16"/>
+              </w:rPr>
+              <w:t>Office 365 / Azure OpenAI</w:t>
+            </w:r>
+          </w:p>
+        </w:tc>
+        <w:tc>
+          <w:tcPr>
+            <w:tcW w:type="dxa" w:w="2408"/>
+            <w:vAlign w:val="center"/>
+            <w:tcBorders>
+              <w:top w:val="single" w:sz="6" w:color="D3DFDA"/>
+              <w:left w:val="single" w:sz="6" w:color="D3DFDA"/>
+              <w:bottom w:val="single" w:sz="6" w:color="D3DFDA"/>
+              <w:right w:val="single" w:sz="6" w:color="D3DFDA"/>
+            </w:tcBorders>
+          </w:tcPr>
+          <w:p>
+            <w:pPr>
+              <w:spacing w:after="0"/>
+            </w:pPr>
+            <w:r/>
+            <w:r>
+              <w:rPr>
+                <w:rFonts w:ascii="Aptos" w:hAnsi="Aptos"/>
+                <w:b w:val="0"/>
+                <w:color w:val="18212F"/>
+                <w:sz w:val="16"/>
+              </w:rPr>
+              <w:t>Email e importação PDF, quando configurada</w:t>
+            </w:r>
+          </w:p>
+        </w:tc>
+        <w:tc>
+          <w:tcPr>
+            <w:tcW w:type="dxa" w:w="2408"/>
+            <w:vAlign w:val="center"/>
+            <w:tcBorders>
+              <w:top w:val="single" w:sz="6" w:color="D3DFDA"/>
+              <w:left w:val="single" w:sz="6" w:color="D3DFDA"/>
+              <w:bottom w:val="single" w:sz="6" w:color="D3DFDA"/>
+              <w:right w:val="single" w:sz="6" w:color="D3DFDA"/>
+            </w:tcBorders>
+          </w:tcPr>
+          <w:p>
+            <w:pPr>
+              <w:spacing w:after="0"/>
+            </w:pPr>
+            <w:r/>
+            <w:r>
+              <w:rPr>
+                <w:rFonts w:ascii="Aptos" w:hAnsi="Aptos"/>
+                <w:b w:val="0"/>
+                <w:color w:val="18212F"/>
+                <w:sz w:val="16"/>
+              </w:rPr>
+              <w:t>SMTP com STARTTLS; credenciais Azure apenas nos APP nodes</w:t>
+            </w:r>
+          </w:p>
+        </w:tc>
+        <w:tc>
+          <w:tcPr>
+            <w:tcW w:type="dxa" w:w="2408"/>
+            <w:vAlign w:val="center"/>
+            <w:tcBorders>
+              <w:top w:val="single" w:sz="6" w:color="D3DFDA"/>
+              <w:left w:val="single" w:sz="6" w:color="D3DFDA"/>
+              <w:bottom w:val="single" w:sz="6" w:color="D3DFDA"/>
+              <w:right w:val="single" w:sz="6" w:color="D3DFDA"/>
+            </w:tcBorders>
+          </w:tcPr>
+          <w:p>
+            <w:pPr>
+              <w:spacing w:after="0"/>
+            </w:pPr>
+            <w:r/>
+            <w:r>
+              <w:rPr>
+                <w:rFonts w:ascii="Aptos" w:hAnsi="Aptos"/>
+                <w:b w:val="0"/>
+                <w:color w:val="18212F"/>
+                <w:sz w:val="16"/>
+              </w:rPr>
+              <w:t>As saídas partem dos APP nodes, não dos workers WAF.</w:t>
+            </w:r>
+          </w:p>
+        </w:tc>
+      </w:tr>
+      <w:tr>
+        <w:tc>
+          <w:tcPr>
+            <w:tcW w:type="dxa" w:w="2408"/>
+            <w:vAlign w:val="center"/>
+            <w:tcBorders>
+              <w:top w:val="single" w:sz="6" w:color="D3DFDA"/>
+              <w:left w:val="single" w:sz="6" w:color="D3DFDA"/>
+              <w:bottom w:val="single" w:sz="6" w:color="D3DFDA"/>
+              <w:right w:val="single" w:sz="6" w:color="D3DFDA"/>
+            </w:tcBorders>
+          </w:tcPr>
+          <w:p>
+            <w:pPr>
+              <w:spacing w:after="0"/>
+            </w:pPr>
+            <w:r/>
+            <w:r>
+              <w:rPr>
+                <w:rFonts w:ascii="Aptos" w:hAnsi="Aptos"/>
+                <w:b w:val="0"/>
+                <w:color w:val="18212F"/>
+                <w:sz w:val="16"/>
+              </w:rPr>
+              <w:t>ACC</w:t>
+            </w:r>
+          </w:p>
+        </w:tc>
+        <w:tc>
+          <w:tcPr>
+            <w:tcW w:type="dxa" w:w="2408"/>
+            <w:vAlign w:val="center"/>
+            <w:tcBorders>
+              <w:top w:val="single" w:sz="6" w:color="D3DFDA"/>
+              <w:left w:val="single" w:sz="6" w:color="D3DFDA"/>
+              <w:bottom w:val="single" w:sz="6" w:color="D3DFDA"/>
+              <w:right w:val="single" w:sz="6" w:color="D3DFDA"/>
+            </w:tcBorders>
+          </w:tcPr>
+          <w:p>
+            <w:pPr>
+              <w:spacing w:after="0"/>
+            </w:pPr>
+            <w:r/>
+            <w:r>
+              <w:rPr>
+                <w:rFonts w:ascii="Aptos" w:hAnsi="Aptos"/>
+                <w:b w:val="0"/>
+                <w:color w:val="18212F"/>
+                <w:sz w:val="16"/>
+              </w:rPr>
+              <w:t>Integração documental</w:t>
+            </w:r>
+          </w:p>
+        </w:tc>
+        <w:tc>
+          <w:tcPr>
+            <w:tcW w:type="dxa" w:w="2408"/>
+            <w:vAlign w:val="center"/>
+            <w:tcBorders>
+              <w:top w:val="single" w:sz="6" w:color="D3DFDA"/>
+              <w:left w:val="single" w:sz="6" w:color="D3DFDA"/>
+              <w:bottom w:val="single" w:sz="6" w:color="D3DFDA"/>
+              <w:right w:val="single" w:sz="6" w:color="D3DFDA"/>
+            </w:tcBorders>
+          </w:tcPr>
+          <w:p>
+            <w:pPr>
+              <w:spacing w:after="0"/>
+            </w:pPr>
+            <w:r/>
+            <w:r>
+              <w:rPr>
+                <w:rFonts w:ascii="Aptos" w:hAnsi="Aptos"/>
+                <w:b w:val="0"/>
+                <w:color w:val="18212F"/>
+                <w:sz w:val="16"/>
+              </w:rPr>
+              <w:t>App APS técnica, ADS_*, mapeamento por projeto</w:t>
+            </w:r>
+          </w:p>
+        </w:tc>
+        <w:tc>
+          <w:tcPr>
+            <w:tcW w:type="dxa" w:w="2408"/>
+            <w:vAlign w:val="center"/>
+            <w:tcBorders>
+              <w:top w:val="single" w:sz="6" w:color="D3DFDA"/>
+              <w:left w:val="single" w:sz="6" w:color="D3DFDA"/>
+              <w:bottom w:val="single" w:sz="6" w:color="D3DFDA"/>
+              <w:right w:val="single" w:sz="6" w:color="D3DFDA"/>
+            </w:tcBorders>
+          </w:tcPr>
+          <w:p>
+            <w:pPr>
+              <w:spacing w:after="0"/>
+            </w:pPr>
+            <w:r/>
+            <w:r>
+              <w:rPr>
+                <w:rFonts w:ascii="Aptos" w:hAnsi="Aptos"/>
+                <w:b w:val="0"/>
+                <w:color w:val="18212F"/>
+                <w:sz w:val="16"/>
+              </w:rPr>
+              <w:t>Tokens nunca chegam ao browser nem são commitados.</w:t>
+            </w:r>
+          </w:p>
+        </w:tc>
+      </w:tr>
+    </w:tbl>
+    <w:p>
+      <w:pPr>
+        <w:spacing w:after="40"/>
+      </w:pPr>
+    </w:p>
+    <w:p>
+      <w:pPr>
+        <w:pStyle w:val="Heading2"/>
+      </w:pPr>
+      <w:r>
+        <w:t>2. Pré-requisitos e decisões que o IT tem de fechar</w:t>
+      </w:r>
+    </w:p>
+    <w:p>
+      <w:pPr>
+        <w:spacing w:after="100"/>
+      </w:pPr>
+      <w:r>
+        <w:t>Antes de criar VMs, devem ser aprovados estes valores no CAB/change record:</w:t>
+      </w:r>
+    </w:p>
+    <w:p>
+      <w:pPr>
+        <w:pStyle w:val="ListNumber"/>
+      </w:pPr>
+      <w:r>
+        <w:t>Nome de serviço e DNS: por exemplo stand.startcampus.pt; registar também o URL de staging.</w:t>
+      </w:r>
+    </w:p>
+    <w:p>
+      <w:pPr>
+        <w:pStyle w:val="ListNumber"/>
+      </w:pPr>
+      <w:r>
+        <w:t>VIPs internos: VIP de entrada, VIP DB e endpoint S3 do Synology. O diagrama não fixa endereços, portanto os valores 10.x apresentados em exemplos são meramente ilustrativos.</w:t>
+      </w:r>
+    </w:p>
+    <w:p>
+      <w:pPr>
+        <w:pStyle w:val="ListNumber"/>
+      </w:pPr>
+      <w:r>
+        <w:t>TLS: decidir se o certificado chega por PKI interna ou ACME/Let's Encrypt. Se for ACME HTTP-01, o desafio tem de chegar à zona BunkerWeb e ao VIP; se o domínio não for publicamente resolúvel, usar DNS-01/PKI interna.</w:t>
+      </w:r>
+    </w:p>
+    <w:p>
+      <w:pPr>
+        <w:pStyle w:val="ListNumber"/>
+      </w:pPr>
+      <w:r>
+        <w:t>Base de dados: versão MariaDB suportada, conta stand_app de menor privilégio, estratégia de bootstrap Galera, quorum, cópia fora do cluster e prova de restauro.</w:t>
+      </w:r>
+    </w:p>
+    <w:p>
+      <w:pPr>
+        <w:pStyle w:val="ListNumber"/>
+      </w:pPr>
+      <w:r>
+        <w:t>Synology: bucket privado S3, conta de serviço exclusiva da STAND, encriptação, versionamento e lifecycle/retention. Não montar o NAS como disco da aplicação.</w:t>
+      </w:r>
+    </w:p>
+    <w:p>
+      <w:pPr>
+        <w:pStyle w:val="ListNumber"/>
+      </w:pPr>
+      <w:r>
+        <w:t>Valkey: endpoint TLS privado, palavra-passe/certificado e plano de disponibilidade. A STAND falha fechada na autenticação se o Valkey configurado em produção estiver indisponível.</w:t>
+      </w:r>
+    </w:p>
+    <w:p>
+      <w:pPr>
+        <w:pStyle w:val="ListNumber"/>
+      </w:pPr>
+      <w:r>
+        <w:t>Correio: mailbox técnico, SPF/DKIM/DMARC e lista de distribuição para alertas (ALERT_EMAIL_RECIPIENTS).</w:t>
+      </w:r>
+    </w:p>
+    <w:p>
+      <w:pPr>
+        <w:pStyle w:val="ListNumber"/>
+      </w:pPr>
+      <w:r>
+        <w:t>Identidade e ACC: OAuth APS é opcional; a autenticação local por email/password e 2FA da STAND continua funcional sem um fornecedor de hosting. Identidade corporativa adicional requer configuração separada e testada.</w:t>
+      </w:r>
+    </w:p>
+    <w:p>
+      <w:pPr>
+        <w:pStyle w:val="ListNumber"/>
+      </w:pPr>
+      <w:r>
+        <w:t>Fase 2 BMS: só ativar depois de Operação, BMS e Segurança aprovarem as métricas, gateway, NTP e HMAC. Não é pré-requisito da Fase 1.</w:t>
+      </w:r>
+    </w:p>
+    <w:p>
+      <w:pPr>
+        <w:pStyle w:val="Heading2"/>
+      </w:pPr>
+      <w:r>
+        <w:t>3. O que o repositório já entrega</w:t>
+      </w:r>
+    </w:p>
+    <w:tbl>
+      <w:tblPr>
+        <w:tblStyle w:val="TableGrid"/>
+        <w:tblW w:type="auto" w:w="0"/>
+        <w:jc w:val="center"/>
+        <w:tblLayout w:type="autofit"/>
+        <w:tblLook w:firstColumn="1" w:firstRow="1" w:lastColumn="0" w:lastRow="0" w:noHBand="0" w:noVBand="1" w:val="04A0"/>
+      </w:tblPr>
+      <w:tblGrid>
+        <w:gridCol w:w="3211"/>
+        <w:gridCol w:w="3211"/>
+        <w:gridCol w:w="3211"/>
+      </w:tblGrid>
+      <w:tr>
+        <w:tc>
+          <w:tcPr>
+            <w:tcW w:type="dxa" w:w="3211"/>
+            <w:shd w:fill="0A3638"/>
+            <w:vAlign w:val="center"/>
+            <w:tcBorders>
+              <w:top w:val="single" w:sz="6" w:color="D3DFDA"/>
+              <w:left w:val="single" w:sz="6" w:color="D3DFDA"/>
+              <w:bottom w:val="single" w:sz="6" w:color="D3DFDA"/>
+              <w:right w:val="single" w:sz="6" w:color="D3DFDA"/>
+            </w:tcBorders>
+          </w:tcPr>
+          <w:p>
+            <w:pPr>
+              <w:spacing w:after="0"/>
+            </w:pPr>
+            <w:r/>
+            <w:r>
+              <w:rPr>
+                <w:rFonts w:ascii="Aptos" w:hAnsi="Aptos"/>
+                <w:b/>
+                <w:color w:val="FFFFFF"/>
+                <w:sz w:val="16"/>
+              </w:rPr>
+              <w:t>Artefacto</w:t>
+            </w:r>
+          </w:p>
+        </w:tc>
+        <w:tc>
+          <w:tcPr>
+            <w:tcW w:type="dxa" w:w="3211"/>
+            <w:shd w:fill="0A3638"/>
+            <w:vAlign w:val="center"/>
+            <w:tcBorders>
+              <w:top w:val="single" w:sz="6" w:color="D3DFDA"/>
+              <w:left w:val="single" w:sz="6" w:color="D3DFDA"/>
+              <w:bottom w:val="single" w:sz="6" w:color="D3DFDA"/>
+              <w:right w:val="single" w:sz="6" w:color="D3DFDA"/>
+            </w:tcBorders>
+          </w:tcPr>
+          <w:p>
+            <w:pPr>
+              <w:spacing w:after="0"/>
+            </w:pPr>
+            <w:r/>
+            <w:r>
+              <w:rPr>
+                <w:rFonts w:ascii="Aptos" w:hAnsi="Aptos"/>
+                <w:b/>
+                <w:color w:val="FFFFFF"/>
+                <w:sz w:val="16"/>
+              </w:rPr>
+              <w:t>Finalidade</w:t>
+            </w:r>
+          </w:p>
+        </w:tc>
+        <w:tc>
+          <w:tcPr>
+            <w:tcW w:type="dxa" w:w="3211"/>
+            <w:shd w:fill="0A3638"/>
+            <w:vAlign w:val="center"/>
+            <w:tcBorders>
+              <w:top w:val="single" w:sz="6" w:color="D3DFDA"/>
+              <w:left w:val="single" w:sz="6" w:color="D3DFDA"/>
+              <w:bottom w:val="single" w:sz="6" w:color="D3DFDA"/>
+              <w:right w:val="single" w:sz="6" w:color="D3DFDA"/>
+            </w:tcBorders>
+          </w:tcPr>
+          <w:p>
+            <w:pPr>
+              <w:spacing w:after="0"/>
+            </w:pPr>
+            <w:r/>
+            <w:r>
+              <w:rPr>
+                <w:rFonts w:ascii="Aptos" w:hAnsi="Aptos"/>
+                <w:b/>
+                <w:color w:val="FFFFFF"/>
+                <w:sz w:val="16"/>
+              </w:rPr>
+              <w:t>Ação IT</w:t>
+            </w:r>
+          </w:p>
+        </w:tc>
+      </w:tr>
+      <w:tr>
+        <w:tc>
+          <w:tcPr>
+            <w:tcW w:type="dxa" w:w="3211"/>
+            <w:vAlign w:val="center"/>
+            <w:tcBorders>
+              <w:top w:val="single" w:sz="6" w:color="D3DFDA"/>
+              <w:left w:val="single" w:sz="6" w:color="D3DFDA"/>
+              <w:bottom w:val="single" w:sz="6" w:color="D3DFDA"/>
+              <w:right w:val="single" w:sz="6" w:color="D3DFDA"/>
+            </w:tcBorders>
+          </w:tcPr>
+          <w:p>
+            <w:pPr>
+              <w:spacing w:after="0"/>
+            </w:pPr>
+            <w:r/>
+            <w:r>
+              <w:rPr>
+                <w:rFonts w:ascii="Aptos" w:hAnsi="Aptos"/>
+                <w:b w:val="0"/>
+                <w:color w:val="18212F"/>
+                <w:sz w:val="16"/>
+              </w:rPr>
+              <w:t>ecosystem.config.cjs</w:t>
+            </w:r>
+          </w:p>
+        </w:tc>
+        <w:tc>
+          <w:tcPr>
+            <w:tcW w:type="dxa" w:w="3211"/>
+            <w:vAlign w:val="center"/>
+            <w:tcBorders>
+              <w:top w:val="single" w:sz="6" w:color="D3DFDA"/>
+              <w:left w:val="single" w:sz="6" w:color="D3DFDA"/>
+              <w:bottom w:val="single" w:sz="6" w:color="D3DFDA"/>
+              <w:right w:val="single" w:sz="6" w:color="D3DFDA"/>
+            </w:tcBorders>
+          </w:tcPr>
+          <w:p>
+            <w:pPr>
+              <w:spacing w:after="0"/>
+            </w:pPr>
+            <w:r/>
+            <w:r>
+              <w:rPr>
+                <w:rFonts w:ascii="Aptos" w:hAnsi="Aptos"/>
+                <w:b w:val="0"/>
+                <w:color w:val="18212F"/>
+                <w:sz w:val="16"/>
+              </w:rPr>
+              <w:t>Processo PM2, backoff, memória e reload</w:t>
+            </w:r>
+          </w:p>
+        </w:tc>
+        <w:tc>
+          <w:tcPr>
+            <w:tcW w:type="dxa" w:w="3211"/>
+            <w:vAlign w:val="center"/>
+            <w:tcBorders>
+              <w:top w:val="single" w:sz="6" w:color="D3DFDA"/>
+              <w:left w:val="single" w:sz="6" w:color="D3DFDA"/>
+              <w:bottom w:val="single" w:sz="6" w:color="D3DFDA"/>
+              <w:right w:val="single" w:sz="6" w:color="D3DFDA"/>
+            </w:tcBorders>
+          </w:tcPr>
+          <w:p>
+            <w:pPr>
+              <w:spacing w:after="0"/>
+            </w:pPr>
+            <w:r/>
+            <w:r>
+              <w:rPr>
+                <w:rFonts w:ascii="Aptos" w:hAnsi="Aptos"/>
+                <w:b w:val="0"/>
+                <w:color w:val="18212F"/>
+                <w:sz w:val="16"/>
+              </w:rPr>
+              <w:t>Executar uma instância em cada APP node.</w:t>
+            </w:r>
+          </w:p>
+        </w:tc>
+      </w:tr>
+      <w:tr>
+        <w:tc>
+          <w:tcPr>
+            <w:tcW w:type="dxa" w:w="3211"/>
+            <w:vAlign w:val="center"/>
+            <w:tcBorders>
+              <w:top w:val="single" w:sz="6" w:color="D3DFDA"/>
+              <w:left w:val="single" w:sz="6" w:color="D3DFDA"/>
+              <w:bottom w:val="single" w:sz="6" w:color="D3DFDA"/>
+              <w:right w:val="single" w:sz="6" w:color="D3DFDA"/>
+            </w:tcBorders>
+          </w:tcPr>
+          <w:p>
+            <w:pPr>
+              <w:spacing w:after="0"/>
+            </w:pPr>
+            <w:r/>
+            <w:r>
+              <w:rPr>
+                <w:rFonts w:ascii="Aptos" w:hAnsi="Aptos"/>
+                <w:b w:val="0"/>
+                <w:color w:val="18212F"/>
+                <w:sz w:val="16"/>
+              </w:rPr>
+              <w:t>ops/bootstrap-app-node.sh</w:t>
+            </w:r>
+          </w:p>
+        </w:tc>
+        <w:tc>
+          <w:tcPr>
+            <w:tcW w:type="dxa" w:w="3211"/>
+            <w:vAlign w:val="center"/>
+            <w:tcBorders>
+              <w:top w:val="single" w:sz="6" w:color="D3DFDA"/>
+              <w:left w:val="single" w:sz="6" w:color="D3DFDA"/>
+              <w:bottom w:val="single" w:sz="6" w:color="D3DFDA"/>
+              <w:right w:val="single" w:sz="6" w:color="D3DFDA"/>
+            </w:tcBorders>
+          </w:tcPr>
+          <w:p>
+            <w:pPr>
+              <w:spacing w:after="0"/>
+            </w:pPr>
+            <w:r/>
+            <w:r>
+              <w:rPr>
+                <w:rFonts w:ascii="Aptos" w:hAnsi="Aptos"/>
+                <w:b w:val="0"/>
+                <w:color w:val="18212F"/>
+                <w:sz w:val="16"/>
+              </w:rPr>
+              <w:t>Base Ubuntu/Node/pnpm/PM2, utilizador de serviço e diretórios</w:t>
+            </w:r>
+          </w:p>
+        </w:tc>
+        <w:tc>
+          <w:tcPr>
+            <w:tcW w:type="dxa" w:w="3211"/>
+            <w:vAlign w:val="center"/>
+            <w:tcBorders>
+              <w:top w:val="single" w:sz="6" w:color="D3DFDA"/>
+              <w:left w:val="single" w:sz="6" w:color="D3DFDA"/>
+              <w:bottom w:val="single" w:sz="6" w:color="D3DFDA"/>
+              <w:right w:val="single" w:sz="6" w:color="D3DFDA"/>
+            </w:tcBorders>
+          </w:tcPr>
+          <w:p>
+            <w:pPr>
+              <w:spacing w:after="0"/>
+            </w:pPr>
+            <w:r/>
+            <w:r>
+              <w:rPr>
+                <w:rFonts w:ascii="Aptos" w:hAnsi="Aptos"/>
+                <w:b w:val="0"/>
+                <w:color w:val="18212F"/>
+                <w:sz w:val="16"/>
+              </w:rPr>
+              <w:t>Executar uma vez por APP node com URL da cópia interna do repositório.</w:t>
+            </w:r>
+          </w:p>
+        </w:tc>
+      </w:tr>
+      <w:tr>
+        <w:tc>
+          <w:tcPr>
+            <w:tcW w:type="dxa" w:w="3211"/>
+            <w:vAlign w:val="center"/>
+            <w:tcBorders>
+              <w:top w:val="single" w:sz="6" w:color="D3DFDA"/>
+              <w:left w:val="single" w:sz="6" w:color="D3DFDA"/>
+              <w:bottom w:val="single" w:sz="6" w:color="D3DFDA"/>
+              <w:right w:val="single" w:sz="6" w:color="D3DFDA"/>
+            </w:tcBorders>
+          </w:tcPr>
+          <w:p>
+            <w:pPr>
+              <w:spacing w:after="0"/>
+            </w:pPr>
+            <w:r/>
+            <w:r>
+              <w:rPr>
+                <w:rFonts w:ascii="Aptos" w:hAnsi="Aptos"/>
+                <w:b w:val="0"/>
+                <w:color w:val="18212F"/>
+                <w:sz w:val="16"/>
+              </w:rPr>
+              <w:t>ops/app.env.example</w:t>
+            </w:r>
+          </w:p>
+        </w:tc>
+        <w:tc>
+          <w:tcPr>
+            <w:tcW w:type="dxa" w:w="3211"/>
+            <w:vAlign w:val="center"/>
+            <w:tcBorders>
+              <w:top w:val="single" w:sz="6" w:color="D3DFDA"/>
+              <w:left w:val="single" w:sz="6" w:color="D3DFDA"/>
+              <w:bottom w:val="single" w:sz="6" w:color="D3DFDA"/>
+              <w:right w:val="single" w:sz="6" w:color="D3DFDA"/>
+            </w:tcBorders>
+          </w:tcPr>
+          <w:p>
+            <w:pPr>
+              <w:spacing w:after="0"/>
+            </w:pPr>
+            <w:r/>
+            <w:r>
+              <w:rPr>
+                <w:rFonts w:ascii="Aptos" w:hAnsi="Aptos"/>
+                <w:b w:val="0"/>
+                <w:color w:val="18212F"/>
+                <w:sz w:val="16"/>
+              </w:rPr>
+              <w:t>Checklist das variáveis corporativas, sem segredo real</w:t>
+            </w:r>
+          </w:p>
+        </w:tc>
+        <w:tc>
+          <w:tcPr>
+            <w:tcW w:type="dxa" w:w="3211"/>
+            <w:vAlign w:val="center"/>
+            <w:tcBorders>
+              <w:top w:val="single" w:sz="6" w:color="D3DFDA"/>
+              <w:left w:val="single" w:sz="6" w:color="D3DFDA"/>
+              <w:bottom w:val="single" w:sz="6" w:color="D3DFDA"/>
+              <w:right w:val="single" w:sz="6" w:color="D3DFDA"/>
+            </w:tcBorders>
+          </w:tcPr>
+          <w:p>
+            <w:pPr>
+              <w:spacing w:after="0"/>
+            </w:pPr>
+            <w:r/>
+            <w:r>
+              <w:rPr>
+                <w:rFonts w:ascii="Aptos" w:hAnsi="Aptos"/>
+                <w:b w:val="0"/>
+                <w:color w:val="18212F"/>
+                <w:sz w:val="16"/>
+              </w:rPr>
+              <w:t>Copiar para /etc/plataforma-ambiental/app.env, preencher no cofre, permissões 640.</w:t>
+            </w:r>
+          </w:p>
+        </w:tc>
+      </w:tr>
+      <w:tr>
+        <w:tc>
+          <w:tcPr>
+            <w:tcW w:type="dxa" w:w="3211"/>
+            <w:vAlign w:val="center"/>
+            <w:tcBorders>
+              <w:top w:val="single" w:sz="6" w:color="D3DFDA"/>
+              <w:left w:val="single" w:sz="6" w:color="D3DFDA"/>
+              <w:bottom w:val="single" w:sz="6" w:color="D3DFDA"/>
+              <w:right w:val="single" w:sz="6" w:color="D3DFDA"/>
+            </w:tcBorders>
+          </w:tcPr>
+          <w:p>
+            <w:pPr>
+              <w:spacing w:after="0"/>
+            </w:pPr>
+            <w:r/>
+            <w:r>
+              <w:rPr>
+                <w:rFonts w:ascii="Aptos" w:hAnsi="Aptos"/>
+                <w:b w:val="0"/>
+                <w:color w:val="18212F"/>
+                <w:sz w:val="16"/>
+              </w:rPr>
+              <w:t>ops/node-readiness-check.sh</w:t>
+            </w:r>
+          </w:p>
+        </w:tc>
+        <w:tc>
+          <w:tcPr>
+            <w:tcW w:type="dxa" w:w="3211"/>
+            <w:vAlign w:val="center"/>
+            <w:tcBorders>
+              <w:top w:val="single" w:sz="6" w:color="D3DFDA"/>
+              <w:left w:val="single" w:sz="6" w:color="D3DFDA"/>
+              <w:bottom w:val="single" w:sz="6" w:color="D3DFDA"/>
+              <w:right w:val="single" w:sz="6" w:color="D3DFDA"/>
+            </w:tcBorders>
+          </w:tcPr>
+          <w:p>
+            <w:pPr>
+              <w:spacing w:after="0"/>
+            </w:pPr>
+            <w:r/>
+            <w:r>
+              <w:rPr>
+                <w:rFonts w:ascii="Aptos" w:hAnsi="Aptos"/>
+                <w:b w:val="0"/>
+                <w:color w:val="18212F"/>
+                <w:sz w:val="16"/>
+              </w:rPr>
+              <w:t>Valida binários, current, configuração e readiness</w:t>
+            </w:r>
+          </w:p>
+        </w:tc>
+        <w:tc>
+          <w:tcPr>
+            <w:tcW w:type="dxa" w:w="3211"/>
+            <w:vAlign w:val="center"/>
+            <w:tcBorders>
+              <w:top w:val="single" w:sz="6" w:color="D3DFDA"/>
+              <w:left w:val="single" w:sz="6" w:color="D3DFDA"/>
+              <w:bottom w:val="single" w:sz="6" w:color="D3DFDA"/>
+              <w:right w:val="single" w:sz="6" w:color="D3DFDA"/>
+            </w:tcBorders>
+          </w:tcPr>
+          <w:p>
+            <w:pPr>
+              <w:spacing w:after="0"/>
+            </w:pPr>
+            <w:r/>
+            <w:r>
+              <w:rPr>
+                <w:rFonts w:ascii="Aptos" w:hAnsi="Aptos"/>
+                <w:b w:val="0"/>
+                <w:color w:val="18212F"/>
+                <w:sz w:val="16"/>
+              </w:rPr>
+              <w:t>Executar antes de colocar o nó no balanceador.</w:t>
+            </w:r>
+          </w:p>
+        </w:tc>
+      </w:tr>
+      <w:tr>
+        <w:tc>
+          <w:tcPr>
+            <w:tcW w:type="dxa" w:w="3211"/>
+            <w:vAlign w:val="center"/>
+            <w:tcBorders>
+              <w:top w:val="single" w:sz="6" w:color="D3DFDA"/>
+              <w:left w:val="single" w:sz="6" w:color="D3DFDA"/>
+              <w:bottom w:val="single" w:sz="6" w:color="D3DFDA"/>
+              <w:right w:val="single" w:sz="6" w:color="D3DFDA"/>
+            </w:tcBorders>
+          </w:tcPr>
+          <w:p>
+            <w:pPr>
+              <w:spacing w:after="0"/>
+            </w:pPr>
+            <w:r/>
+            <w:r>
+              <w:rPr>
+                <w:rFonts w:ascii="Aptos" w:hAnsi="Aptos"/>
+                <w:b w:val="0"/>
+                <w:color w:val="18212F"/>
+                <w:sz w:val="16"/>
+              </w:rPr>
+              <w:t>ops/nginx/stand.conf.example</w:t>
+            </w:r>
+          </w:p>
+        </w:tc>
+        <w:tc>
+          <w:tcPr>
+            <w:tcW w:type="dxa" w:w="3211"/>
+            <w:vAlign w:val="center"/>
+            <w:tcBorders>
+              <w:top w:val="single" w:sz="6" w:color="D3DFDA"/>
+              <w:left w:val="single" w:sz="6" w:color="D3DFDA"/>
+              <w:bottom w:val="single" w:sz="6" w:color="D3DFDA"/>
+              <w:right w:val="single" w:sz="6" w:color="D3DFDA"/>
+            </w:tcBorders>
+          </w:tcPr>
+          <w:p>
+            <w:pPr>
+              <w:spacing w:after="0"/>
+            </w:pPr>
+            <w:r/>
+            <w:r>
+              <w:rPr>
+                <w:rFonts w:ascii="Aptos" w:hAnsi="Aptos"/>
+                <w:b w:val="0"/>
+                <w:color w:val="18212F"/>
+                <w:sz w:val="16"/>
+              </w:rPr>
+              <w:t>Referência de proxy de dois nós e cabeçalhos corretos</w:t>
+            </w:r>
+          </w:p>
+        </w:tc>
+        <w:tc>
+          <w:tcPr>
+            <w:tcW w:type="dxa" w:w="3211"/>
+            <w:vAlign w:val="center"/>
+            <w:tcBorders>
+              <w:top w:val="single" w:sz="6" w:color="D3DFDA"/>
+              <w:left w:val="single" w:sz="6" w:color="D3DFDA"/>
+              <w:bottom w:val="single" w:sz="6" w:color="D3DFDA"/>
+              <w:right w:val="single" w:sz="6" w:color="D3DFDA"/>
+            </w:tcBorders>
+          </w:tcPr>
+          <w:p>
+            <w:pPr>
+              <w:spacing w:after="0"/>
+            </w:pPr>
+            <w:r/>
+            <w:r>
+              <w:rPr>
+                <w:rFonts w:ascii="Aptos" w:hAnsi="Aptos"/>
+                <w:b w:val="0"/>
+                <w:color w:val="18212F"/>
+                <w:sz w:val="16"/>
+              </w:rPr>
+              <w:t>Adaptar ao BunkerWeb/HAProxy existente; não instalar Nginx adicional se BunkerWeb cumprir esse papel.</w:t>
+            </w:r>
+          </w:p>
+        </w:tc>
+      </w:tr>
+      <w:tr>
+        <w:tc>
+          <w:tcPr>
+            <w:tcW w:type="dxa" w:w="3211"/>
+            <w:vAlign w:val="center"/>
+            <w:tcBorders>
+              <w:top w:val="single" w:sz="6" w:color="D3DFDA"/>
+              <w:left w:val="single" w:sz="6" w:color="D3DFDA"/>
+              <w:bottom w:val="single" w:sz="6" w:color="D3DFDA"/>
+              <w:right w:val="single" w:sz="6" w:color="D3DFDA"/>
+            </w:tcBorders>
+          </w:tcPr>
+          <w:p>
+            <w:pPr>
+              <w:spacing w:after="0"/>
+            </w:pPr>
+            <w:r/>
+            <w:r>
+              <w:rPr>
+                <w:rFonts w:ascii="Aptos" w:hAnsi="Aptos"/>
+                <w:b w:val="0"/>
+                <w:color w:val="18212F"/>
+                <w:sz w:val="16"/>
+              </w:rPr>
+              <w:t>ops/backup-database.sh</w:t>
+            </w:r>
+          </w:p>
+        </w:tc>
+        <w:tc>
+          <w:tcPr>
+            <w:tcW w:type="dxa" w:w="3211"/>
+            <w:vAlign w:val="center"/>
+            <w:tcBorders>
+              <w:top w:val="single" w:sz="6" w:color="D3DFDA"/>
+              <w:left w:val="single" w:sz="6" w:color="D3DFDA"/>
+              <w:bottom w:val="single" w:sz="6" w:color="D3DFDA"/>
+              <w:right w:val="single" w:sz="6" w:color="D3DFDA"/>
+            </w:tcBorders>
+          </w:tcPr>
+          <w:p>
+            <w:pPr>
+              <w:spacing w:after="0"/>
+            </w:pPr>
+            <w:r/>
+            <w:r>
+              <w:rPr>
+                <w:rFonts w:ascii="Aptos" w:hAnsi="Aptos"/>
+                <w:b w:val="0"/>
+                <w:color w:val="18212F"/>
+                <w:sz w:val="16"/>
+              </w:rPr>
+              <w:t>Dump consistente, gzip, checksum e retenção</w:t>
+            </w:r>
+          </w:p>
+        </w:tc>
+        <w:tc>
+          <w:tcPr>
+            <w:tcW w:type="dxa" w:w="3211"/>
+            <w:vAlign w:val="center"/>
+            <w:tcBorders>
+              <w:top w:val="single" w:sz="6" w:color="D3DFDA"/>
+              <w:left w:val="single" w:sz="6" w:color="D3DFDA"/>
+              <w:bottom w:val="single" w:sz="6" w:color="D3DFDA"/>
+              <w:right w:val="single" w:sz="6" w:color="D3DFDA"/>
+            </w:tcBorders>
+          </w:tcPr>
+          <w:p>
+            <w:pPr>
+              <w:spacing w:after="0"/>
+            </w:pPr>
+            <w:r/>
+            <w:r>
+              <w:rPr>
+                <w:rFonts w:ascii="Aptos" w:hAnsi="Aptos"/>
+                <w:b w:val="0"/>
+                <w:color w:val="18212F"/>
+                <w:sz w:val="16"/>
+              </w:rPr>
+              <w:t>Agendar no servidor/serviço autorizado e testar restauro.</w:t>
+            </w:r>
+          </w:p>
+        </w:tc>
+      </w:tr>
+      <w:tr>
+        <w:tc>
+          <w:tcPr>
+            <w:tcW w:type="dxa" w:w="3211"/>
+            <w:vAlign w:val="center"/>
+            <w:tcBorders>
+              <w:top w:val="single" w:sz="6" w:color="D3DFDA"/>
+              <w:left w:val="single" w:sz="6" w:color="D3DFDA"/>
+              <w:bottom w:val="single" w:sz="6" w:color="D3DFDA"/>
+              <w:right w:val="single" w:sz="6" w:color="D3DFDA"/>
+            </w:tcBorders>
+          </w:tcPr>
+          <w:p>
+            <w:pPr>
+              <w:spacing w:after="0"/>
+            </w:pPr>
+            <w:r/>
+            <w:r>
+              <w:rPr>
+                <w:rFonts w:ascii="Aptos" w:hAnsi="Aptos"/>
+                <w:b w:val="0"/>
+                <w:color w:val="18212F"/>
+                <w:sz w:val="16"/>
+              </w:rPr>
+              <w:t>ops/deploy-release.sh + ops/rollback-to-previous.sh</w:t>
+            </w:r>
+          </w:p>
+        </w:tc>
+        <w:tc>
+          <w:tcPr>
+            <w:tcW w:type="dxa" w:w="3211"/>
+            <w:vAlign w:val="center"/>
+            <w:tcBorders>
+              <w:top w:val="single" w:sz="6" w:color="D3DFDA"/>
+              <w:left w:val="single" w:sz="6" w:color="D3DFDA"/>
+              <w:bottom w:val="single" w:sz="6" w:color="D3DFDA"/>
+              <w:right w:val="single" w:sz="6" w:color="D3DFDA"/>
+            </w:tcBorders>
+          </w:tcPr>
+          <w:p>
+            <w:pPr>
+              <w:spacing w:after="0"/>
+            </w:pPr>
+            <w:r/>
+            <w:r>
+              <w:rPr>
+                <w:rFonts w:ascii="Aptos" w:hAnsi="Aptos"/>
+                <w:b w:val="0"/>
+                <w:color w:val="18212F"/>
+                <w:sz w:val="16"/>
+              </w:rPr>
+              <w:t>Release imutável, symlink atómico, health check e rollback</w:t>
+            </w:r>
+          </w:p>
+        </w:tc>
+        <w:tc>
+          <w:tcPr>
+            <w:tcW w:type="dxa" w:w="3211"/>
+            <w:vAlign w:val="center"/>
+            <w:tcBorders>
+              <w:top w:val="single" w:sz="6" w:color="D3DFDA"/>
+              <w:left w:val="single" w:sz="6" w:color="D3DFDA"/>
+              <w:bottom w:val="single" w:sz="6" w:color="D3DFDA"/>
+              <w:right w:val="single" w:sz="6" w:color="D3DFDA"/>
+            </w:tcBorders>
+          </w:tcPr>
+          <w:p>
+            <w:pPr>
+              <w:spacing w:after="0"/>
+            </w:pPr>
+            <w:r/>
+            <w:r>
+              <w:rPr>
+                <w:rFonts w:ascii="Aptos" w:hAnsi="Aptos"/>
+                <w:b w:val="0"/>
+                <w:color w:val="18212F"/>
+                <w:sz w:val="16"/>
+              </w:rPr>
+              <w:t>Usar pelo workflow aprovado, nunca por cópia manual em current.</w:t>
+            </w:r>
+          </w:p>
+        </w:tc>
+      </w:tr>
+      <w:tr>
+        <w:tc>
+          <w:tcPr>
+            <w:tcW w:type="dxa" w:w="3211"/>
+            <w:vAlign w:val="center"/>
+            <w:tcBorders>
+              <w:top w:val="single" w:sz="6" w:color="D3DFDA"/>
+              <w:left w:val="single" w:sz="6" w:color="D3DFDA"/>
+              <w:bottom w:val="single" w:sz="6" w:color="D3DFDA"/>
+              <w:right w:val="single" w:sz="6" w:color="D3DFDA"/>
+            </w:tcBorders>
+          </w:tcPr>
+          <w:p>
+            <w:pPr>
+              <w:spacing w:after="0"/>
+            </w:pPr>
+            <w:r/>
+            <w:r>
+              <w:rPr>
+                <w:rFonts w:ascii="Aptos" w:hAnsi="Aptos"/>
+                <w:b w:val="0"/>
+                <w:color w:val="18212F"/>
+                <w:sz w:val="16"/>
+              </w:rPr>
+              <w:t>ops/pm2-crash-watchdog.mjs</w:t>
+            </w:r>
+          </w:p>
+        </w:tc>
+        <w:tc>
+          <w:tcPr>
+            <w:tcW w:type="dxa" w:w="3211"/>
+            <w:vAlign w:val="center"/>
+            <w:tcBorders>
+              <w:top w:val="single" w:sz="6" w:color="D3DFDA"/>
+              <w:left w:val="single" w:sz="6" w:color="D3DFDA"/>
+              <w:bottom w:val="single" w:sz="6" w:color="D3DFDA"/>
+              <w:right w:val="single" w:sz="6" w:color="D3DFDA"/>
+            </w:tcBorders>
+          </w:tcPr>
+          <w:p>
+            <w:pPr>
+              <w:spacing w:after="0"/>
+            </w:pPr>
+            <w:r/>
+            <w:r>
+              <w:rPr>
+                <w:rFonts w:ascii="Aptos" w:hAnsi="Aptos"/>
+                <w:b w:val="0"/>
+                <w:color w:val="18212F"/>
+                <w:sz w:val="16"/>
+              </w:rPr>
+              <w:t>Detecta crash-loop, guarda log sanitizado, executa backup e pode pedir rollback</w:t>
+            </w:r>
+          </w:p>
+        </w:tc>
+        <w:tc>
+          <w:tcPr>
+            <w:tcW w:type="dxa" w:w="3211"/>
+            <w:vAlign w:val="center"/>
+            <w:tcBorders>
+              <w:top w:val="single" w:sz="6" w:color="D3DFDA"/>
+              <w:left w:val="single" w:sz="6" w:color="D3DFDA"/>
+              <w:bottom w:val="single" w:sz="6" w:color="D3DFDA"/>
+              <w:right w:val="single" w:sz="6" w:color="D3DFDA"/>
+            </w:tcBorders>
+          </w:tcPr>
+          <w:p>
+            <w:pPr>
+              <w:spacing w:after="0"/>
+            </w:pPr>
+            <w:r/>
+            <w:r>
+              <w:rPr>
+                <w:rFonts w:ascii="Aptos" w:hAnsi="Aptos"/>
+                <w:b w:val="0"/>
+                <w:color w:val="18212F"/>
+                <w:sz w:val="16"/>
+              </w:rPr>
+              <w:t>Instalar a unidade plataforma-watchdog.service.</w:t>
+            </w:r>
+          </w:p>
+        </w:tc>
+      </w:tr>
+      <w:tr>
+        <w:tc>
+          <w:tcPr>
+            <w:tcW w:type="dxa" w:w="3211"/>
+            <w:vAlign w:val="center"/>
+            <w:tcBorders>
+              <w:top w:val="single" w:sz="6" w:color="D3DFDA"/>
+              <w:left w:val="single" w:sz="6" w:color="D3DFDA"/>
+              <w:bottom w:val="single" w:sz="6" w:color="D3DFDA"/>
+              <w:right w:val="single" w:sz="6" w:color="D3DFDA"/>
+            </w:tcBorders>
+          </w:tcPr>
+          <w:p>
+            <w:pPr>
+              <w:spacing w:after="0"/>
+            </w:pPr>
+            <w:r/>
+            <w:r>
+              <w:rPr>
+                <w:rFonts w:ascii="Aptos" w:hAnsi="Aptos"/>
+                <w:b w:val="0"/>
+                <w:color w:val="18212F"/>
+                <w:sz w:val="16"/>
+              </w:rPr>
+              <w:t>ops/systemd/plataforma-*-reminder.*</w:t>
+            </w:r>
+          </w:p>
+        </w:tc>
+        <w:tc>
+          <w:tcPr>
+            <w:tcW w:type="dxa" w:w="3211"/>
+            <w:vAlign w:val="center"/>
+            <w:tcBorders>
+              <w:top w:val="single" w:sz="6" w:color="D3DFDA"/>
+              <w:left w:val="single" w:sz="6" w:color="D3DFDA"/>
+              <w:bottom w:val="single" w:sz="6" w:color="D3DFDA"/>
+              <w:right w:val="single" w:sz="6" w:color="D3DFDA"/>
+            </w:tcBorders>
+          </w:tcPr>
+          <w:p>
+            <w:pPr>
+              <w:spacing w:after="0"/>
+            </w:pPr>
+            <w:r/>
+            <w:r>
+              <w:rPr>
+                <w:rFonts w:ascii="Aptos" w:hAnsi="Aptos"/>
+                <w:b w:val="0"/>
+                <w:color w:val="18212F"/>
+                <w:sz w:val="16"/>
+              </w:rPr>
+              <w:t>Lembretes semanais e de prazos com timers locais</w:t>
+            </w:r>
+          </w:p>
+        </w:tc>
+        <w:tc>
+          <w:tcPr>
+            <w:tcW w:type="dxa" w:w="3211"/>
+            <w:vAlign w:val="center"/>
+            <w:tcBorders>
+              <w:top w:val="single" w:sz="6" w:color="D3DFDA"/>
+              <w:left w:val="single" w:sz="6" w:color="D3DFDA"/>
+              <w:bottom w:val="single" w:sz="6" w:color="D3DFDA"/>
+              <w:right w:val="single" w:sz="6" w:color="D3DFDA"/>
+            </w:tcBorders>
+          </w:tcPr>
+          <w:p>
+            <w:pPr>
+              <w:spacing w:after="0"/>
+            </w:pPr>
+            <w:r/>
+            <w:r>
+              <w:rPr>
+                <w:rFonts w:ascii="Aptos" w:hAnsi="Aptos"/>
+                <w:b w:val="0"/>
+                <w:color w:val="18212F"/>
+                <w:sz w:val="16"/>
+              </w:rPr>
+              <w:t>Instalar com ops/install-schedulers.sh após configurar token.</w:t>
+            </w:r>
+          </w:p>
+        </w:tc>
+      </w:tr>
+      <w:tr>
+        <w:tc>
+          <w:tcPr>
+            <w:tcW w:type="dxa" w:w="3211"/>
+            <w:vAlign w:val="center"/>
+            <w:tcBorders>
+              <w:top w:val="single" w:sz="6" w:color="D3DFDA"/>
+              <w:left w:val="single" w:sz="6" w:color="D3DFDA"/>
+              <w:bottom w:val="single" w:sz="6" w:color="D3DFDA"/>
+              <w:right w:val="single" w:sz="6" w:color="D3DFDA"/>
+            </w:tcBorders>
+          </w:tcPr>
+          <w:p>
+            <w:pPr>
+              <w:spacing w:after="0"/>
+            </w:pPr>
+            <w:r/>
+            <w:r>
+              <w:rPr>
+                <w:rFonts w:ascii="Aptos" w:hAnsi="Aptos"/>
+                <w:b w:val="0"/>
+                <w:color w:val="18212F"/>
+                <w:sz w:val="16"/>
+              </w:rPr>
+              <w:t>server/bms-ingest.ts</w:t>
+            </w:r>
+          </w:p>
+        </w:tc>
+        <w:tc>
+          <w:tcPr>
+            <w:tcW w:type="dxa" w:w="3211"/>
+            <w:vAlign w:val="center"/>
+            <w:tcBorders>
+              <w:top w:val="single" w:sz="6" w:color="D3DFDA"/>
+              <w:left w:val="single" w:sz="6" w:color="D3DFDA"/>
+              <w:bottom w:val="single" w:sz="6" w:color="D3DFDA"/>
+              <w:right w:val="single" w:sz="6" w:color="D3DFDA"/>
+            </w:tcBorders>
+          </w:tcPr>
+          <w:p>
+            <w:pPr>
+              <w:spacing w:after="0"/>
+            </w:pPr>
+            <w:r/>
+            <w:r>
+              <w:rPr>
+                <w:rFonts w:ascii="Aptos" w:hAnsi="Aptos"/>
+                <w:b w:val="0"/>
+                <w:color w:val="18212F"/>
+                <w:sz w:val="16"/>
+              </w:rPr>
+              <w:t>Endpoint BMS com HMAC, timestamp, allowlist e idempotência</w:t>
+            </w:r>
+          </w:p>
+        </w:tc>
+        <w:tc>
+          <w:tcPr>
+            <w:tcW w:type="dxa" w:w="3211"/>
+            <w:vAlign w:val="center"/>
+            <w:tcBorders>
+              <w:top w:val="single" w:sz="6" w:color="D3DFDA"/>
+              <w:left w:val="single" w:sz="6" w:color="D3DFDA"/>
+              <w:bottom w:val="single" w:sz="6" w:color="D3DFDA"/>
+              <w:right w:val="single" w:sz="6" w:color="D3DFDA"/>
+            </w:tcBorders>
+          </w:tcPr>
+          <w:p>
+            <w:pPr>
+              <w:spacing w:after="0"/>
+            </w:pPr>
+            <w:r/>
+            <w:r>
+              <w:rPr>
+                <w:rFonts w:ascii="Aptos" w:hAnsi="Aptos"/>
+                <w:b w:val="0"/>
+                <w:color w:val="18212F"/>
+                <w:sz w:val="16"/>
+              </w:rPr>
+              <w:t>Manter inativo até à Fase 2.</w:t>
+            </w:r>
+          </w:p>
+        </w:tc>
+      </w:tr>
+    </w:tbl>
+    <w:p>
+      <w:pPr>
+        <w:spacing w:after="40"/>
+      </w:pPr>
+    </w:p>
+    <w:p>
+      <w:pPr>
+        <w:pStyle w:val="Heading2"/>
+      </w:pPr>
+      <w:r>
+        <w:t>4. Procedimento de instalação, por ordem</w:t>
+      </w:r>
+    </w:p>
+    <w:p>
+      <w:pPr>
+        <w:pStyle w:val="Heading3"/>
+      </w:pPr>
+      <w:r>
+        <w:t>Passo 1 — Criar uma cópia interna do repositório</w:t>
+      </w:r>
+    </w:p>
+    <w:p>
+      <w:pPr>
+        <w:spacing w:after="100"/>
+      </w:pPr>
+      <w:r>
+        <w:t>O repositório de referência é público apenas para transferência de código e não deve receber segredos ou configurações de produção. Antes de começar, o IT deve criar/usar uma cópia interna com main protegido:</w:t>
+      </w:r>
+    </w:p>
+    <w:tbl>
+      <w:tblPr>
+        <w:tblW w:type="auto" w:w="0"/>
+        <w:jc w:val="center"/>
+        <w:tblLook w:firstColumn="1" w:firstRow="1" w:lastColumn="0" w:lastRow="0" w:noHBand="0" w:noVBand="1" w:val="04A0"/>
+      </w:tblPr>
+      <w:tblGrid>
+        <w:gridCol w:w="9632"/>
+      </w:tblGrid>
+      <w:tr>
+        <w:tc>
+          <w:tcPr>
+            <w:tcW w:type="dxa" w:w="9632"/>
+            <w:shd w:fill="102C2D"/>
+            <w:tcBorders>
+              <w:top w:val="single" w:sz="6" w:color="2E5554"/>
+              <w:left w:val="single" w:sz="6" w:color="2E5554"/>
+              <w:bottom w:val="single" w:sz="6" w:color="2E5554"/>
+              <w:right w:val="single" w:sz="6" w:color="2E5554"/>
+            </w:tcBorders>
+          </w:tcPr>
+          <w:p>
+            <w:pPr>
+              <w:spacing w:after="0"/>
+            </w:pPr>
+            <w:r/>
+            <w:r>
+              <w:rPr>
+                <w:rFonts w:ascii="Consolas" w:hAnsi="Consolas"/>
+                <w:color w:val="E8FFF3"/>
+                <w:sz w:val="15"/>
+              </w:rPr>
+              <w:t>git clone https://github.com/riquid14-ux/ficha-ambiental.git stand-platform</w:t>
+              <w:br/>
+              <w:t>cd stand-platform</w:t>
+              <w:br/>
+              <w:t>git remote rename origin source-reference</w:t>
+              <w:br/>
+              <w:t>git remote add origin &lt;URL-DO-REPOSITORIO-INTERNO&gt;</w:t>
+              <w:br/>
+              <w:t>git push -u origin main --tags</w:t>
+            </w:r>
+          </w:p>
+        </w:tc>
+      </w:tr>
+    </w:tbl>
+    <w:p>
+      <w:pPr>
+        <w:spacing w:after="100"/>
+      </w:pPr>
+      <w:r>
+        <w:t>No repositório interno:</w:t>
+      </w:r>
+    </w:p>
+    <w:p>
+      <w:pPr>
+        <w:pStyle w:val="ListBullet"/>
+      </w:pPr>
+      <w:r>
+        <w:t>exigir pull request e uma revisão independente para main;</w:t>
+      </w:r>
+    </w:p>
+    <w:p>
+      <w:pPr>
+        <w:pStyle w:val="ListBullet"/>
+      </w:pPr>
+      <w:r>
+        <w:t>tornar obrigatórios pnpm check, pnpm test, pnpm build e pnpm audit --prod;</w:t>
+      </w:r>
+    </w:p>
+    <w:p>
+      <w:pPr>
+        <w:pStyle w:val="ListBullet"/>
+      </w:pPr>
+      <w:r>
+        <w:t>bloquear force-push em main;</w:t>
+      </w:r>
+    </w:p>
+    <w:p>
+      <w:pPr>
+        <w:pStyle w:val="ListBullet"/>
+      </w:pPr>
+      <w:r>
+        <w:t>criar ambiente GitHub production com aprovador humano;</w:t>
+      </w:r>
+    </w:p>
+    <w:p>
+      <w:pPr>
+        <w:pStyle w:val="ListBullet"/>
+      </w:pPr>
+      <w:r>
+        <w:t>criar deploy key/conta técnica sem acesso pessoal;</w:t>
+      </w:r>
+    </w:p>
+    <w:p>
+      <w:pPr>
+        <w:pStyle w:val="ListBullet"/>
+      </w:pPr>
+      <w:r>
+        <w:t>manter o workflow de triagem de incidentes com permissões mínimas. Uma eventual IA pode criar uma proposta/PR; não pode fazer merge, deploy, alterar secrets ou migrar a base por conta própria.</w:t>
+      </w:r>
+    </w:p>
+    <w:p>
+      <w:pPr>
+        <w:pStyle w:val="Heading3"/>
+      </w:pPr>
+      <w:r>
+        <w:t>Passo 2 — Preparar as VMs</w:t>
+      </w:r>
+    </w:p>
+    <w:p>
+      <w:pPr>
+        <w:spacing w:after="100"/>
+      </w:pPr>
+      <w:r>
+        <w:t>Repetir em APP node 1 e APP node 2, com uma imagem Ubuntu 24.04 atualizada e regras de patching aprovadas:</w:t>
+      </w:r>
+    </w:p>
+    <w:tbl>
+      <w:tblPr>
+        <w:tblW w:type="auto" w:w="0"/>
+        <w:jc w:val="center"/>
+        <w:tblLook w:firstColumn="1" w:firstRow="1" w:lastColumn="0" w:lastRow="0" w:noHBand="0" w:noVBand="1" w:val="04A0"/>
+      </w:tblPr>
+      <w:tblGrid>
+        <w:gridCol w:w="9632"/>
+      </w:tblGrid>
+      <w:tr>
+        <w:tc>
+          <w:tcPr>
+            <w:tcW w:type="dxa" w:w="9632"/>
+            <w:shd w:fill="102C2D"/>
+            <w:tcBorders>
+              <w:top w:val="single" w:sz="6" w:color="2E5554"/>
+              <w:left w:val="single" w:sz="6" w:color="2E5554"/>
+              <w:bottom w:val="single" w:sz="6" w:color="2E5554"/>
+              <w:right w:val="single" w:sz="6" w:color="2E5554"/>
+            </w:tcBorders>
+          </w:tcPr>
+          <w:p>
+            <w:pPr>
+              <w:spacing w:after="0"/>
+            </w:pPr>
+            <w:r/>
+            <w:r>
+              <w:rPr>
+                <w:rFonts w:ascii="Consolas" w:hAnsi="Consolas"/>
+                <w:color w:val="E8FFF3"/>
+                <w:sz w:val="15"/>
+              </w:rPr>
+              <w:t>sudo bash ops/bootstrap-app-node.sh &lt;URL-DO-REPOSITORIO-INTERNO&gt; main</w:t>
+              <w:br/>
+              <w:t>sudoedit /etc/plataforma-ambiental/app.env</w:t>
+              <w:br/>
+              <w:t>sudoedit /etc/plataforma-ambiental/watchdog.env</w:t>
+              <w:br/>
+              <w:t>sudoedit /etc/plataforma-ambiental/scheduler.env</w:t>
+            </w:r>
+          </w:p>
+        </w:tc>
+      </w:tr>
+    </w:tbl>
+    <w:p>
+      <w:pPr>
+        <w:spacing w:after="100"/>
+      </w:pPr>
+      <w:r>
+        <w:t>O script cria o utilizador sem login plataforma, /opt/plataforma-ambiental/{releases,incoming,current}, e diretórios de incidentes/backups com permissões restritas. Não iniciar PM2 até os ficheiros de ambiente estarem preenchidos.</w:t>
+      </w:r>
+    </w:p>
+    <w:p>
+      <w:pPr>
+        <w:spacing w:after="100"/>
+      </w:pPr>
+      <w:r>
+        <w:t>Variáveis mínimas de produção:</w:t>
+      </w:r>
+    </w:p>
+    <w:tbl>
+      <w:tblPr>
+        <w:tblW w:type="auto" w:w="0"/>
+        <w:jc w:val="center"/>
+        <w:tblLook w:firstColumn="1" w:firstRow="1" w:lastColumn="0" w:lastRow="0" w:noHBand="0" w:noVBand="1" w:val="04A0"/>
+      </w:tblPr>
+      <w:tblGrid>
+        <w:gridCol w:w="9632"/>
+      </w:tblGrid>
+      <w:tr>
+        <w:tc>
+          <w:tcPr>
+            <w:tcW w:type="dxa" w:w="9632"/>
+            <w:shd w:fill="102C2D"/>
+            <w:tcBorders>
+              <w:top w:val="single" w:sz="6" w:color="2E5554"/>
+              <w:left w:val="single" w:sz="6" w:color="2E5554"/>
+              <w:bottom w:val="single" w:sz="6" w:color="2E5554"/>
+              <w:right w:val="single" w:sz="6" w:color="2E5554"/>
+            </w:tcBorders>
+          </w:tcPr>
+          <w:p>
+            <w:pPr>
+              <w:spacing w:after="0"/>
+            </w:pPr>
+            <w:r/>
+            <w:r>
+              <w:rPr>
+                <w:rFonts w:ascii="Consolas" w:hAnsi="Consolas"/>
+                <w:color w:val="E8FFF3"/>
+                <w:sz w:val="15"/>
+              </w:rPr>
+              <w:t>NODE_ENV=production</w:t>
+              <w:br/>
+              <w:t>PORT=3000</w:t>
+              <w:br/>
+              <w:t>APP_BASE_URL=https://stand.startcampus.pt</w:t>
+              <w:br/>
+              <w:t>DATABASE_URL=mysql://stand_app:&lt;segredo&gt;@&lt;vip-db&gt;:3306/stand</w:t>
+              <w:br/>
+              <w:t>JWT_SECRET=&lt;32+ caracteres aleatórios&gt;</w:t>
+              <w:br/>
+              <w:t>SESSION_ISSUER=stand-environmental-prod</w:t>
+              <w:br/>
+              <w:t>STORAGE_PROVIDER=s3</w:t>
+              <w:br/>
+              <w:t>S3_ENDPOINT=https://&lt;synology-s3-privado&gt;:9000</w:t>
+              <w:br/>
+              <w:t>S3_REGION=eu-west-1</w:t>
+              <w:br/>
+              <w:t>S3_BUCKET=stand-private</w:t>
+              <w:br/>
+              <w:t>S3_ACCESS_KEY_ID=&lt;conta-tecnica&gt;</w:t>
+              <w:br/>
+              <w:t>S3_SECRET_ACCESS_KEY=&lt;cofre&gt;</w:t>
+              <w:br/>
+              <w:t>S3_FORCE_PATH_STYLE=true</w:t>
+              <w:br/>
+              <w:t>VALKEY_URL=rediss://:&lt;segredo&gt;@&lt;valkey-vip&gt;:6379/0</w:t>
+              <w:br/>
+              <w:t>SCHEDULER_TOKEN=&lt;32+ caracteres aleatórios&gt;</w:t>
+            </w:r>
+          </w:p>
+        </w:tc>
+      </w:tr>
+    </w:tbl>
+    <w:p>
+      <w:pPr>
+        <w:spacing w:after="100"/>
+      </w:pPr>
+      <w:r>
+        <w:t>A aplicação recusa arrancar em produção sem DB, segredo de sessão, URL pública, object storage S3, Valkey e token do scheduler. Isto evita um deployment que pareça funcional, mas esteja dependente de memória local ou armazenamento de desenvolvimento.</w:t>
+      </w:r>
+    </w:p>
+    <w:p>
+      <w:pPr>
+        <w:pStyle w:val="Heading3"/>
+      </w:pPr>
+      <w:r>
+        <w:t>Passo 3 — MariaDB Galera e migrations</w:t>
+      </w:r>
+    </w:p>
+    <w:p>
+      <w:pPr>
+        <w:pStyle w:val="ListNumber"/>
+      </w:pPr>
+      <w:r>
+        <w:t>O DBA instala e valida Galera com dois nós e define o plano de perda de quorum. Com apenas dois nós, a decisão sobre arbitrator/terceiro voto deve ser explícita; o diagrama apresenta um arbitrator e essa configuração deve ser testada.</w:t>
+      </w:r>
+    </w:p>
+    <w:p>
+      <w:pPr>
+        <w:pStyle w:val="ListNumber"/>
+      </w:pPr>
+      <w:r>
+        <w:t>Criar stand_app com apenas os privilégios necessários sobre a base STAND. A conta de migração pode ser distinta e usada só na janela de mudança.</w:t>
+      </w:r>
+    </w:p>
+    <w:p>
+      <w:pPr>
+        <w:pStyle w:val="ListNumber"/>
+      </w:pPr>
+      <w:r>
+        <w:t>Restaurar uma cópia sanitizada de staging ou iniciar uma base vazia conforme o plano de dados aprovado.</w:t>
+      </w:r>
+    </w:p>
+    <w:p>
+      <w:pPr>
+        <w:pStyle w:val="ListNumber"/>
+      </w:pPr>
+      <w:r>
+        <w:t>Na janela de alteração, executar migrations uma única vez contra o VIP DB, a partir de um nó de administração controlado:</w:t>
+      </w:r>
+    </w:p>
+    <w:tbl>
+      <w:tblPr>
+        <w:tblW w:type="auto" w:w="0"/>
+        <w:jc w:val="center"/>
+        <w:tblLook w:firstColumn="1" w:firstRow="1" w:lastColumn="0" w:lastRow="0" w:noHBand="0" w:noVBand="1" w:val="04A0"/>
+      </w:tblPr>
+      <w:tblGrid>
+        <w:gridCol w:w="9632"/>
+      </w:tblGrid>
+      <w:tr>
+        <w:tc>
+          <w:tcPr>
+            <w:tcW w:type="dxa" w:w="9632"/>
+            <w:shd w:fill="102C2D"/>
+            <w:tcBorders>
+              <w:top w:val="single" w:sz="6" w:color="2E5554"/>
+              <w:left w:val="single" w:sz="6" w:color="2E5554"/>
+              <w:bottom w:val="single" w:sz="6" w:color="2E5554"/>
+              <w:right w:val="single" w:sz="6" w:color="2E5554"/>
+            </w:tcBorders>
+          </w:tcPr>
+          <w:p>
+            <w:pPr>
+              <w:spacing w:after="0"/>
+            </w:pPr>
+            <w:r/>
+            <w:r>
+              <w:rPr>
+                <w:rFonts w:ascii="Consolas" w:hAnsi="Consolas"/>
+                <w:color w:val="E8FFF3"/>
+                <w:sz w:val="15"/>
+              </w:rPr>
+              <w:t>cd /opt/plataforma-ambiental/current</w:t>
+              <w:br/>
+              <w:t>set -a; source /etc/plataforma-ambiental/app.env; set +a</w:t>
+              <w:br/>
+              <w:t>pnpm drizzle-kit migrate</w:t>
+            </w:r>
+          </w:p>
+        </w:tc>
+      </w:tr>
+    </w:tbl>
+    <w:p>
+      <w:pPr>
+        <w:pStyle w:val="ListNumber"/>
+      </w:pPr>
+      <w:r>
+        <w:t>Só depois de backup e migration bem-sucedidos, validar SELECT 1, tabelas e /api/health/ready.</w:t>
+      </w:r>
+    </w:p>
+    <w:p>
+      <w:pPr>
+        <w:pStyle w:val="Quote"/>
+      </w:pPr>
+      <w:r>
+        <w:t>Nunca executar migrações destrutivas automaticamente no deploy. O pipeline publica uma release; a alteração de esquema é uma etapa aprovada e registada.</w:t>
+      </w:r>
+    </w:p>
+    <w:p>
+      <w:pPr>
+        <w:pStyle w:val="Heading3"/>
+      </w:pPr>
+      <w:r>
+        <w:t>Passo 4 — Synology Object Storage / NAS</w:t>
+      </w:r>
+    </w:p>
+    <w:p>
+      <w:pPr>
+        <w:pStyle w:val="ListNumber"/>
+      </w:pPr>
+      <w:r>
+        <w:t>Criar bucket privado stand-private (nome ilustrativo), sem acesso anónimo e sem política pública.</w:t>
+      </w:r>
+    </w:p>
+    <w:p>
+      <w:pPr>
+        <w:pStyle w:val="ListNumber"/>
+      </w:pPr>
+      <w:r>
+        <w:t>Criar uma conta S3 exclusiva, limitada a esse bucket/prefixo.</w:t>
+      </w:r>
+    </w:p>
+    <w:p>
+      <w:pPr>
+        <w:pStyle w:val="ListNumber"/>
+      </w:pPr>
+      <w:r>
+        <w:t>Ligar versionamento, encriptação e lifecycle conforme a retenção ambiental; ativar cópia/replicação fora do NAS se o NAS for único.</w:t>
+      </w:r>
+    </w:p>
+    <w:p>
+      <w:pPr>
+        <w:pStyle w:val="ListNumber"/>
+      </w:pPr>
+      <w:r>
+        <w:t>Configurar S3_* no cofre de cada APP node. Para endpoints Synology, usar normalmente S3_FORCE_PATH_STYLE=true.</w:t>
+      </w:r>
+    </w:p>
+    <w:p>
+      <w:pPr>
+        <w:pStyle w:val="ListNumber"/>
+      </w:pPr>
+      <w:r>
+        <w:t>Validar upload, leitura autorizada e tentativa de acesso não autorizado. No browser deve surgir uma rota da STAND, não uma chave do object storage.</w:t>
+      </w:r>
+    </w:p>
+    <w:p>
+      <w:pPr>
+        <w:pStyle w:val="Heading3"/>
+      </w:pPr>
+      <w:r>
+        <w:t>Carga inicial de fotografia institucional</w:t>
+      </w:r>
+    </w:p>
+    <w:p>
+      <w:pPr>
+        <w:spacing w:after="100"/>
+      </w:pPr>
+      <w:r>
+        <w:t>As fotografias não são guardadas em client/public nem entregues sem controlo de acesso. Antes de abrir a STAND aos utilizadores, o IT obtém da equipa de Marca os 18 JPGs autorizados (start-campus-1.jpg, …, start-campus-19.jpg, de acordo com os ficheiros existentes) e executa, num APP node com o ambiente S3 carregado:</w:t>
+      </w:r>
+    </w:p>
+    <w:tbl>
+      <w:tblPr>
+        <w:tblW w:type="auto" w:w="0"/>
+        <w:jc w:val="center"/>
+        <w:tblLook w:firstColumn="1" w:firstRow="1" w:lastColumn="0" w:lastRow="0" w:noHBand="0" w:noVBand="1" w:val="04A0"/>
+      </w:tblPr>
+      <w:tblGrid>
+        <w:gridCol w:w="9632"/>
+      </w:tblGrid>
+      <w:tr>
+        <w:tc>
+          <w:tcPr>
+            <w:tcW w:type="dxa" w:w="9632"/>
+            <w:shd w:fill="102C2D"/>
+            <w:tcBorders>
+              <w:top w:val="single" w:sz="6" w:color="2E5554"/>
+              <w:left w:val="single" w:sz="6" w:color="2E5554"/>
+              <w:bottom w:val="single" w:sz="6" w:color="2E5554"/>
+              <w:right w:val="single" w:sz="6" w:color="2E5554"/>
+            </w:tcBorders>
+          </w:tcPr>
+          <w:p>
+            <w:pPr>
+              <w:spacing w:after="0"/>
+            </w:pPr>
+            <w:r/>
+            <w:r>
+              <w:rPr>
+                <w:rFonts w:ascii="Consolas" w:hAnsi="Consolas"/>
+                <w:color w:val="E8FFF3"/>
+                <w:sz w:val="15"/>
+              </w:rPr>
+              <w:t>cd /opt/plataforma-ambiental/current</w:t>
+              <w:br/>
+              <w:t>set -a; source /etc/plataforma-ambiental/app.env; set +a</w:t>
+              <w:br/>
+              <w:t>node ops/migrate-brand-assets.mjs /diretorio-restrito/start-campus-brand</w:t>
+            </w:r>
+          </w:p>
+        </w:tc>
+      </w:tr>
+    </w:tbl>
+    <w:p>
+      <w:pPr>
+        <w:spacing w:after="100"/>
+      </w:pPr>
+      <w:r>
+        <w:t>O script valida que cada ficheiro existe e tem tamanho plausível, usa apenas a conta S3 de serviço e escreve as chaves internas usadas pelo tema. O diretório de importação não é versionado, não é servido pelo Nginx/BunkerWeb e deve ser removido depois da validação visual.</w:t>
+      </w:r>
+    </w:p>
+    <w:p>
+      <w:pPr>
+        <w:pStyle w:val="Heading3"/>
+      </w:pPr>
+      <w:r>
+        <w:t>Passo 5 — WAF, balanceador e rede</w:t>
+      </w:r>
+    </w:p>
+    <w:p>
+      <w:pPr>
+        <w:spacing w:after="100"/>
+      </w:pPr>
+      <w:r>
+        <w:t>O diagrama usa HAProxy + BunkerWeb. O código não requer um produto específico de WAF, mas requer que o proxy preserve os cabeçalhos reais e faça health checks.</w:t>
+      </w:r>
+    </w:p>
+    <w:p>
+      <w:pPr>
+        <w:pStyle w:val="ListBullet"/>
+      </w:pPr>
+      <w:r>
+        <w:t>Internet/Redes de utilizador → apenas VIP VRRP em 443;</w:t>
+      </w:r>
+    </w:p>
+    <w:p>
+      <w:pPr>
+        <w:pStyle w:val="ListBullet"/>
+      </w:pPr>
+      <w:r>
+        <w:t>HAProxy → BunkerWeb workers; BunkerWeb → APP node 1:3000 e APP node 2:3000;</w:t>
+      </w:r>
+    </w:p>
+    <w:p>
+      <w:pPr>
+        <w:pStyle w:val="ListBullet"/>
+      </w:pPr>
+      <w:r>
+        <w:t>health check de cada APP node: GET /api/health/live (processo) e, antes de promoção, GET /api/health/ready (DB acessível);</w:t>
+      </w:r>
+    </w:p>
+    <w:p>
+      <w:pPr>
+        <w:pStyle w:val="ListBullet"/>
+      </w:pPr>
+      <w:r>
+        <w:t>permitir X-Forwarded-For apenas vindo do proxy confiável; não permitir ao cliente externo escolher esse cabeçalho;</w:t>
+      </w:r>
+    </w:p>
+    <w:p>
+      <w:pPr>
+        <w:pStyle w:val="ListBullet"/>
+      </w:pPr>
+      <w:r>
+        <w:t>os APP nodes aceitam apenas tráfego dos workers WAF; DB, NAS e Valkey aceitam apenas APP nodes;</w:t>
+      </w:r>
+    </w:p>
+    <w:p>
+      <w:pPr>
+        <w:pStyle w:val="ListBullet"/>
+      </w:pPr>
+      <w:r>
+        <w:t>manter o limite do proxy em 50 MB e aplicar regras WAF para uploads, autenticação e APIs;</w:t>
+      </w:r>
+    </w:p>
+    <w:p>
+      <w:pPr>
+        <w:pStyle w:val="ListBullet"/>
+      </w:pPr>
+      <w:r>
+        <w:t>o tráfego SMTP 587 e HTTPS para Azure/APS/Graph sai dos APP nodes via egress controlado.</w:t>
+      </w:r>
+    </w:p>
+    <w:p>
+      <w:pPr>
+        <w:spacing w:after="100"/>
+      </w:pPr>
+      <w:r>
+        <w:t>A configuração de ops/nginx/stand.conf.example é uma referência de upstream e cabeçalhos; não cria um terceiro proxy quando HAProxy/BunkerWeb já ocupam esse lugar.</w:t>
+      </w:r>
+    </w:p>
+    <w:p>
+      <w:pPr>
+        <w:pStyle w:val="Heading3"/>
+      </w:pPr>
+      <w:r>
+        <w:t>Passo 6 — Arranque e entrada no balanceador</w:t>
+      </w:r>
+    </w:p>
+    <w:p>
+      <w:pPr>
+        <w:spacing w:after="100"/>
+      </w:pPr>
+      <w:r>
+        <w:t>Em cada APP node:</w:t>
+      </w:r>
+    </w:p>
+    <w:tbl>
+      <w:tblPr>
+        <w:tblW w:type="auto" w:w="0"/>
+        <w:jc w:val="center"/>
+        <w:tblLook w:firstColumn="1" w:firstRow="1" w:lastColumn="0" w:lastRow="0" w:noHBand="0" w:noVBand="1" w:val="04A0"/>
+      </w:tblPr>
+      <w:tblGrid>
+        <w:gridCol w:w="9632"/>
+      </w:tblGrid>
+      <w:tr>
+        <w:tc>
+          <w:tcPr>
+            <w:tcW w:type="dxa" w:w="9632"/>
+            <w:shd w:fill="102C2D"/>
+            <w:tcBorders>
+              <w:top w:val="single" w:sz="6" w:color="2E5554"/>
+              <w:left w:val="single" w:sz="6" w:color="2E5554"/>
+              <w:bottom w:val="single" w:sz="6" w:color="2E5554"/>
+              <w:right w:val="single" w:sz="6" w:color="2E5554"/>
+            </w:tcBorders>
+          </w:tcPr>
+          <w:p>
+            <w:pPr>
+              <w:spacing w:after="0"/>
+            </w:pPr>
+            <w:r/>
+            <w:r>
+              <w:rPr>
+                <w:rFonts w:ascii="Consolas" w:hAnsi="Consolas"/>
+                <w:color w:val="E8FFF3"/>
+                <w:sz w:val="15"/>
+              </w:rPr>
+              <w:t>cd /opt/plataforma-ambiental/current</w:t>
+              <w:br/>
+              <w:t>sudo -u plataforma APP_CURRENT_PATH=/opt/plataforma-ambiental/current \</w:t>
+              <w:br/>
+              <w:t xml:space="preserve">  APP_ENV_FILE=/etc/plataforma-ambiental/app.env \</w:t>
+              <w:br/>
+              <w:t xml:space="preserve">  pm2 startOrReload ecosystem.config.cjs --env production --update-env</w:t>
+              <w:br/>
+              <w:t>sudo -u plataforma pm2 save</w:t>
+              <w:br/>
+              <w:t>sudo bash ops/node-readiness-check.sh</w:t>
+            </w:r>
+          </w:p>
+        </w:tc>
+      </w:tr>
+    </w:tbl>
+    <w:p>
+      <w:pPr>
+        <w:spacing w:after="100"/>
+      </w:pPr>
+      <w:r>
+        <w:t>Colocar primeiro um nó no pool BunkerWeb, validar login, uma operação de leitura e upload num projeto de teste. Depois repetir no segundo nó. Finalmente desligar um nó do pool: a sessão existente e a operação do outro nó devem continuar, pois não dependem de afinidade de sessão.</w:t>
+      </w:r>
+    </w:p>
+    <w:p>
+      <w:pPr>
+        <w:pStyle w:val="Heading3"/>
+      </w:pPr>
+      <w:r>
+        <w:t>Passo 7 — Lembretes, watchdog e recuperação</w:t>
+      </w:r>
+    </w:p>
+    <w:p>
+      <w:pPr>
+        <w:spacing w:after="100"/>
+      </w:pPr>
+      <w:r>
+        <w:t>Instalar em ambos os nós apenas se se aceitar a deduplicação de lembretes por base de dados; alternativamente, ativar os timers num nó designado e documentar o failover.</w:t>
+      </w:r>
+    </w:p>
+    <w:tbl>
+      <w:tblPr>
+        <w:tblW w:type="auto" w:w="0"/>
+        <w:jc w:val="center"/>
+        <w:tblLook w:firstColumn="1" w:firstRow="1" w:lastColumn="0" w:lastRow="0" w:noHBand="0" w:noVBand="1" w:val="04A0"/>
+      </w:tblPr>
+      <w:tblGrid>
+        <w:gridCol w:w="9632"/>
+      </w:tblGrid>
+      <w:tr>
+        <w:tc>
+          <w:tcPr>
+            <w:tcW w:type="dxa" w:w="9632"/>
+            <w:shd w:fill="102C2D"/>
+            <w:tcBorders>
+              <w:top w:val="single" w:sz="6" w:color="2E5554"/>
+              <w:left w:val="single" w:sz="6" w:color="2E5554"/>
+              <w:bottom w:val="single" w:sz="6" w:color="2E5554"/>
+              <w:right w:val="single" w:sz="6" w:color="2E5554"/>
+            </w:tcBorders>
+          </w:tcPr>
+          <w:p>
+            <w:pPr>
+              <w:spacing w:after="0"/>
+            </w:pPr>
+            <w:r/>
+            <w:r>
+              <w:rPr>
+                <w:rFonts w:ascii="Consolas" w:hAnsi="Consolas"/>
+                <w:color w:val="E8FFF3"/>
+                <w:sz w:val="15"/>
+              </w:rPr>
+              <w:t>cd /opt/plataforma-ambiental/current</w:t>
+              <w:br/>
+              <w:t>sudo bash ops/install-schedulers.sh</w:t>
+              <w:br/>
+              <w:t>sudo install -m 644 ops/systemd/plataforma-watchdog.service /etc/systemd/system/</w:t>
+              <w:br/>
+              <w:t>sudo systemctl daemon-reload</w:t>
+              <w:br/>
+              <w:t>sudo systemctl enable --now plataforma-watchdog.service</w:t>
+              <w:br/>
+              <w:t>sudo systemctl status plataforma-watchdog.service --no-pager</w:t>
+              <w:br/>
+              <w:t>sudo systemctl list-timers 'plataforma-*-reminder.timer'</w:t>
+            </w:r>
+          </w:p>
+        </w:tc>
+      </w:tr>
+    </w:tbl>
+    <w:p>
+      <w:pPr>
+        <w:spacing w:after="100"/>
+      </w:pPr>
+      <w:r>
+        <w:t>O scheduler usa token próprio, não uma sessão de utilizador. O watchdog, ao identificar crash-loop, guarda logs com permissões restritas, cria backup antes de recuperação e notifica destinatários redundantes. O rollback automático só deve ser ligado (WATCHDOG_AUTO_ROLLBACK=true) depois do ensaio em staging.</w:t>
+      </w:r>
+    </w:p>
+    <w:p>
+      <w:pPr>
+        <w:pStyle w:val="Heading2"/>
+      </w:pPr>
+      <w:r>
+        <w:t>5. Testes obrigatórios de aceitação</w:t>
+      </w:r>
+    </w:p>
+    <w:tbl>
+      <w:tblPr>
+        <w:tblStyle w:val="TableGrid"/>
+        <w:tblW w:type="auto" w:w="0"/>
+        <w:jc w:val="center"/>
+        <w:tblLayout w:type="autofit"/>
+        <w:tblLook w:firstColumn="1" w:firstRow="1" w:lastColumn="0" w:lastRow="0" w:noHBand="0" w:noVBand="1" w:val="04A0"/>
+      </w:tblPr>
+      <w:tblGrid>
+        <w:gridCol w:w="3211"/>
+        <w:gridCol w:w="3211"/>
+        <w:gridCol w:w="3211"/>
+      </w:tblGrid>
+      <w:tr>
+        <w:tc>
+          <w:tcPr>
+            <w:tcW w:type="dxa" w:w="3211"/>
+            <w:shd w:fill="0A3638"/>
+            <w:vAlign w:val="center"/>
+            <w:tcBorders>
+              <w:top w:val="single" w:sz="6" w:color="D3DFDA"/>
+              <w:left w:val="single" w:sz="6" w:color="D3DFDA"/>
+              <w:bottom w:val="single" w:sz="6" w:color="D3DFDA"/>
+              <w:right w:val="single" w:sz="6" w:color="D3DFDA"/>
+            </w:tcBorders>
+          </w:tcPr>
+          <w:p>
+            <w:pPr>
+              <w:spacing w:after="0"/>
+            </w:pPr>
+            <w:r/>
+            <w:r>
+              <w:rPr>
+                <w:rFonts w:ascii="Aptos" w:hAnsi="Aptos"/>
+                <w:b/>
+                <w:color w:val="FFFFFF"/>
+                <w:sz w:val="16"/>
+              </w:rPr>
+              <w:t>Teste</w:t>
+            </w:r>
+          </w:p>
+        </w:tc>
+        <w:tc>
+          <w:tcPr>
+            <w:tcW w:type="dxa" w:w="3211"/>
+            <w:shd w:fill="0A3638"/>
+            <w:vAlign w:val="center"/>
+            <w:tcBorders>
+              <w:top w:val="single" w:sz="6" w:color="D3DFDA"/>
+              <w:left w:val="single" w:sz="6" w:color="D3DFDA"/>
+              <w:bottom w:val="single" w:sz="6" w:color="D3DFDA"/>
+              <w:right w:val="single" w:sz="6" w:color="D3DFDA"/>
+            </w:tcBorders>
+          </w:tcPr>
+          <w:p>
+            <w:pPr>
+              <w:spacing w:after="0"/>
+            </w:pPr>
+            <w:r/>
+            <w:r>
+              <w:rPr>
+                <w:rFonts w:ascii="Aptos" w:hAnsi="Aptos"/>
+                <w:b/>
+                <w:color w:val="FFFFFF"/>
+                <w:sz w:val="16"/>
+              </w:rPr>
+              <w:t>Procedimento</w:t>
+            </w:r>
+          </w:p>
+        </w:tc>
+        <w:tc>
+          <w:tcPr>
+            <w:tcW w:type="dxa" w:w="3211"/>
+            <w:shd w:fill="0A3638"/>
+            <w:vAlign w:val="center"/>
+            <w:tcBorders>
+              <w:top w:val="single" w:sz="6" w:color="D3DFDA"/>
+              <w:left w:val="single" w:sz="6" w:color="D3DFDA"/>
+              <w:bottom w:val="single" w:sz="6" w:color="D3DFDA"/>
+              <w:right w:val="single" w:sz="6" w:color="D3DFDA"/>
+            </w:tcBorders>
+          </w:tcPr>
+          <w:p>
+            <w:pPr>
+              <w:spacing w:after="0"/>
+            </w:pPr>
+            <w:r/>
+            <w:r>
+              <w:rPr>
+                <w:rFonts w:ascii="Aptos" w:hAnsi="Aptos"/>
+                <w:b/>
+                <w:color w:val="FFFFFF"/>
+                <w:sz w:val="16"/>
+              </w:rPr>
+              <w:t>Critério de aceitação</w:t>
+            </w:r>
+          </w:p>
+        </w:tc>
+      </w:tr>
+      <w:tr>
+        <w:tc>
+          <w:tcPr>
+            <w:tcW w:type="dxa" w:w="3211"/>
+            <w:vAlign w:val="center"/>
+            <w:tcBorders>
+              <w:top w:val="single" w:sz="6" w:color="D3DFDA"/>
+              <w:left w:val="single" w:sz="6" w:color="D3DFDA"/>
+              <w:bottom w:val="single" w:sz="6" w:color="D3DFDA"/>
+              <w:right w:val="single" w:sz="6" w:color="D3DFDA"/>
+            </w:tcBorders>
+          </w:tcPr>
+          <w:p>
+            <w:pPr>
+              <w:spacing w:after="0"/>
+            </w:pPr>
+            <w:r/>
+            <w:r>
+              <w:rPr>
+                <w:rFonts w:ascii="Aptos" w:hAnsi="Aptos"/>
+                <w:b w:val="0"/>
+                <w:color w:val="18212F"/>
+                <w:sz w:val="16"/>
+              </w:rPr>
+              <w:t>Compilação</w:t>
+            </w:r>
+          </w:p>
+        </w:tc>
+        <w:tc>
+          <w:tcPr>
+            <w:tcW w:type="dxa" w:w="3211"/>
+            <w:vAlign w:val="center"/>
+            <w:tcBorders>
+              <w:top w:val="single" w:sz="6" w:color="D3DFDA"/>
+              <w:left w:val="single" w:sz="6" w:color="D3DFDA"/>
+              <w:bottom w:val="single" w:sz="6" w:color="D3DFDA"/>
+              <w:right w:val="single" w:sz="6" w:color="D3DFDA"/>
+            </w:tcBorders>
+          </w:tcPr>
+          <w:p>
+            <w:pPr>
+              <w:spacing w:after="0"/>
+            </w:pPr>
+            <w:r/>
+            <w:r>
+              <w:rPr>
+                <w:rFonts w:ascii="Aptos" w:hAnsi="Aptos"/>
+                <w:b w:val="0"/>
+                <w:color w:val="18212F"/>
+                <w:sz w:val="16"/>
+              </w:rPr>
+              <w:t>pnpm install --frozen-lockfile &amp;&amp; pnpm check &amp;&amp; pnpm test &amp;&amp; pnpm build &amp;&amp; pnpm audit --prod</w:t>
+            </w:r>
+          </w:p>
+        </w:tc>
+        <w:tc>
+          <w:tcPr>
+            <w:tcW w:type="dxa" w:w="3211"/>
+            <w:vAlign w:val="center"/>
+            <w:tcBorders>
+              <w:top w:val="single" w:sz="6" w:color="D3DFDA"/>
+              <w:left w:val="single" w:sz="6" w:color="D3DFDA"/>
+              <w:bottom w:val="single" w:sz="6" w:color="D3DFDA"/>
+              <w:right w:val="single" w:sz="6" w:color="D3DFDA"/>
+            </w:tcBorders>
+          </w:tcPr>
+          <w:p>
+            <w:pPr>
+              <w:spacing w:after="0"/>
+            </w:pPr>
+            <w:r/>
+            <w:r>
+              <w:rPr>
+                <w:rFonts w:ascii="Aptos" w:hAnsi="Aptos"/>
+                <w:b w:val="0"/>
+                <w:color w:val="18212F"/>
+                <w:sz w:val="16"/>
+              </w:rPr>
+              <w:t>Todos os comandos terminam com sucesso.</w:t>
+            </w:r>
+          </w:p>
+        </w:tc>
+      </w:tr>
+      <w:tr>
+        <w:tc>
+          <w:tcPr>
+            <w:tcW w:type="dxa" w:w="3211"/>
+            <w:vAlign w:val="center"/>
+            <w:tcBorders>
+              <w:top w:val="single" w:sz="6" w:color="D3DFDA"/>
+              <w:left w:val="single" w:sz="6" w:color="D3DFDA"/>
+              <w:bottom w:val="single" w:sz="6" w:color="D3DFDA"/>
+              <w:right w:val="single" w:sz="6" w:color="D3DFDA"/>
+            </w:tcBorders>
+          </w:tcPr>
+          <w:p>
+            <w:pPr>
+              <w:spacing w:after="0"/>
+            </w:pPr>
+            <w:r/>
+            <w:r>
+              <w:rPr>
+                <w:rFonts w:ascii="Aptos" w:hAnsi="Aptos"/>
+                <w:b w:val="0"/>
+                <w:color w:val="18212F"/>
+                <w:sz w:val="16"/>
+              </w:rPr>
+              <w:t>Nó 1 / nó 2</w:t>
+            </w:r>
+          </w:p>
+        </w:tc>
+        <w:tc>
+          <w:tcPr>
+            <w:tcW w:type="dxa" w:w="3211"/>
+            <w:vAlign w:val="center"/>
+            <w:tcBorders>
+              <w:top w:val="single" w:sz="6" w:color="D3DFDA"/>
+              <w:left w:val="single" w:sz="6" w:color="D3DFDA"/>
+              <w:bottom w:val="single" w:sz="6" w:color="D3DFDA"/>
+              <w:right w:val="single" w:sz="6" w:color="D3DFDA"/>
+            </w:tcBorders>
+          </w:tcPr>
+          <w:p>
+            <w:pPr>
+              <w:spacing w:after="0"/>
+            </w:pPr>
+            <w:r/>
+            <w:r>
+              <w:rPr>
+                <w:rFonts w:ascii="Aptos" w:hAnsi="Aptos"/>
+                <w:b w:val="0"/>
+                <w:color w:val="18212F"/>
+                <w:sz w:val="16"/>
+              </w:rPr>
+              <w:t>Retirar alternadamente cada APP node do pool durante uma sessão ativa</w:t>
+            </w:r>
+          </w:p>
+        </w:tc>
+        <w:tc>
+          <w:tcPr>
+            <w:tcW w:type="dxa" w:w="3211"/>
+            <w:vAlign w:val="center"/>
+            <w:tcBorders>
+              <w:top w:val="single" w:sz="6" w:color="D3DFDA"/>
+              <w:left w:val="single" w:sz="6" w:color="D3DFDA"/>
+              <w:bottom w:val="single" w:sz="6" w:color="D3DFDA"/>
+              <w:right w:val="single" w:sz="6" w:color="D3DFDA"/>
+            </w:tcBorders>
+          </w:tcPr>
+          <w:p>
+            <w:pPr>
+              <w:spacing w:after="0"/>
+            </w:pPr>
+            <w:r/>
+            <w:r>
+              <w:rPr>
+                <w:rFonts w:ascii="Aptos" w:hAnsi="Aptos"/>
+                <w:b w:val="0"/>
+                <w:color w:val="18212F"/>
+                <w:sz w:val="16"/>
+              </w:rPr>
+              <w:t>O utilizador continua no outro nó e o serviço responde.</w:t>
+            </w:r>
+          </w:p>
+        </w:tc>
+      </w:tr>
+      <w:tr>
+        <w:tc>
+          <w:tcPr>
+            <w:tcW w:type="dxa" w:w="3211"/>
+            <w:vAlign w:val="center"/>
+            <w:tcBorders>
+              <w:top w:val="single" w:sz="6" w:color="D3DFDA"/>
+              <w:left w:val="single" w:sz="6" w:color="D3DFDA"/>
+              <w:bottom w:val="single" w:sz="6" w:color="D3DFDA"/>
+              <w:right w:val="single" w:sz="6" w:color="D3DFDA"/>
+            </w:tcBorders>
+          </w:tcPr>
+          <w:p>
+            <w:pPr>
+              <w:spacing w:after="0"/>
+            </w:pPr>
+            <w:r/>
+            <w:r>
+              <w:rPr>
+                <w:rFonts w:ascii="Aptos" w:hAnsi="Aptos"/>
+                <w:b w:val="0"/>
+                <w:color w:val="18212F"/>
+                <w:sz w:val="16"/>
+              </w:rPr>
+              <w:t>Sessão revogada</w:t>
+            </w:r>
+          </w:p>
+        </w:tc>
+        <w:tc>
+          <w:tcPr>
+            <w:tcW w:type="dxa" w:w="3211"/>
+            <w:vAlign w:val="center"/>
+            <w:tcBorders>
+              <w:top w:val="single" w:sz="6" w:color="D3DFDA"/>
+              <w:left w:val="single" w:sz="6" w:color="D3DFDA"/>
+              <w:bottom w:val="single" w:sz="6" w:color="D3DFDA"/>
+              <w:right w:val="single" w:sz="6" w:color="D3DFDA"/>
+            </w:tcBorders>
+          </w:tcPr>
+          <w:p>
+            <w:pPr>
+              <w:spacing w:after="0"/>
+            </w:pPr>
+            <w:r/>
+            <w:r>
+              <w:rPr>
+                <w:rFonts w:ascii="Aptos" w:hAnsi="Aptos"/>
+                <w:b w:val="0"/>
+                <w:color w:val="18212F"/>
+                <w:sz w:val="16"/>
+              </w:rPr>
+              <w:t>Alterar/resetar password ou revogar sessão e reutilizar token antigo</w:t>
+            </w:r>
+          </w:p>
+        </w:tc>
+        <w:tc>
+          <w:tcPr>
+            <w:tcW w:type="dxa" w:w="3211"/>
+            <w:vAlign w:val="center"/>
+            <w:tcBorders>
+              <w:top w:val="single" w:sz="6" w:color="D3DFDA"/>
+              <w:left w:val="single" w:sz="6" w:color="D3DFDA"/>
+              <w:bottom w:val="single" w:sz="6" w:color="D3DFDA"/>
+              <w:right w:val="single" w:sz="6" w:color="D3DFDA"/>
+            </w:tcBorders>
+          </w:tcPr>
+          <w:p>
+            <w:pPr>
+              <w:spacing w:after="0"/>
+            </w:pPr>
+            <w:r/>
+            <w:r>
+              <w:rPr>
+                <w:rFonts w:ascii="Aptos" w:hAnsi="Aptos"/>
+                <w:b w:val="0"/>
+                <w:color w:val="18212F"/>
+                <w:sz w:val="16"/>
+              </w:rPr>
+              <w:t>Token é recusado porque sessionVersion já não coincide.</w:t>
+            </w:r>
+          </w:p>
+        </w:tc>
+      </w:tr>
+      <w:tr>
+        <w:tc>
+          <w:tcPr>
+            <w:tcW w:type="dxa" w:w="3211"/>
+            <w:vAlign w:val="center"/>
+            <w:tcBorders>
+              <w:top w:val="single" w:sz="6" w:color="D3DFDA"/>
+              <w:left w:val="single" w:sz="6" w:color="D3DFDA"/>
+              <w:bottom w:val="single" w:sz="6" w:color="D3DFDA"/>
+              <w:right w:val="single" w:sz="6" w:color="D3DFDA"/>
+            </w:tcBorders>
+          </w:tcPr>
+          <w:p>
+            <w:pPr>
+              <w:spacing w:after="0"/>
+            </w:pPr>
+            <w:r/>
+            <w:r>
+              <w:rPr>
+                <w:rFonts w:ascii="Aptos" w:hAnsi="Aptos"/>
+                <w:b w:val="0"/>
+                <w:color w:val="18212F"/>
+                <w:sz w:val="16"/>
+              </w:rPr>
+              <w:t>Limite distribuído</w:t>
+            </w:r>
+          </w:p>
+        </w:tc>
+        <w:tc>
+          <w:tcPr>
+            <w:tcW w:type="dxa" w:w="3211"/>
+            <w:vAlign w:val="center"/>
+            <w:tcBorders>
+              <w:top w:val="single" w:sz="6" w:color="D3DFDA"/>
+              <w:left w:val="single" w:sz="6" w:color="D3DFDA"/>
+              <w:bottom w:val="single" w:sz="6" w:color="D3DFDA"/>
+              <w:right w:val="single" w:sz="6" w:color="D3DFDA"/>
+            </w:tcBorders>
+          </w:tcPr>
+          <w:p>
+            <w:pPr>
+              <w:spacing w:after="0"/>
+            </w:pPr>
+            <w:r/>
+            <w:r>
+              <w:rPr>
+                <w:rFonts w:ascii="Aptos" w:hAnsi="Aptos"/>
+                <w:b w:val="0"/>
+                <w:color w:val="18212F"/>
+                <w:sz w:val="16"/>
+              </w:rPr>
+              <w:t>Simular falhas de login alternando os nós</w:t>
+            </w:r>
+          </w:p>
+        </w:tc>
+        <w:tc>
+          <w:tcPr>
+            <w:tcW w:type="dxa" w:w="3211"/>
+            <w:vAlign w:val="center"/>
+            <w:tcBorders>
+              <w:top w:val="single" w:sz="6" w:color="D3DFDA"/>
+              <w:left w:val="single" w:sz="6" w:color="D3DFDA"/>
+              <w:bottom w:val="single" w:sz="6" w:color="D3DFDA"/>
+              <w:right w:val="single" w:sz="6" w:color="D3DFDA"/>
+            </w:tcBorders>
+          </w:tcPr>
+          <w:p>
+            <w:pPr>
+              <w:spacing w:after="0"/>
+            </w:pPr>
+            <w:r/>
+            <w:r>
+              <w:rPr>
+                <w:rFonts w:ascii="Aptos" w:hAnsi="Aptos"/>
+                <w:b w:val="0"/>
+                <w:color w:val="18212F"/>
+                <w:sz w:val="16"/>
+              </w:rPr>
+              <w:t>A limitação é aplicada em ambos pelo Valkey.</w:t>
+            </w:r>
+          </w:p>
+        </w:tc>
+      </w:tr>
+      <w:tr>
+        <w:tc>
+          <w:tcPr>
+            <w:tcW w:type="dxa" w:w="3211"/>
+            <w:vAlign w:val="center"/>
+            <w:tcBorders>
+              <w:top w:val="single" w:sz="6" w:color="D3DFDA"/>
+              <w:left w:val="single" w:sz="6" w:color="D3DFDA"/>
+              <w:bottom w:val="single" w:sz="6" w:color="D3DFDA"/>
+              <w:right w:val="single" w:sz="6" w:color="D3DFDA"/>
+            </w:tcBorders>
+          </w:tcPr>
+          <w:p>
+            <w:pPr>
+              <w:spacing w:after="0"/>
+            </w:pPr>
+            <w:r/>
+            <w:r>
+              <w:rPr>
+                <w:rFonts w:ascii="Aptos" w:hAnsi="Aptos"/>
+                <w:b w:val="0"/>
+                <w:color w:val="18212F"/>
+                <w:sz w:val="16"/>
+              </w:rPr>
+              <w:t>S3 protegido</w:t>
+            </w:r>
+          </w:p>
+        </w:tc>
+        <w:tc>
+          <w:tcPr>
+            <w:tcW w:type="dxa" w:w="3211"/>
+            <w:vAlign w:val="center"/>
+            <w:tcBorders>
+              <w:top w:val="single" w:sz="6" w:color="D3DFDA"/>
+              <w:left w:val="single" w:sz="6" w:color="D3DFDA"/>
+              <w:bottom w:val="single" w:sz="6" w:color="D3DFDA"/>
+              <w:right w:val="single" w:sz="6" w:color="D3DFDA"/>
+            </w:tcBorders>
+          </w:tcPr>
+          <w:p>
+            <w:pPr>
+              <w:spacing w:after="0"/>
+            </w:pPr>
+            <w:r/>
+            <w:r>
+              <w:rPr>
+                <w:rFonts w:ascii="Aptos" w:hAnsi="Aptos"/>
+                <w:b w:val="0"/>
+                <w:color w:val="18212F"/>
+                <w:sz w:val="16"/>
+              </w:rPr>
+              <w:t>Carregar evidência; tentar URL/chave sem acesso e com outro projeto</w:t>
+            </w:r>
+          </w:p>
+        </w:tc>
+        <w:tc>
+          <w:tcPr>
+            <w:tcW w:type="dxa" w:w="3211"/>
+            <w:vAlign w:val="center"/>
+            <w:tcBorders>
+              <w:top w:val="single" w:sz="6" w:color="D3DFDA"/>
+              <w:left w:val="single" w:sz="6" w:color="D3DFDA"/>
+              <w:bottom w:val="single" w:sz="6" w:color="D3DFDA"/>
+              <w:right w:val="single" w:sz="6" w:color="D3DFDA"/>
+            </w:tcBorders>
+          </w:tcPr>
+          <w:p>
+            <w:pPr>
+              <w:spacing w:after="0"/>
+            </w:pPr>
+            <w:r/>
+            <w:r>
+              <w:rPr>
+                <w:rFonts w:ascii="Aptos" w:hAnsi="Aptos"/>
+                <w:b w:val="0"/>
+                <w:color w:val="18212F"/>
+                <w:sz w:val="16"/>
+              </w:rPr>
+              <w:t>Aceder apenas pela rota autorizada; 401/404 sem enumerar objeto.</w:t>
+            </w:r>
+          </w:p>
+        </w:tc>
+      </w:tr>
+      <w:tr>
+        <w:tc>
+          <w:tcPr>
+            <w:tcW w:type="dxa" w:w="3211"/>
+            <w:vAlign w:val="center"/>
+            <w:tcBorders>
+              <w:top w:val="single" w:sz="6" w:color="D3DFDA"/>
+              <w:left w:val="single" w:sz="6" w:color="D3DFDA"/>
+              <w:bottom w:val="single" w:sz="6" w:color="D3DFDA"/>
+              <w:right w:val="single" w:sz="6" w:color="D3DFDA"/>
+            </w:tcBorders>
+          </w:tcPr>
+          <w:p>
+            <w:pPr>
+              <w:spacing w:after="0"/>
+            </w:pPr>
+            <w:r/>
+            <w:r>
+              <w:rPr>
+                <w:rFonts w:ascii="Aptos" w:hAnsi="Aptos"/>
+                <w:b w:val="0"/>
+                <w:color w:val="18212F"/>
+                <w:sz w:val="16"/>
+              </w:rPr>
+              <w:t>Base de dados</w:t>
+            </w:r>
+          </w:p>
+        </w:tc>
+        <w:tc>
+          <w:tcPr>
+            <w:tcW w:type="dxa" w:w="3211"/>
+            <w:vAlign w:val="center"/>
+            <w:tcBorders>
+              <w:top w:val="single" w:sz="6" w:color="D3DFDA"/>
+              <w:left w:val="single" w:sz="6" w:color="D3DFDA"/>
+              <w:bottom w:val="single" w:sz="6" w:color="D3DFDA"/>
+              <w:right w:val="single" w:sz="6" w:color="D3DFDA"/>
+            </w:tcBorders>
+          </w:tcPr>
+          <w:p>
+            <w:pPr>
+              <w:spacing w:after="0"/>
+            </w:pPr>
+            <w:r/>
+            <w:r>
+              <w:rPr>
+                <w:rFonts w:ascii="Aptos" w:hAnsi="Aptos"/>
+                <w:b w:val="0"/>
+                <w:color w:val="18212F"/>
+                <w:sz w:val="16"/>
+              </w:rPr>
+              <w:t>Parar um membro Galera conforme runbook</w:t>
+            </w:r>
+          </w:p>
+        </w:tc>
+        <w:tc>
+          <w:tcPr>
+            <w:tcW w:type="dxa" w:w="3211"/>
+            <w:vAlign w:val="center"/>
+            <w:tcBorders>
+              <w:top w:val="single" w:sz="6" w:color="D3DFDA"/>
+              <w:left w:val="single" w:sz="6" w:color="D3DFDA"/>
+              <w:bottom w:val="single" w:sz="6" w:color="D3DFDA"/>
+              <w:right w:val="single" w:sz="6" w:color="D3DFDA"/>
+            </w:tcBorders>
+          </w:tcPr>
+          <w:p>
+            <w:pPr>
+              <w:spacing w:after="0"/>
+            </w:pPr>
+            <w:r/>
+            <w:r>
+              <w:rPr>
+                <w:rFonts w:ascii="Aptos" w:hAnsi="Aptos"/>
+                <w:b w:val="0"/>
+                <w:color w:val="18212F"/>
+                <w:sz w:val="16"/>
+              </w:rPr>
+              <w:t>O cluster só se mantém disponível se o quorum estiver preservado; documentar resultado.</w:t>
+            </w:r>
+          </w:p>
+        </w:tc>
+      </w:tr>
+      <w:tr>
+        <w:tc>
+          <w:tcPr>
+            <w:tcW w:type="dxa" w:w="3211"/>
+            <w:vAlign w:val="center"/>
+            <w:tcBorders>
+              <w:top w:val="single" w:sz="6" w:color="D3DFDA"/>
+              <w:left w:val="single" w:sz="6" w:color="D3DFDA"/>
+              <w:bottom w:val="single" w:sz="6" w:color="D3DFDA"/>
+              <w:right w:val="single" w:sz="6" w:color="D3DFDA"/>
+            </w:tcBorders>
+          </w:tcPr>
+          <w:p>
+            <w:pPr>
+              <w:spacing w:after="0"/>
+            </w:pPr>
+            <w:r/>
+            <w:r>
+              <w:rPr>
+                <w:rFonts w:ascii="Aptos" w:hAnsi="Aptos"/>
+                <w:b w:val="0"/>
+                <w:color w:val="18212F"/>
+                <w:sz w:val="16"/>
+              </w:rPr>
+              <w:t>Backup/restauro</w:t>
+            </w:r>
+          </w:p>
+        </w:tc>
+        <w:tc>
+          <w:tcPr>
+            <w:tcW w:type="dxa" w:w="3211"/>
+            <w:vAlign w:val="center"/>
+            <w:tcBorders>
+              <w:top w:val="single" w:sz="6" w:color="D3DFDA"/>
+              <w:left w:val="single" w:sz="6" w:color="D3DFDA"/>
+              <w:bottom w:val="single" w:sz="6" w:color="D3DFDA"/>
+              <w:right w:val="single" w:sz="6" w:color="D3DFDA"/>
+            </w:tcBorders>
+          </w:tcPr>
+          <w:p>
+            <w:pPr>
+              <w:spacing w:after="0"/>
+            </w:pPr>
+            <w:r/>
+            <w:r>
+              <w:rPr>
+                <w:rFonts w:ascii="Aptos" w:hAnsi="Aptos"/>
+                <w:b w:val="0"/>
+                <w:color w:val="18212F"/>
+                <w:sz w:val="16"/>
+              </w:rPr>
+              <w:t>Restauro num ambiente isolado</w:t>
+            </w:r>
+          </w:p>
+        </w:tc>
+        <w:tc>
+          <w:tcPr>
+            <w:tcW w:type="dxa" w:w="3211"/>
+            <w:vAlign w:val="center"/>
+            <w:tcBorders>
+              <w:top w:val="single" w:sz="6" w:color="D3DFDA"/>
+              <w:left w:val="single" w:sz="6" w:color="D3DFDA"/>
+              <w:bottom w:val="single" w:sz="6" w:color="D3DFDA"/>
+              <w:right w:val="single" w:sz="6" w:color="D3DFDA"/>
+            </w:tcBorders>
+          </w:tcPr>
+          <w:p>
+            <w:pPr>
+              <w:spacing w:after="0"/>
+            </w:pPr>
+            <w:r/>
+            <w:r>
+              <w:rPr>
+                <w:rFonts w:ascii="Aptos" w:hAnsi="Aptos"/>
+                <w:b w:val="0"/>
+                <w:color w:val="18212F"/>
+                <w:sz w:val="16"/>
+              </w:rPr>
+              <w:t>Dump, checksum e recuperação validados pelo DBA.</w:t>
+            </w:r>
+          </w:p>
+        </w:tc>
+      </w:tr>
+      <w:tr>
+        <w:tc>
+          <w:tcPr>
+            <w:tcW w:type="dxa" w:w="3211"/>
+            <w:vAlign w:val="center"/>
+            <w:tcBorders>
+              <w:top w:val="single" w:sz="6" w:color="D3DFDA"/>
+              <w:left w:val="single" w:sz="6" w:color="D3DFDA"/>
+              <w:bottom w:val="single" w:sz="6" w:color="D3DFDA"/>
+              <w:right w:val="single" w:sz="6" w:color="D3DFDA"/>
+            </w:tcBorders>
+          </w:tcPr>
+          <w:p>
+            <w:pPr>
+              <w:spacing w:after="0"/>
+            </w:pPr>
+            <w:r/>
+            <w:r>
+              <w:rPr>
+                <w:rFonts w:ascii="Aptos" w:hAnsi="Aptos"/>
+                <w:b w:val="0"/>
+                <w:color w:val="18212F"/>
+                <w:sz w:val="16"/>
+              </w:rPr>
+              <w:t>WAF/Proxy</w:t>
+            </w:r>
+          </w:p>
+        </w:tc>
+        <w:tc>
+          <w:tcPr>
+            <w:tcW w:type="dxa" w:w="3211"/>
+            <w:vAlign w:val="center"/>
+            <w:tcBorders>
+              <w:top w:val="single" w:sz="6" w:color="D3DFDA"/>
+              <w:left w:val="single" w:sz="6" w:color="D3DFDA"/>
+              <w:bottom w:val="single" w:sz="6" w:color="D3DFDA"/>
+              <w:right w:val="single" w:sz="6" w:color="D3DFDA"/>
+            </w:tcBorders>
+          </w:tcPr>
+          <w:p>
+            <w:pPr>
+              <w:spacing w:after="0"/>
+            </w:pPr>
+            <w:r/>
+            <w:r>
+              <w:rPr>
+                <w:rFonts w:ascii="Aptos" w:hAnsi="Aptos"/>
+                <w:b w:val="0"/>
+                <w:color w:val="18212F"/>
+                <w:sz w:val="16"/>
+              </w:rPr>
+              <w:t>Upload, CORS ACC, CSP, IP real e 50 MB</w:t>
+            </w:r>
+          </w:p>
+        </w:tc>
+        <w:tc>
+          <w:tcPr>
+            <w:tcW w:type="dxa" w:w="3211"/>
+            <w:vAlign w:val="center"/>
+            <w:tcBorders>
+              <w:top w:val="single" w:sz="6" w:color="D3DFDA"/>
+              <w:left w:val="single" w:sz="6" w:color="D3DFDA"/>
+              <w:bottom w:val="single" w:sz="6" w:color="D3DFDA"/>
+              <w:right w:val="single" w:sz="6" w:color="D3DFDA"/>
+            </w:tcBorders>
+          </w:tcPr>
+          <w:p>
+            <w:pPr>
+              <w:spacing w:after="0"/>
+            </w:pPr>
+            <w:r/>
+            <w:r>
+              <w:rPr>
+                <w:rFonts w:ascii="Aptos" w:hAnsi="Aptos"/>
+                <w:b w:val="0"/>
+                <w:color w:val="18212F"/>
+                <w:sz w:val="16"/>
+              </w:rPr>
+              <w:t>Funcionalidade esperada sem abrir APP diretamente à Internet.</w:t>
+            </w:r>
+          </w:p>
+        </w:tc>
+      </w:tr>
+      <w:tr>
+        <w:tc>
+          <w:tcPr>
+            <w:tcW w:type="dxa" w:w="3211"/>
+            <w:vAlign w:val="center"/>
+            <w:tcBorders>
+              <w:top w:val="single" w:sz="6" w:color="D3DFDA"/>
+              <w:left w:val="single" w:sz="6" w:color="D3DFDA"/>
+              <w:bottom w:val="single" w:sz="6" w:color="D3DFDA"/>
+              <w:right w:val="single" w:sz="6" w:color="D3DFDA"/>
+            </w:tcBorders>
+          </w:tcPr>
+          <w:p>
+            <w:pPr>
+              <w:spacing w:after="0"/>
+            </w:pPr>
+            <w:r/>
+            <w:r>
+              <w:rPr>
+                <w:rFonts w:ascii="Aptos" w:hAnsi="Aptos"/>
+                <w:b w:val="0"/>
+                <w:color w:val="18212F"/>
+                <w:sz w:val="16"/>
+              </w:rPr>
+              <w:t>Watchdog</w:t>
+            </w:r>
+          </w:p>
+        </w:tc>
+        <w:tc>
+          <w:tcPr>
+            <w:tcW w:type="dxa" w:w="3211"/>
+            <w:vAlign w:val="center"/>
+            <w:tcBorders>
+              <w:top w:val="single" w:sz="6" w:color="D3DFDA"/>
+              <w:left w:val="single" w:sz="6" w:color="D3DFDA"/>
+              <w:bottom w:val="single" w:sz="6" w:color="D3DFDA"/>
+              <w:right w:val="single" w:sz="6" w:color="D3DFDA"/>
+            </w:tcBorders>
+          </w:tcPr>
+          <w:p>
+            <w:pPr>
+              <w:spacing w:after="0"/>
+            </w:pPr>
+            <w:r/>
+            <w:r>
+              <w:rPr>
+                <w:rFonts w:ascii="Aptos" w:hAnsi="Aptos"/>
+                <w:b w:val="0"/>
+                <w:color w:val="18212F"/>
+                <w:sz w:val="16"/>
+              </w:rPr>
+              <w:t>Simular crash-loop em staging</w:t>
+            </w:r>
+          </w:p>
+        </w:tc>
+        <w:tc>
+          <w:tcPr>
+            <w:tcW w:type="dxa" w:w="3211"/>
+            <w:vAlign w:val="center"/>
+            <w:tcBorders>
+              <w:top w:val="single" w:sz="6" w:color="D3DFDA"/>
+              <w:left w:val="single" w:sz="6" w:color="D3DFDA"/>
+              <w:bottom w:val="single" w:sz="6" w:color="D3DFDA"/>
+              <w:right w:val="single" w:sz="6" w:color="D3DFDA"/>
+            </w:tcBorders>
+          </w:tcPr>
+          <w:p>
+            <w:pPr>
+              <w:spacing w:after="0"/>
+            </w:pPr>
+            <w:r/>
+            <w:r>
+              <w:rPr>
+                <w:rFonts w:ascii="Aptos" w:hAnsi="Aptos"/>
+                <w:b w:val="0"/>
+                <w:color w:val="18212F"/>
+                <w:sz w:val="16"/>
+              </w:rPr>
+              <w:t>Incidente, log sanitizado, backup, alerta e rollback conforme a política.</w:t>
+            </w:r>
+          </w:p>
+        </w:tc>
+      </w:tr>
+      <w:tr>
+        <w:tc>
+          <w:tcPr>
+            <w:tcW w:type="dxa" w:w="3211"/>
+            <w:vAlign w:val="center"/>
+            <w:tcBorders>
+              <w:top w:val="single" w:sz="6" w:color="D3DFDA"/>
+              <w:left w:val="single" w:sz="6" w:color="D3DFDA"/>
+              <w:bottom w:val="single" w:sz="6" w:color="D3DFDA"/>
+              <w:right w:val="single" w:sz="6" w:color="D3DFDA"/>
+            </w:tcBorders>
+          </w:tcPr>
+          <w:p>
+            <w:pPr>
+              <w:spacing w:after="0"/>
+            </w:pPr>
+            <w:r/>
+            <w:r>
+              <w:rPr>
+                <w:rFonts w:ascii="Aptos" w:hAnsi="Aptos"/>
+                <w:b w:val="0"/>
+                <w:color w:val="18212F"/>
+                <w:sz w:val="16"/>
+              </w:rPr>
+              <w:t>BMS Fase 2</w:t>
+            </w:r>
+          </w:p>
+        </w:tc>
+        <w:tc>
+          <w:tcPr>
+            <w:tcW w:type="dxa" w:w="3211"/>
+            <w:vAlign w:val="center"/>
+            <w:tcBorders>
+              <w:top w:val="single" w:sz="6" w:color="D3DFDA"/>
+              <w:left w:val="single" w:sz="6" w:color="D3DFDA"/>
+              <w:bottom w:val="single" w:sz="6" w:color="D3DFDA"/>
+              <w:right w:val="single" w:sz="6" w:color="D3DFDA"/>
+            </w:tcBorders>
+          </w:tcPr>
+          <w:p>
+            <w:pPr>
+              <w:spacing w:after="0"/>
+            </w:pPr>
+            <w:r/>
+            <w:r>
+              <w:rPr>
+                <w:rFonts w:ascii="Aptos" w:hAnsi="Aptos"/>
+                <w:b w:val="0"/>
+                <w:color w:val="18212F"/>
+                <w:sz w:val="16"/>
+              </w:rPr>
+              <w:t>Aplicar os nove testes do documento BMS</w:t>
+            </w:r>
+          </w:p>
+        </w:tc>
+        <w:tc>
+          <w:tcPr>
+            <w:tcW w:type="dxa" w:w="3211"/>
+            <w:vAlign w:val="center"/>
+            <w:tcBorders>
+              <w:top w:val="single" w:sz="6" w:color="D3DFDA"/>
+              <w:left w:val="single" w:sz="6" w:color="D3DFDA"/>
+              <w:bottom w:val="single" w:sz="6" w:color="D3DFDA"/>
+              <w:right w:val="single" w:sz="6" w:color="D3DFDA"/>
+            </w:tcBorders>
+          </w:tcPr>
+          <w:p>
+            <w:pPr>
+              <w:spacing w:after="0"/>
+            </w:pPr>
+            <w:r/>
+            <w:r>
+              <w:rPr>
+                <w:rFonts w:ascii="Aptos" w:hAnsi="Aptos"/>
+                <w:b w:val="0"/>
+                <w:color w:val="18212F"/>
+                <w:sz w:val="16"/>
+              </w:rPr>
+              <w:t>Só ativar após HMAC, idempotência e reconciliação aprovados.</w:t>
+            </w:r>
+          </w:p>
+        </w:tc>
+      </w:tr>
+    </w:tbl>
+    <w:p>
+      <w:pPr>
+        <w:spacing w:after="40"/>
+      </w:pPr>
+    </w:p>
+    <w:p>
+      <w:pPr>
+        <w:pStyle w:val="Heading2"/>
+      </w:pPr>
+      <w:r>
+        <w:t>6. Integrações aplicacionais</w:t>
+      </w:r>
+    </w:p>
+    <w:p>
+      <w:pPr>
+        <w:pStyle w:val="Heading3"/>
+      </w:pPr>
+      <w:r>
+        <w:t>ACC</w:t>
+      </w:r>
+    </w:p>
+    <w:p>
+      <w:pPr>
+        <w:spacing w:after="100"/>
+      </w:pPr>
+      <w:r>
+        <w:t>Criar uma aplicação APS técnica e configurar ADS_CLIENT_ID, ADS_CLIENT_SECRET e ADS_REDIRECT_URI no cofre. Confirmar o mapeamento explícito STAND project → ACC project → pasta ambiental. Falhas ACC não podem apagar a ficha ou evidência interna.</w:t>
+      </w:r>
+    </w:p>
+    <w:p>
+      <w:pPr>
+        <w:pStyle w:val="Heading3"/>
+      </w:pPr>
+      <w:r>
+        <w:t>SharePoint / Graph</w:t>
+      </w:r>
+    </w:p>
+    <w:p>
+      <w:pPr>
+        <w:spacing w:after="100"/>
+      </w:pPr>
+      <w:r>
+        <w:t>O SharePoint continua a ser a fonte documental oficial para documentos aprovados, segundo a política corporativa. Criar uma app Entra dedicada, limitada ao site/biblioteca ambiental, e validar upload, versão, metadados e recuperação. Não usar a base de dados como BLOB store.</w:t>
+      </w:r>
+    </w:p>
+    <w:p>
+      <w:pPr>
+        <w:pStyle w:val="Heading3"/>
+      </w:pPr>
+      <w:r>
+        <w:t>Email</w:t>
+      </w:r>
+    </w:p>
+    <w:p>
+      <w:pPr>
+        <w:spacing w:after="100"/>
+      </w:pPr>
+      <w:r>
+        <w:t>Usar uma mailbox técnica Start Campus com STARTTLS 587. Validar SPF, DKIM e DMARC. O grupo em ALERT_EMAIL_RECIPIENTS deve incluir pelo menos uma lista de distribuição e um suplente; não usar o email pessoal de uma única pessoa como ponto de falha.</w:t>
+      </w:r>
+    </w:p>
+    <w:p>
+      <w:pPr>
+        <w:pStyle w:val="Heading3"/>
+      </w:pPr>
+      <w:r>
+        <w:t>BMS — fase 2</w:t>
+      </w:r>
+    </w:p>
+    <w:p>
+      <w:pPr>
+        <w:spacing w:after="100"/>
+      </w:pPr>
+      <w:r>
+        <w:t>O endpoint existe, mas permanece desativado sem BMS_INGEST_HMAC_SECRET e BMS_SERVICE_USER_ID. Ler Integração BMS — Fase 2 antes de configurar o gateway. O gateway envia eventos pequenos, com HMAC e eventId; não há controlo remoto de infraestrutura pela STAND.</w:t>
+      </w:r>
+    </w:p>
+    <w:p>
+      <w:pPr>
+        <w:pStyle w:val="Heading2"/>
+      </w:pPr>
+      <w:r>
+        <w:t>7. Limites e melhorias recomendadas</w:t>
+      </w:r>
+    </w:p>
+    <w:p>
+      <w:pPr>
+        <w:pStyle w:val="ListNumber"/>
+      </w:pPr>
+      <w:r>
+        <w:t>Dois nós Galera + arbitrator podem operar, mas a resiliência é inferior a três nós de dados completos. O DBA deve validar quorum, rede e recuperação de split-brain.</w:t>
+      </w:r>
+    </w:p>
+    <w:p>
+      <w:pPr>
+        <w:pStyle w:val="ListNumber"/>
+      </w:pPr>
+      <w:r>
+        <w:t>Um Synology NAS único é um ponto único de falha para object storage e backups. RAID protege discos, não o equipamento/local. Programar replicação, backup offline/imutável ou segundo destino.</w:t>
+      </w:r>
+    </w:p>
+    <w:p>
+      <w:pPr>
+        <w:pStyle w:val="ListNumber"/>
+      </w:pPr>
+      <w:r>
+        <w:t>Valkey único torna-se dependência da autenticação distribuída. Para alta disponibilidade, usar replica + Sentinel/cluster conforme padrão IT.</w:t>
+      </w:r>
+    </w:p>
+    <w:p>
+      <w:pPr>
+        <w:pStyle w:val="ListNumber"/>
+      </w:pPr>
+      <w:r>
+        <w:t>BunkerWeb Manager único é uma dependência do plano de controlo WAF; a indisponibilidade não deve interromper tráfego, mas impede alterações centralizadas. Registar estratégia de backup/configuração.</w:t>
+      </w:r>
+    </w:p>
+    <w:p>
+      <w:pPr>
+        <w:pStyle w:val="ListNumber"/>
+      </w:pPr>
+      <w:r>
+        <w:t>A STAND tem testes de tipos, regressões funcionais e segurança no repositório. A aceitação da infraestrutura (failover real, WAF, Galera, NAS, certificados, email e BMS) só pode ser declarada concluída depois dos testes acima no ambiente Start Campus.</w:t>
+      </w:r>
+    </w:p>
+    <w:p>
+      <w:pPr>
+        <w:pStyle w:val="Heading2"/>
+      </w:pPr>
+      <w:r>
+        <w:t>8. Sequência de go-live</w:t>
+      </w:r>
+    </w:p>
+    <w:p>
+      <w:pPr>
+        <w:pStyle w:val="ListNumber"/>
+      </w:pPr>
+      <w:r>
+        <w:t>Staging totalmente configurado, migrations aprovadas e testes de aceitação guardados.</w:t>
+      </w:r>
+    </w:p>
+    <w:p>
+      <w:pPr>
+        <w:pStyle w:val="ListNumber"/>
+      </w:pPr>
+      <w:r>
+        <w:t>Revisão conjunta Segurança + IT + Ambiente + Operação NEST.</w:t>
+      </w:r>
+    </w:p>
+    <w:p>
+      <w:pPr>
+        <w:pStyle w:val="ListNumber"/>
+      </w:pPr>
+      <w:r>
+        <w:t>Janela de produção: backup, release, migration aprovada, nó 1, health, nó 2, health, WAF/VIP, teste de login e de ficheiro.</w:t>
+      </w:r>
+    </w:p>
+    <w:p>
+      <w:pPr>
+        <w:pStyle w:val="ListNumber"/>
+      </w:pPr>
+      <w:r>
+        <w:t>Período de observação acordado: PM2, health, logs, Valkey, Galera, NAS, correio e integrações.</w:t>
+      </w:r>
+    </w:p>
+    <w:p>
+      <w:pPr>
+        <w:pStyle w:val="ListNumber"/>
+      </w:pPr>
+      <w:r>
+        <w:t>Fecho da alteração: atualizar inventário de segredos, versões, owners, prova de restauro e plano de rollback.</w:t>
+      </w:r>
+    </w:p>
+    <w:p>
+      <w:pPr>
+        <w:spacing w:after="100"/>
+      </w:pPr>
+      <w:r>
+        <w:t>---</w:t>
+      </w:r>
+    </w:p>
+    <w:p>
+      <w:pPr>
+        <w:pStyle w:val="Heading2"/>
+      </w:pPr>
+      <w:r>
+        <w:t>Referências técnicas no repositório</w:t>
+      </w:r>
+    </w:p>
+    <w:p>
+      <w:pPr>
+        <w:pStyle w:val="ListBullet"/>
+      </w:pPr>
+      <w:r>
+        <w:t>Guia geral de implementação IT</w:t>
+      </w:r>
+    </w:p>
+    <w:p>
+      <w:pPr>
+        <w:pStyle w:val="ListBullet"/>
+      </w:pPr>
+      <w:r>
+        <w:t>Integração BMS — Fase 2</w:t>
+      </w:r>
+    </w:p>
+    <w:p>
+      <w:pPr>
+        <w:pStyle w:val="ListBullet"/>
+      </w:pPr>
+      <w:r>
+        <w:t>Avaliação da arquitetura Fase 1</w:t>
+      </w:r>
+    </w:p>
+    <w:p>
+      <w:pPr>
+        <w:pStyle w:val="ListBullet"/>
+      </w:pPr>
+      <w:r>
+        <w:t>ops/app.env.example</w:t>
+      </w:r>
+    </w:p>
+    <w:p>
+      <w:pPr>
+        <w:pStyle w:val="ListBullet"/>
+      </w:pPr>
+      <w:r>
+        <w:t>ops/bootstrap-app-node.sh</w:t>
+      </w:r>
+    </w:p>
+    <w:p>
+      <w:pPr>
+        <w:pStyle w:val="ListBullet"/>
+      </w:pPr>
+      <w:r>
+        <w:t>ops/nginx/stand.conf.example</w:t>
+      </w:r>
+    </w:p>
+    <w:p>
+      <w:pPr>
+        <w:pStyle w:val="ListBullet"/>
+      </w:pPr>
+      <w:r>
+        <w:t>ops/deploy-release.sh</w:t>
+      </w:r>
+    </w:p>
+    <w:p>
+      <w:pPr>
+        <w:pStyle w:val="ListBullet"/>
+      </w:pPr>
+      <w:r>
+        <w:t>ops/rollback-to-previous.sh</w:t>
+      </w:r>
+    </w:p>
+    <w:p>
+      <w:pPr>
+        <w:pStyle w:val="ListBullet"/>
+      </w:pPr>
+      <w:r>
+        <w:t>ops/pm2-crash-watchdog.mjs</w:t>
       </w:r>
     </w:p>
     <w:p>
@@ -213,7 +4296,15 @@
         <w:spacing w:after="100"/>
       </w:pPr>
       <w:r>
-        <w:t>Publicação de referência: RMD / riquid14-ux; repositório público sem segredos, ficheiros de produção ou documentação privada. O IT deve usar uma cópia interna/branch protegido para qualquer configuração de produção.</w:t>
+        <w:t>Publicação de referência: RmdRicardo &lt;rmd@startcampus.pt&gt;; repositório público sem segredos, ficheiros de produção ou documentação privada. O IT deve usar uma cópia interna/branch protegido para qualquer configuração de produção.</w:t>
+      </w:r>
+    </w:p>
+    <w:p>
+      <w:pPr>
+        <w:pStyle w:val="Quote"/>
+      </w:pPr>
+      <w:r>
+        <w:t>Para a implementação na arquitetura de Fase 1 com HAProxy/BunkerWeb, dois nós APP, Galera, Synology e Valkey, seguir primeiro o Guia prático de implementação — Fase 1. Este documento mantém o detalhe funcional das integrações.</w:t>
       </w:r>
     </w:p>
     <w:p>

--- a/docs/GUIA_IMPLEMENTACAO_IT_START_CAMPUS.docx
+++ b/docs/GUIA_IMPLEMENTACAO_IT_START_CAMPUS.docx
@@ -2577,6 +2577,8 @@
               </w:rPr>
               <w:t>NODE_ENV=production</w:t>
               <w:br/>
+              <w:t>STAND_RUNTIME_MODE=corporate</w:t>
+              <w:br/>
               <w:t>PORT=3000</w:t>
               <w:br/>
               <w:t>APP_BASE_URL=https://stand.startcampus.pt</w:t>
@@ -2614,7 +2616,7 @@
         <w:spacing w:after="100"/>
       </w:pPr>
       <w:r>
-        <w:t>A aplicação recusa arrancar em produção sem DB, segredo de sessão, URL pública, object storage S3, Valkey e token do scheduler. Isto evita um deployment que pareça funcional, mas esteja dependente de memória local ou armazenamento de desenvolvimento.</w:t>
+        <w:t>Nas VMs Start Campus, STAND_RUNTIME_MODE=corporate ativa a verificação de arranque: a aplicação recusa arrancar sem DB, segredo de sessão, URL pública, object storage S3, Valkey e token do scheduler. Isto evita um deployment corporativo que pareça funcional, mas esteja dependente de memória local ou armazenamento de desenvolvimento. O modo gerido existente não ativa por engano estes pré-requisitos internos.</w:t>
       </w:r>
     </w:p>
     <w:p>

--- a/docs/GUIA_IMPLEMENTACAO_IT_START_CAMPUS.docx
+++ b/docs/GUIA_IMPLEMENTACAO_IT_START_CAMPUS.docx
@@ -2648,7 +2648,7 @@
         <w:pStyle w:val="ListNumber"/>
       </w:pPr>
       <w:r>
-        <w:t>Restaurar uma cópia sanitizada de staging ou iniciar uma base vazia conforme o plano de dados aprovado.</w:t>
+        <w:t>Para esta passagem, o IT escolheu fresh start: criar uma base vazia e aplicar a baseline única em handover/database-fresh-start/. Não aplicar o histórico de desenvolvimento em drizzle/, que contém transformações de dados e não é o instalador de uma base nova.</w:t>
       </w:r>
     </w:p>
     <w:p>
@@ -2656,7 +2656,7 @@
         <w:pStyle w:val="ListNumber"/>
       </w:pPr>
       <w:r>
-        <w:t>Na janela de alteração, executar migrations uma única vez contra o VIP DB, a partir de um nó de administração controlado:</w:t>
+        <w:t>O DBA valida primeiro o checksum e a natureza exclusivamente DDL da baseline. Na janela de alteração, executa-a uma única vez contra o VIP DB, a partir de um nó de administração controlado:</w:t>
       </w:r>
     </w:p>
     <w:tbl>
@@ -2695,7 +2695,9 @@
               <w:br/>
               <w:t>set -a; source /etc/plataforma-ambiental/app.env; set +a</w:t>
               <w:br/>
-              <w:t>pnpm drizzle-kit migrate</w:t>
+              <w:t>node handover/database-fresh-start/validate-baseline.mjs</w:t>
+              <w:br/>
+              <w:t>pnpm drizzle-kit migrate --config handover/database-fresh-start/drizzle.config.ts</w:t>
             </w:r>
           </w:p>
         </w:tc>
@@ -2706,15 +2708,23 @@
         <w:pStyle w:val="ListNumber"/>
       </w:pPr>
       <w:r>
-        <w:t>Só depois de backup e migration bem-sucedidos, validar SELECT 1, tabelas e /api/health/ready.</w:t>
+        <w:t>A baseline cria 59 tabelas e não cria qualquer utilizador, empresa, submissão, documento, evidência, telemetria, dado demonstrativo ou segredo. Criar o primeiro administrador com bootstrap-initial-admin.mjs; se aprovado pela equipa Ambiental, importar o catálogo-modelo SIN02 com import-catalogue-template.mjs. O procedimento integral está em handover/database-fresh-start/README.md.</w:t>
       </w:r>
     </w:p>
     <w:p>
       <w:pPr>
+        <w:pStyle w:val="ListNumber"/>
+      </w:pPr>
+      <w:r>
+        <w:t>Só depois de backup, baseline e bootstrap bem-sucedidos, validar SELECT 1, 59 tabelas, uma migration baseline e /api/health/ready.</w:t>
+      </w:r>
+    </w:p>
+    <w:p>
+      <w:pPr>
         <w:pStyle w:val="Quote"/>
       </w:pPr>
       <w:r>
-        <w:t>Nunca executar migrações destrutivas automaticamente no deploy. O pipeline publica uma release; a alteração de esquema é uma etapa aprovada e registada.</w:t>
+        <w:t>Nunca executar migrações destrutivas automaticamente no deploy. O pipeline publica uma release; a alteração de esquema é uma etapa aprovada e registada. Em Galera, a baseline é executada pelo DBA via VIP uma vez; não é aplicada nó a nó nem através de RSU.</w:t>
       </w:r>
     </w:p>
     <w:p>
@@ -4197,6 +4207,22 @@
         <w:pStyle w:val="ListBullet"/>
       </w:pPr>
       <w:r>
+        <w:t>Fresh start da base de dados</w:t>
+      </w:r>
+    </w:p>
+    <w:p>
+      <w:pPr>
+        <w:pStyle w:val="ListBullet"/>
+      </w:pPr>
+      <w:r>
+        <w:t>Manifesto da entrega IT</w:t>
+      </w:r>
+    </w:p>
+    <w:p>
+      <w:pPr>
+        <w:pStyle w:val="ListBullet"/>
+      </w:pPr>
+      <w:r>
         <w:t>Integração BMS — Fase 2</w:t>
       </w:r>
     </w:p>
@@ -4254,6 +4280,14 @@
       </w:pPr>
       <w:r>
         <w:t>ops/pm2-crash-watchdog.mjs</w:t>
+      </w:r>
+    </w:p>
+    <w:p>
+      <w:pPr>
+        <w:pStyle w:val="ListBullet"/>
+      </w:pPr>
+      <w:r>
+        <w:t>ops/create-it-handover-zip.sh — cria o ZIP a partir do commit validado, sem ficheiros não versionados ou segredos</w:t>
       </w:r>
     </w:p>
     <w:p>
@@ -4307,6 +4341,14 @@
       </w:pPr>
       <w:r>
         <w:t>Para a implementação na arquitetura de Fase 1 com HAProxy/BunkerWeb, dois nós APP, Galera, Synology e Valkey, seguir primeiro o Guia prático de implementação — Fase 1. Este documento mantém o detalhe funcional das integrações.</w:t>
+      </w:r>
+    </w:p>
+    <w:p>
+      <w:pPr>
+        <w:pStyle w:val="Quote"/>
+      </w:pPr>
+      <w:r>
+        <w:t>Decisão de base de dados: o IT solicitou um fresh start. A entrega inclui handover/database-fresh-start/, uma baseline nova e vazia do esquema final. Não aplicar as migrações históricas de desenvolvimento em drizzle/ a uma base virgem.</w:t>
       </w:r>
     </w:p>
     <w:p>
@@ -5260,7 +5302,7 @@
                 <w:color w:val="18212F"/>
                 <w:sz w:val="16"/>
               </w:rPr>
-              <w:t>Configurar segredos e identidade corporativa</w:t>
+              <w:t>Aplicar a baseline fresh start uma vez pelo VIP Galera</w:t>
             </w:r>
           </w:p>
         </w:tc>
@@ -5287,7 +5329,7 @@
                 <w:color w:val="18212F"/>
                 <w:sz w:val="16"/>
               </w:rPr>
-              <w:t>Nenhum segredo está no repositório, no frontend ou em ficheiros .env versionados.</w:t>
+              <w:t>59 tabelas, uma migration baseline e zero dados herdados.</w:t>
             </w:r>
           </w:p>
         </w:tc>
@@ -5343,7 +5385,7 @@
                 <w:color w:val="18212F"/>
                 <w:sz w:val="16"/>
               </w:rPr>
-              <w:t>Integrar SharePoint e validar arquivo/restituição</w:t>
+              <w:t>Criar primeiro Admin e configurar catálogos aprovados</w:t>
             </w:r>
           </w:p>
         </w:tc>
@@ -5370,7 +5412,7 @@
                 <w:color w:val="18212F"/>
                 <w:sz w:val="16"/>
               </w:rPr>
-              <w:t>Uma ficha aprovada é arquivada, fica pesquisável e é recuperável através da referência guardada.</w:t>
+              <w:t>2FA ativa; o catálogo SIN02, se usado, não traz fichas, pessoas ou evidências.</w:t>
             </w:r>
           </w:p>
         </w:tc>
@@ -5426,7 +5468,7 @@
                 <w:color w:val="18212F"/>
                 <w:sz w:val="16"/>
               </w:rPr>
-              <w:t>Integrar ACC</w:t>
+              <w:t>Configurar segredos e identidade corporativa</w:t>
             </w:r>
           </w:p>
         </w:tc>
@@ -5453,7 +5495,7 @@
                 <w:color w:val="18212F"/>
                 <w:sz w:val="16"/>
               </w:rPr>
-              <w:t>Um PDF de teste é entregue na pasta correcta do projecto ACC e a referência devolvida é guardada.</w:t>
+              <w:t>Nenhum segredo está no repositório, no frontend ou em ficheiros .env versionados.</w:t>
             </w:r>
           </w:p>
         </w:tc>
@@ -5509,7 +5551,7 @@
                 <w:color w:val="18212F"/>
                 <w:sz w:val="16"/>
               </w:rPr>
-              <w:t>Configurar email corporativo</w:t>
+              <w:t>Integrar SharePoint e validar arquivo/restituição</w:t>
             </w:r>
           </w:p>
         </w:tc>
@@ -5536,7 +5578,7 @@
                 <w:color w:val="18212F"/>
                 <w:sz w:val="16"/>
               </w:rPr>
-              <w:t>Convites e notificações chegam ao grupo de teste com remetente Start Campus autenticado.</w:t>
+              <w:t>Uma ficha aprovada é arquivada, fica pesquisável e é recuperável através da referência guardada.</w:t>
             </w:r>
           </w:p>
         </w:tc>
@@ -5592,7 +5634,7 @@
                 <w:color w:val="18212F"/>
                 <w:sz w:val="16"/>
               </w:rPr>
-              <w:t>Activar CI/CD, watchdog, backup e rollback em staging</w:t>
+              <w:t>Integrar ACC</w:t>
             </w:r>
           </w:p>
         </w:tc>
@@ -5619,7 +5661,7 @@
                 <w:color w:val="18212F"/>
                 <w:sz w:val="16"/>
               </w:rPr>
-              <w:t>Um crash-loop simulado cria backup, alerta redundante e recuperação controlada.</w:t>
+              <w:t>Um PDF de teste é entregue na pasta correcta do projecto ACC e a referência devolvida é guardada.</w:t>
             </w:r>
           </w:p>
         </w:tc>
@@ -5675,7 +5717,7 @@
                 <w:color w:val="18212F"/>
                 <w:sz w:val="16"/>
               </w:rPr>
-              <w:t>Ativar a integração BMS fase 2 do SIN01/NEST</w:t>
+              <w:t>Configurar email corporativo</w:t>
             </w:r>
           </w:p>
         </w:tc>
@@ -5702,7 +5744,7 @@
                 <w:color w:val="18212F"/>
                 <w:sz w:val="16"/>
               </w:rPr>
-              <w:t>Gateway outbound assinado, idempotência, allowlist de métricas e validação contra fonte operacional aprovados.</w:t>
+              <w:t>Convites e notificações chegam ao grupo de teste com remetente Start Campus autenticado.</w:t>
             </w:r>
           </w:p>
         </w:tc>
@@ -5732,6 +5774,172 @@
                 <w:sz w:val="16"/>
               </w:rPr>
               <w:t>9</w:t>
+            </w:r>
+          </w:p>
+        </w:tc>
+        <w:tc>
+          <w:tcPr>
+            <w:tcW w:type="dxa" w:w="3211"/>
+            <w:vAlign w:val="center"/>
+            <w:tcBorders>
+              <w:top w:val="single" w:sz="6" w:color="D3DFDA"/>
+              <w:left w:val="single" w:sz="6" w:color="D3DFDA"/>
+              <w:bottom w:val="single" w:sz="6" w:color="D3DFDA"/>
+              <w:right w:val="single" w:sz="6" w:color="D3DFDA"/>
+            </w:tcBorders>
+          </w:tcPr>
+          <w:p>
+            <w:pPr>
+              <w:spacing w:after="0"/>
+            </w:pPr>
+            <w:r/>
+            <w:r>
+              <w:rPr>
+                <w:rFonts w:ascii="Aptos" w:hAnsi="Aptos"/>
+                <w:b w:val="0"/>
+                <w:color w:val="18212F"/>
+                <w:sz w:val="16"/>
+              </w:rPr>
+              <w:t>Activar CI/CD, watchdog, backup e rollback em staging</w:t>
+            </w:r>
+          </w:p>
+        </w:tc>
+        <w:tc>
+          <w:tcPr>
+            <w:tcW w:type="dxa" w:w="3211"/>
+            <w:vAlign w:val="center"/>
+            <w:tcBorders>
+              <w:top w:val="single" w:sz="6" w:color="D3DFDA"/>
+              <w:left w:val="single" w:sz="6" w:color="D3DFDA"/>
+              <w:bottom w:val="single" w:sz="6" w:color="D3DFDA"/>
+              <w:right w:val="single" w:sz="6" w:color="D3DFDA"/>
+            </w:tcBorders>
+          </w:tcPr>
+          <w:p>
+            <w:pPr>
+              <w:spacing w:after="0"/>
+            </w:pPr>
+            <w:r/>
+            <w:r>
+              <w:rPr>
+                <w:rFonts w:ascii="Aptos" w:hAnsi="Aptos"/>
+                <w:b w:val="0"/>
+                <w:color w:val="18212F"/>
+                <w:sz w:val="16"/>
+              </w:rPr>
+              <w:t>Um crash-loop simulado cria backup, alerta redundante e recuperação controlada.</w:t>
+            </w:r>
+          </w:p>
+        </w:tc>
+      </w:tr>
+      <w:tr>
+        <w:tc>
+          <w:tcPr>
+            <w:tcW w:type="dxa" w:w="3211"/>
+            <w:vAlign w:val="center"/>
+            <w:tcBorders>
+              <w:top w:val="single" w:sz="6" w:color="D3DFDA"/>
+              <w:left w:val="single" w:sz="6" w:color="D3DFDA"/>
+              <w:bottom w:val="single" w:sz="6" w:color="D3DFDA"/>
+              <w:right w:val="single" w:sz="6" w:color="D3DFDA"/>
+            </w:tcBorders>
+          </w:tcPr>
+          <w:p>
+            <w:pPr>
+              <w:spacing w:after="0"/>
+            </w:pPr>
+            <w:r/>
+            <w:r>
+              <w:rPr>
+                <w:rFonts w:ascii="Aptos" w:hAnsi="Aptos"/>
+                <w:b w:val="0"/>
+                <w:color w:val="18212F"/>
+                <w:sz w:val="16"/>
+              </w:rPr>
+              <w:t>10</w:t>
+            </w:r>
+          </w:p>
+        </w:tc>
+        <w:tc>
+          <w:tcPr>
+            <w:tcW w:type="dxa" w:w="3211"/>
+            <w:vAlign w:val="center"/>
+            <w:tcBorders>
+              <w:top w:val="single" w:sz="6" w:color="D3DFDA"/>
+              <w:left w:val="single" w:sz="6" w:color="D3DFDA"/>
+              <w:bottom w:val="single" w:sz="6" w:color="D3DFDA"/>
+              <w:right w:val="single" w:sz="6" w:color="D3DFDA"/>
+            </w:tcBorders>
+          </w:tcPr>
+          <w:p>
+            <w:pPr>
+              <w:spacing w:after="0"/>
+            </w:pPr>
+            <w:r/>
+            <w:r>
+              <w:rPr>
+                <w:rFonts w:ascii="Aptos" w:hAnsi="Aptos"/>
+                <w:b w:val="0"/>
+                <w:color w:val="18212F"/>
+                <w:sz w:val="16"/>
+              </w:rPr>
+              <w:t>Ativar a integração BMS fase 2 do SIN01/NEST</w:t>
+            </w:r>
+          </w:p>
+        </w:tc>
+        <w:tc>
+          <w:tcPr>
+            <w:tcW w:type="dxa" w:w="3211"/>
+            <w:vAlign w:val="center"/>
+            <w:tcBorders>
+              <w:top w:val="single" w:sz="6" w:color="D3DFDA"/>
+              <w:left w:val="single" w:sz="6" w:color="D3DFDA"/>
+              <w:bottom w:val="single" w:sz="6" w:color="D3DFDA"/>
+              <w:right w:val="single" w:sz="6" w:color="D3DFDA"/>
+            </w:tcBorders>
+          </w:tcPr>
+          <w:p>
+            <w:pPr>
+              <w:spacing w:after="0"/>
+            </w:pPr>
+            <w:r/>
+            <w:r>
+              <w:rPr>
+                <w:rFonts w:ascii="Aptos" w:hAnsi="Aptos"/>
+                <w:b w:val="0"/>
+                <w:color w:val="18212F"/>
+                <w:sz w:val="16"/>
+              </w:rPr>
+              <w:t>Gateway outbound assinado, idempotência, allowlist de métricas e validação contra fonte operacional aprovados.</w:t>
+            </w:r>
+          </w:p>
+        </w:tc>
+      </w:tr>
+      <w:tr>
+        <w:tc>
+          <w:tcPr>
+            <w:tcW w:type="dxa" w:w="3211"/>
+            <w:vAlign w:val="center"/>
+            <w:tcBorders>
+              <w:top w:val="single" w:sz="6" w:color="D3DFDA"/>
+              <w:left w:val="single" w:sz="6" w:color="D3DFDA"/>
+              <w:bottom w:val="single" w:sz="6" w:color="D3DFDA"/>
+              <w:right w:val="single" w:sz="6" w:color="D3DFDA"/>
+            </w:tcBorders>
+          </w:tcPr>
+          <w:p>
+            <w:pPr>
+              <w:spacing w:after="0"/>
+            </w:pPr>
+            <w:r/>
+            <w:r>
+              <w:rPr>
+                <w:rFonts w:ascii="Aptos" w:hAnsi="Aptos"/>
+                <w:b w:val="0"/>
+                <w:color w:val="18212F"/>
+                <w:sz w:val="16"/>
+              </w:rPr>
+              <w:t>11</w:t>
             </w:r>
           </w:p>
         </w:tc>
@@ -5868,6 +6076,30 @@
       </w:pPr>
       <w:r>
         <w:t>O servidor deve correr com uma conta de serviço sem privilégios de administração do sistema. A aplicação usa Node.js 22, pnpm 10, MySQL compatível, reverse proxy TLS e um gestor de processos. Em produção, as variáveis de ambiente devem residir num gestor de segredos ou em ficheiros de sistema com permissões restritas; nunca no Git ou no frontend.</w:t>
+      </w:r>
+    </w:p>
+    <w:p>
+      <w:pPr>
+        <w:pStyle w:val="Heading3"/>
+      </w:pPr>
+      <w:r>
+        <w:t>Fresh start da base de dados</w:t>
+      </w:r>
+    </w:p>
+    <w:p>
+      <w:pPr>
+        <w:spacing w:after="100"/>
+      </w:pPr>
+      <w:r>
+        <w:t>O instalador suportado de uma base nova é handover/database-fresh-start/README.md. A pasta contém o SQL DDL de uma única baseline, journal/snapshot Drizzle, SHA-256, validação estática, bootstrap do primeiro administrador e importador opcional do catálogo SIN02. Não contém quaisquer dados de produção, utilizadores, palavras-passe, documentos, evidências ou dados de demonstração.</w:t>
+      </w:r>
+    </w:p>
+    <w:p>
+      <w:pPr>
+        <w:spacing w:after="100"/>
+      </w:pPr>
+      <w:r>
+        <w:t>O DBA cria uma base vazia com a collation aprovada, valida Galera e aplica a baseline uma só vez através do VIP. O primeiro Admin é criado de modo interativo e só depois é permitido configurar projetos, empresas, utilizadores e integrações. Esta separação impede que o fresh start herde dados do ambiente de desenvolvimento.</w:t>
       </w:r>
     </w:p>
     <w:tbl>
@@ -8394,6 +8626,14 @@
     </w:p>
     <w:p>
       <w:pPr>
+        <w:spacing w:after="100"/>
+      </w:pPr>
+      <w:r>
+        <w:t>O ZIP de transferência deve ser verificado contra o Manifesto de entrega IT. Contém o código, ops/, workflows GitHub, documentação, esquema corrente para referência e a baseline fresh start para instalação. Não deve ser enriquecido com segredos, dumps ou ficheiros internos.</w:t>
+      </w:r>
+    </w:p>
+    <w:p>
+      <w:pPr>
         <w:pStyle w:val="Heading2"/>
       </w:pPr>
       <w:r>
@@ -8438,6 +8678,2817 @@
       </w:pPr>
       <w:r>
         <w:t>[5]: https://opendronemap.org/nodeodm/ "OpenDroneMap — NodeODM"</w:t>
+      </w:r>
+    </w:p>
+    <w:p>
+      <w:r>
+        <w:br w:type="page"/>
+      </w:r>
+    </w:p>
+    <w:p>
+      <w:pPr>
+        <w:pStyle w:val="Heading1"/>
+      </w:pPr>
+      <w:r>
+        <w:t>Base de dados STAND — Fresh Start</w:t>
+      </w:r>
+    </w:p>
+    <w:p>
+      <w:pPr>
+        <w:pStyle w:val="Heading2"/>
+      </w:pPr>
+      <w:r>
+        <w:t>Decisão aprovada para esta entrega</w:t>
+      </w:r>
+    </w:p>
+    <w:p>
+      <w:pPr>
+        <w:spacing w:after="100"/>
+      </w:pPr>
+      <w:r>
+        <w:t>Uma base MariaDB nova é a opção mais limpa para produção: não traz utilizadores, passwords, fichas, KPI, e-GAR, relatórios, evidências, documentação, telemetria ou dados demonstrativos do ambiente de desenvolvimento.</w:t>
+      </w:r>
+    </w:p>
+    <w:p>
+      <w:pPr>
+        <w:spacing w:after="100"/>
+      </w:pPr>
+      <w:r>
+        <w:t>Não aplicar a pasta histórica ../../drizzle/ numa base nova. O histórico de desenvolvimento tem transformações de dados e uma cadeia anterior que não deve ser usada como instalador de produção. Esta pasta contém uma nova linhagem com uma única baseline DDL do estado final.</w:t>
+      </w:r>
+    </w:p>
+    <w:tbl>
+      <w:tblPr>
+        <w:tblStyle w:val="TableGrid"/>
+        <w:tblW w:type="auto" w:w="0"/>
+        <w:jc w:val="center"/>
+        <w:tblLayout w:type="autofit"/>
+        <w:tblLook w:firstColumn="1" w:firstRow="1" w:lastColumn="0" w:lastRow="0" w:noHBand="0" w:noVBand="1" w:val="04A0"/>
+      </w:tblPr>
+      <w:tblGrid>
+        <w:gridCol w:w="4816"/>
+        <w:gridCol w:w="4816"/>
+      </w:tblGrid>
+      <w:tr>
+        <w:tc>
+          <w:tcPr>
+            <w:tcW w:type="dxa" w:w="4816"/>
+            <w:shd w:fill="0A3638"/>
+            <w:vAlign w:val="center"/>
+            <w:tcBorders>
+              <w:top w:val="single" w:sz="6" w:color="D3DFDA"/>
+              <w:left w:val="single" w:sz="6" w:color="D3DFDA"/>
+              <w:bottom w:val="single" w:sz="6" w:color="D3DFDA"/>
+              <w:right w:val="single" w:sz="6" w:color="D3DFDA"/>
+            </w:tcBorders>
+          </w:tcPr>
+          <w:p>
+            <w:pPr>
+              <w:spacing w:after="0"/>
+            </w:pPr>
+            <w:r/>
+            <w:r>
+              <w:rPr>
+                <w:rFonts w:ascii="Aptos" w:hAnsi="Aptos"/>
+                <w:b/>
+                <w:color w:val="FFFFFF"/>
+                <w:sz w:val="16"/>
+              </w:rPr>
+              <w:t>Ficheiro</w:t>
+            </w:r>
+          </w:p>
+        </w:tc>
+        <w:tc>
+          <w:tcPr>
+            <w:tcW w:type="dxa" w:w="4816"/>
+            <w:shd w:fill="0A3638"/>
+            <w:vAlign w:val="center"/>
+            <w:tcBorders>
+              <w:top w:val="single" w:sz="6" w:color="D3DFDA"/>
+              <w:left w:val="single" w:sz="6" w:color="D3DFDA"/>
+              <w:bottom w:val="single" w:sz="6" w:color="D3DFDA"/>
+              <w:right w:val="single" w:sz="6" w:color="D3DFDA"/>
+            </w:tcBorders>
+          </w:tcPr>
+          <w:p>
+            <w:pPr>
+              <w:spacing w:after="0"/>
+            </w:pPr>
+            <w:r/>
+            <w:r>
+              <w:rPr>
+                <w:rFonts w:ascii="Aptos" w:hAnsi="Aptos"/>
+                <w:b/>
+                <w:color w:val="FFFFFF"/>
+                <w:sz w:val="16"/>
+              </w:rPr>
+              <w:t>Finalidade</w:t>
+            </w:r>
+          </w:p>
+        </w:tc>
+      </w:tr>
+      <w:tr>
+        <w:tc>
+          <w:tcPr>
+            <w:tcW w:type="dxa" w:w="4816"/>
+            <w:vAlign w:val="center"/>
+            <w:tcBorders>
+              <w:top w:val="single" w:sz="6" w:color="D3DFDA"/>
+              <w:left w:val="single" w:sz="6" w:color="D3DFDA"/>
+              <w:bottom w:val="single" w:sz="6" w:color="D3DFDA"/>
+              <w:right w:val="single" w:sz="6" w:color="D3DFDA"/>
+            </w:tcBorders>
+          </w:tcPr>
+          <w:p>
+            <w:pPr>
+              <w:spacing w:after="0"/>
+            </w:pPr>
+            <w:r/>
+            <w:r>
+              <w:rPr>
+                <w:rFonts w:ascii="Aptos" w:hAnsi="Aptos"/>
+                <w:b w:val="0"/>
+                <w:color w:val="18212F"/>
+                <w:sz w:val="16"/>
+              </w:rPr>
+              <w:t>drizzle/0000_stand_schema_baseline.sql</w:t>
+            </w:r>
+          </w:p>
+        </w:tc>
+        <w:tc>
+          <w:tcPr>
+            <w:tcW w:type="dxa" w:w="4816"/>
+            <w:vAlign w:val="center"/>
+            <w:tcBorders>
+              <w:top w:val="single" w:sz="6" w:color="D3DFDA"/>
+              <w:left w:val="single" w:sz="6" w:color="D3DFDA"/>
+              <w:bottom w:val="single" w:sz="6" w:color="D3DFDA"/>
+              <w:right w:val="single" w:sz="6" w:color="D3DFDA"/>
+            </w:tcBorders>
+          </w:tcPr>
+          <w:p>
+            <w:pPr>
+              <w:spacing w:after="0"/>
+            </w:pPr>
+            <w:r/>
+            <w:r>
+              <w:rPr>
+                <w:rFonts w:ascii="Aptos" w:hAnsi="Aptos"/>
+                <w:b w:val="0"/>
+                <w:color w:val="18212F"/>
+                <w:sz w:val="16"/>
+              </w:rPr>
+              <w:t>Única migration da base nova: apenas CREATE TABLE, índices, UNIQUE, enums e defaults.</w:t>
+            </w:r>
+          </w:p>
+        </w:tc>
+      </w:tr>
+      <w:tr>
+        <w:tc>
+          <w:tcPr>
+            <w:tcW w:type="dxa" w:w="4816"/>
+            <w:vAlign w:val="center"/>
+            <w:tcBorders>
+              <w:top w:val="single" w:sz="6" w:color="D3DFDA"/>
+              <w:left w:val="single" w:sz="6" w:color="D3DFDA"/>
+              <w:bottom w:val="single" w:sz="6" w:color="D3DFDA"/>
+              <w:right w:val="single" w:sz="6" w:color="D3DFDA"/>
+            </w:tcBorders>
+          </w:tcPr>
+          <w:p>
+            <w:pPr>
+              <w:spacing w:after="0"/>
+            </w:pPr>
+            <w:r/>
+            <w:r>
+              <w:rPr>
+                <w:rFonts w:ascii="Aptos" w:hAnsi="Aptos"/>
+                <w:b w:val="0"/>
+                <w:color w:val="18212F"/>
+                <w:sz w:val="16"/>
+              </w:rPr>
+              <w:t>drizzle/meta/</w:t>
+            </w:r>
+          </w:p>
+        </w:tc>
+        <w:tc>
+          <w:tcPr>
+            <w:tcW w:type="dxa" w:w="4816"/>
+            <w:vAlign w:val="center"/>
+            <w:tcBorders>
+              <w:top w:val="single" w:sz="6" w:color="D3DFDA"/>
+              <w:left w:val="single" w:sz="6" w:color="D3DFDA"/>
+              <w:bottom w:val="single" w:sz="6" w:color="D3DFDA"/>
+              <w:right w:val="single" w:sz="6" w:color="D3DFDA"/>
+            </w:tcBorders>
+          </w:tcPr>
+          <w:p>
+            <w:pPr>
+              <w:spacing w:after="0"/>
+            </w:pPr>
+            <w:r/>
+            <w:r>
+              <w:rPr>
+                <w:rFonts w:ascii="Aptos" w:hAnsi="Aptos"/>
+                <w:b w:val="0"/>
+                <w:color w:val="18212F"/>
+                <w:sz w:val="16"/>
+              </w:rPr>
+              <w:t>Journal e snapshot da nova linhagem Drizzle.</w:t>
+            </w:r>
+          </w:p>
+        </w:tc>
+      </w:tr>
+      <w:tr>
+        <w:tc>
+          <w:tcPr>
+            <w:tcW w:type="dxa" w:w="4816"/>
+            <w:vAlign w:val="center"/>
+            <w:tcBorders>
+              <w:top w:val="single" w:sz="6" w:color="D3DFDA"/>
+              <w:left w:val="single" w:sz="6" w:color="D3DFDA"/>
+              <w:bottom w:val="single" w:sz="6" w:color="D3DFDA"/>
+              <w:right w:val="single" w:sz="6" w:color="D3DFDA"/>
+            </w:tcBorders>
+          </w:tcPr>
+          <w:p>
+            <w:pPr>
+              <w:spacing w:after="0"/>
+            </w:pPr>
+            <w:r/>
+            <w:r>
+              <w:rPr>
+                <w:rFonts w:ascii="Aptos" w:hAnsi="Aptos"/>
+                <w:b w:val="0"/>
+                <w:color w:val="18212F"/>
+                <w:sz w:val="16"/>
+              </w:rPr>
+              <w:t>drizzle.config.ts</w:t>
+            </w:r>
+          </w:p>
+        </w:tc>
+        <w:tc>
+          <w:tcPr>
+            <w:tcW w:type="dxa" w:w="4816"/>
+            <w:vAlign w:val="center"/>
+            <w:tcBorders>
+              <w:top w:val="single" w:sz="6" w:color="D3DFDA"/>
+              <w:left w:val="single" w:sz="6" w:color="D3DFDA"/>
+              <w:bottom w:val="single" w:sz="6" w:color="D3DFDA"/>
+              <w:right w:val="single" w:sz="6" w:color="D3DFDA"/>
+            </w:tcBorders>
+          </w:tcPr>
+          <w:p>
+            <w:pPr>
+              <w:spacing w:after="0"/>
+            </w:pPr>
+            <w:r/>
+            <w:r>
+              <w:rPr>
+                <w:rFonts w:ascii="Aptos" w:hAnsi="Aptos"/>
+                <w:b w:val="0"/>
+                <w:color w:val="18212F"/>
+                <w:sz w:val="16"/>
+              </w:rPr>
+              <w:t>Configuração dedicada para aplicar somente esta baseline.</w:t>
+            </w:r>
+          </w:p>
+        </w:tc>
+      </w:tr>
+      <w:tr>
+        <w:tc>
+          <w:tcPr>
+            <w:tcW w:type="dxa" w:w="4816"/>
+            <w:vAlign w:val="center"/>
+            <w:tcBorders>
+              <w:top w:val="single" w:sz="6" w:color="D3DFDA"/>
+              <w:left w:val="single" w:sz="6" w:color="D3DFDA"/>
+              <w:bottom w:val="single" w:sz="6" w:color="D3DFDA"/>
+              <w:right w:val="single" w:sz="6" w:color="D3DFDA"/>
+            </w:tcBorders>
+          </w:tcPr>
+          <w:p>
+            <w:pPr>
+              <w:spacing w:after="0"/>
+            </w:pPr>
+            <w:r/>
+            <w:r>
+              <w:rPr>
+                <w:rFonts w:ascii="Aptos" w:hAnsi="Aptos"/>
+                <w:b w:val="0"/>
+                <w:color w:val="18212F"/>
+                <w:sz w:val="16"/>
+              </w:rPr>
+              <w:t>SCHEMA_BASELINE_SHA256.txt</w:t>
+            </w:r>
+          </w:p>
+        </w:tc>
+        <w:tc>
+          <w:tcPr>
+            <w:tcW w:type="dxa" w:w="4816"/>
+            <w:vAlign w:val="center"/>
+            <w:tcBorders>
+              <w:top w:val="single" w:sz="6" w:color="D3DFDA"/>
+              <w:left w:val="single" w:sz="6" w:color="D3DFDA"/>
+              <w:bottom w:val="single" w:sz="6" w:color="D3DFDA"/>
+              <w:right w:val="single" w:sz="6" w:color="D3DFDA"/>
+            </w:tcBorders>
+          </w:tcPr>
+          <w:p>
+            <w:pPr>
+              <w:spacing w:after="0"/>
+            </w:pPr>
+            <w:r/>
+            <w:r>
+              <w:rPr>
+                <w:rFonts w:ascii="Aptos" w:hAnsi="Aptos"/>
+                <w:b w:val="0"/>
+                <w:color w:val="18212F"/>
+                <w:sz w:val="16"/>
+              </w:rPr>
+              <w:t>Integridade SHA-256 da baseline.</w:t>
+            </w:r>
+          </w:p>
+        </w:tc>
+      </w:tr>
+      <w:tr>
+        <w:tc>
+          <w:tcPr>
+            <w:tcW w:type="dxa" w:w="4816"/>
+            <w:vAlign w:val="center"/>
+            <w:tcBorders>
+              <w:top w:val="single" w:sz="6" w:color="D3DFDA"/>
+              <w:left w:val="single" w:sz="6" w:color="D3DFDA"/>
+              <w:bottom w:val="single" w:sz="6" w:color="D3DFDA"/>
+              <w:right w:val="single" w:sz="6" w:color="D3DFDA"/>
+            </w:tcBorders>
+          </w:tcPr>
+          <w:p>
+            <w:pPr>
+              <w:spacing w:after="0"/>
+            </w:pPr>
+            <w:r/>
+            <w:r>
+              <w:rPr>
+                <w:rFonts w:ascii="Aptos" w:hAnsi="Aptos"/>
+                <w:b w:val="0"/>
+                <w:color w:val="18212F"/>
+                <w:sz w:val="16"/>
+              </w:rPr>
+              <w:t>validate-baseline.mjs</w:t>
+            </w:r>
+          </w:p>
+        </w:tc>
+        <w:tc>
+          <w:tcPr>
+            <w:tcW w:type="dxa" w:w="4816"/>
+            <w:vAlign w:val="center"/>
+            <w:tcBorders>
+              <w:top w:val="single" w:sz="6" w:color="D3DFDA"/>
+              <w:left w:val="single" w:sz="6" w:color="D3DFDA"/>
+              <w:bottom w:val="single" w:sz="6" w:color="D3DFDA"/>
+              <w:right w:val="single" w:sz="6" w:color="D3DFDA"/>
+            </w:tcBorders>
+          </w:tcPr>
+          <w:p>
+            <w:pPr>
+              <w:spacing w:after="0"/>
+            </w:pPr>
+            <w:r/>
+            <w:r>
+              <w:rPr>
+                <w:rFonts w:ascii="Aptos" w:hAnsi="Aptos"/>
+                <w:b w:val="0"/>
+                <w:color w:val="18212F"/>
+                <w:sz w:val="16"/>
+              </w:rPr>
+              <w:t>Verificação estática: integridade, 59 tabelas, sem DML, DROP, ALTER, utilizadores ou permissões.</w:t>
+            </w:r>
+          </w:p>
+        </w:tc>
+      </w:tr>
+      <w:tr>
+        <w:tc>
+          <w:tcPr>
+            <w:tcW w:type="dxa" w:w="4816"/>
+            <w:vAlign w:val="center"/>
+            <w:tcBorders>
+              <w:top w:val="single" w:sz="6" w:color="D3DFDA"/>
+              <w:left w:val="single" w:sz="6" w:color="D3DFDA"/>
+              <w:bottom w:val="single" w:sz="6" w:color="D3DFDA"/>
+              <w:right w:val="single" w:sz="6" w:color="D3DFDA"/>
+            </w:tcBorders>
+          </w:tcPr>
+          <w:p>
+            <w:pPr>
+              <w:spacing w:after="0"/>
+            </w:pPr>
+            <w:r/>
+            <w:r>
+              <w:rPr>
+                <w:rFonts w:ascii="Aptos" w:hAnsi="Aptos"/>
+                <w:b w:val="0"/>
+                <w:color w:val="18212F"/>
+                <w:sz w:val="16"/>
+              </w:rPr>
+              <w:t>bootstrap-initial-admin.mjs</w:t>
+            </w:r>
+          </w:p>
+        </w:tc>
+        <w:tc>
+          <w:tcPr>
+            <w:tcW w:type="dxa" w:w="4816"/>
+            <w:vAlign w:val="center"/>
+            <w:tcBorders>
+              <w:top w:val="single" w:sz="6" w:color="D3DFDA"/>
+              <w:left w:val="single" w:sz="6" w:color="D3DFDA"/>
+              <w:bottom w:val="single" w:sz="6" w:color="D3DFDA"/>
+              <w:right w:val="single" w:sz="6" w:color="D3DFDA"/>
+            </w:tcBorders>
+          </w:tcPr>
+          <w:p>
+            <w:pPr>
+              <w:spacing w:after="0"/>
+            </w:pPr>
+            <w:r/>
+            <w:r>
+              <w:rPr>
+                <w:rFonts w:ascii="Aptos" w:hAnsi="Aptos"/>
+                <w:b w:val="0"/>
+                <w:color w:val="18212F"/>
+                <w:sz w:val="16"/>
+              </w:rPr>
+              <w:t>Cria uma única primeira conta administrativa, sem password na linha de comando.</w:t>
+            </w:r>
+          </w:p>
+        </w:tc>
+      </w:tr>
+      <w:tr>
+        <w:tc>
+          <w:tcPr>
+            <w:tcW w:type="dxa" w:w="4816"/>
+            <w:vAlign w:val="center"/>
+            <w:tcBorders>
+              <w:top w:val="single" w:sz="6" w:color="D3DFDA"/>
+              <w:left w:val="single" w:sz="6" w:color="D3DFDA"/>
+              <w:bottom w:val="single" w:sz="6" w:color="D3DFDA"/>
+              <w:right w:val="single" w:sz="6" w:color="D3DFDA"/>
+            </w:tcBorders>
+          </w:tcPr>
+          <w:p>
+            <w:pPr>
+              <w:spacing w:after="0"/>
+            </w:pPr>
+            <w:r/>
+            <w:r>
+              <w:rPr>
+                <w:rFonts w:ascii="Aptos" w:hAnsi="Aptos"/>
+                <w:b w:val="0"/>
+                <w:color w:val="18212F"/>
+                <w:sz w:val="16"/>
+              </w:rPr>
+              <w:t>catalogue-template-SIN02.json</w:t>
+            </w:r>
+          </w:p>
+        </w:tc>
+        <w:tc>
+          <w:tcPr>
+            <w:tcW w:type="dxa" w:w="4816"/>
+            <w:vAlign w:val="center"/>
+            <w:tcBorders>
+              <w:top w:val="single" w:sz="6" w:color="D3DFDA"/>
+              <w:left w:val="single" w:sz="6" w:color="D3DFDA"/>
+              <w:bottom w:val="single" w:sz="6" w:color="D3DFDA"/>
+              <w:right w:val="single" w:sz="6" w:color="D3DFDA"/>
+            </w:tcBorders>
+          </w:tcPr>
+          <w:p>
+            <w:pPr>
+              <w:spacing w:after="0"/>
+            </w:pPr>
+            <w:r/>
+            <w:r>
+              <w:rPr>
+                <w:rFonts w:ascii="Aptos" w:hAnsi="Aptos"/>
+                <w:b w:val="0"/>
+                <w:color w:val="18212F"/>
+                <w:sz w:val="16"/>
+              </w:rPr>
+              <w:t>Catálogo de referência de construção: secções e medidas semanais/DCAPE, sem registos operacionais.</w:t>
+            </w:r>
+          </w:p>
+        </w:tc>
+      </w:tr>
+      <w:tr>
+        <w:tc>
+          <w:tcPr>
+            <w:tcW w:type="dxa" w:w="4816"/>
+            <w:vAlign w:val="center"/>
+            <w:tcBorders>
+              <w:top w:val="single" w:sz="6" w:color="D3DFDA"/>
+              <w:left w:val="single" w:sz="6" w:color="D3DFDA"/>
+              <w:bottom w:val="single" w:sz="6" w:color="D3DFDA"/>
+              <w:right w:val="single" w:sz="6" w:color="D3DFDA"/>
+            </w:tcBorders>
+          </w:tcPr>
+          <w:p>
+            <w:pPr>
+              <w:spacing w:after="0"/>
+            </w:pPr>
+            <w:r/>
+            <w:r>
+              <w:rPr>
+                <w:rFonts w:ascii="Aptos" w:hAnsi="Aptos"/>
+                <w:b w:val="0"/>
+                <w:color w:val="18212F"/>
+                <w:sz w:val="16"/>
+              </w:rPr>
+              <w:t>import-catalogue-template.mjs</w:t>
+            </w:r>
+          </w:p>
+        </w:tc>
+        <w:tc>
+          <w:tcPr>
+            <w:tcW w:type="dxa" w:w="4816"/>
+            <w:vAlign w:val="center"/>
+            <w:tcBorders>
+              <w:top w:val="single" w:sz="6" w:color="D3DFDA"/>
+              <w:left w:val="single" w:sz="6" w:color="D3DFDA"/>
+              <w:bottom w:val="single" w:sz="6" w:color="D3DFDA"/>
+              <w:right w:val="single" w:sz="6" w:color="D3DFDA"/>
+            </w:tcBorders>
+          </w:tcPr>
+          <w:p>
+            <w:pPr>
+              <w:spacing w:after="0"/>
+            </w:pPr>
+            <w:r/>
+            <w:r>
+              <w:rPr>
+                <w:rFonts w:ascii="Aptos" w:hAnsi="Aptos"/>
+                <w:b w:val="0"/>
+                <w:color w:val="18212F"/>
+                <w:sz w:val="16"/>
+              </w:rPr>
+              <w:t>Importador transacional e idempotente do modelo SIN02 opcional.</w:t>
+            </w:r>
+          </w:p>
+        </w:tc>
+      </w:tr>
+      <w:tr>
+        <w:tc>
+          <w:tcPr>
+            <w:tcW w:type="dxa" w:w="4816"/>
+            <w:vAlign w:val="center"/>
+            <w:tcBorders>
+              <w:top w:val="single" w:sz="6" w:color="D3DFDA"/>
+              <w:left w:val="single" w:sz="6" w:color="D3DFDA"/>
+              <w:bottom w:val="single" w:sz="6" w:color="D3DFDA"/>
+              <w:right w:val="single" w:sz="6" w:color="D3DFDA"/>
+            </w:tcBorders>
+          </w:tcPr>
+          <w:p>
+            <w:pPr>
+              <w:spacing w:after="0"/>
+            </w:pPr>
+            <w:r/>
+            <w:r>
+              <w:rPr>
+                <w:rFonts w:ascii="Aptos" w:hAnsi="Aptos"/>
+                <w:b w:val="0"/>
+                <w:color w:val="18212F"/>
+                <w:sz w:val="16"/>
+              </w:rPr>
+              <w:t>EXEMPLO_ESTRUTURA_BASE_DADOS.md</w:t>
+            </w:r>
+          </w:p>
+        </w:tc>
+        <w:tc>
+          <w:tcPr>
+            <w:tcW w:type="dxa" w:w="4816"/>
+            <w:vAlign w:val="center"/>
+            <w:tcBorders>
+              <w:top w:val="single" w:sz="6" w:color="D3DFDA"/>
+              <w:left w:val="single" w:sz="6" w:color="D3DFDA"/>
+              <w:bottom w:val="single" w:sz="6" w:color="D3DFDA"/>
+              <w:right w:val="single" w:sz="6" w:color="D3DFDA"/>
+            </w:tcBorders>
+          </w:tcPr>
+          <w:p>
+            <w:pPr>
+              <w:spacing w:after="0"/>
+            </w:pPr>
+            <w:r/>
+            <w:r>
+              <w:rPr>
+                <w:rFonts w:ascii="Aptos" w:hAnsi="Aptos"/>
+                <w:b w:val="0"/>
+                <w:color w:val="18212F"/>
+                <w:sz w:val="16"/>
+              </w:rPr>
+              <w:t>Mapa lógico e lista de grupos/tabelas para revisão com DBA e IT.</w:t>
+            </w:r>
+          </w:p>
+        </w:tc>
+      </w:tr>
+    </w:tbl>
+    <w:p>
+      <w:pPr>
+        <w:spacing w:after="40"/>
+      </w:pPr>
+    </w:p>
+    <w:p>
+      <w:pPr>
+        <w:pStyle w:val="Heading2"/>
+      </w:pPr>
+      <w:r>
+        <w:t>Pré-condições do DBA</w:t>
+      </w:r>
+    </w:p>
+    <w:p>
+      <w:pPr>
+        <w:pStyle w:val="ListNumber"/>
+      </w:pPr>
+      <w:r>
+        <w:t>O cluster Galera está em Primary, sincronizado e com wsrep_ready=ON.</w:t>
+      </w:r>
+    </w:p>
+    <w:p>
+      <w:pPr>
+        <w:pStyle w:val="ListNumber"/>
+      </w:pPr>
+      <w:r>
+        <w:t>A execução é feita uma única vez através do VIP de escrita, por uma conta de migração distinta da conta da aplicação.</w:t>
+      </w:r>
+    </w:p>
+    <w:p>
+      <w:pPr>
+        <w:pStyle w:val="ListNumber"/>
+      </w:pPr>
+      <w:r>
+        <w:t>A base stand (nome ilustrativo) foi criada vazia com utf8mb4 e a collation aprovada pela equipa DBA.</w:t>
+      </w:r>
+    </w:p>
+    <w:p>
+      <w:pPr>
+        <w:pStyle w:val="ListNumber"/>
+      </w:pPr>
+      <w:r>
+        <w:t>Foi feito snapshot/backup da base vazia e foi registada a janela de mudança.</w:t>
+      </w:r>
+    </w:p>
+    <w:p>
+      <w:pPr>
+        <w:pStyle w:val="ListNumber"/>
+      </w:pPr>
+      <w:r>
+        <w:t>DATABASE_URL aponta para o VIP e é fornecida pelo cofre/shell protegido, nunca por Git ou linha de comando gravada em histórico.</w:t>
+      </w:r>
+    </w:p>
+    <w:p>
+      <w:pPr>
+        <w:spacing w:after="100"/>
+      </w:pPr>
+      <w:r>
+        <w:t>Exemplo de criação, a adaptar pelo DBA:</w:t>
+      </w:r>
+    </w:p>
+    <w:tbl>
+      <w:tblPr>
+        <w:tblW w:type="auto" w:w="0"/>
+        <w:jc w:val="center"/>
+        <w:tblLook w:firstColumn="1" w:firstRow="1" w:lastColumn="0" w:lastRow="0" w:noHBand="0" w:noVBand="1" w:val="04A0"/>
+      </w:tblPr>
+      <w:tblGrid>
+        <w:gridCol w:w="9632"/>
+      </w:tblGrid>
+      <w:tr>
+        <w:tc>
+          <w:tcPr>
+            <w:tcW w:type="dxa" w:w="9632"/>
+            <w:shd w:fill="102C2D"/>
+            <w:tcBorders>
+              <w:top w:val="single" w:sz="6" w:color="2E5554"/>
+              <w:left w:val="single" w:sz="6" w:color="2E5554"/>
+              <w:bottom w:val="single" w:sz="6" w:color="2E5554"/>
+              <w:right w:val="single" w:sz="6" w:color="2E5554"/>
+            </w:tcBorders>
+          </w:tcPr>
+          <w:p>
+            <w:pPr>
+              <w:spacing w:after="0"/>
+            </w:pPr>
+            <w:r/>
+            <w:r>
+              <w:rPr>
+                <w:rFonts w:ascii="Consolas" w:hAnsi="Consolas"/>
+                <w:color w:val="E8FFF3"/>
+                <w:sz w:val="15"/>
+              </w:rPr>
+              <w:t>CREATE DATABASE stand</w:t>
+              <w:br/>
+              <w:t xml:space="preserve">  CHARACTER SET utf8mb4</w:t>
+              <w:br/>
+              <w:t xml:space="preserve">  COLLATE utf8mb4_unicode_ci;</w:t>
+            </w:r>
+          </w:p>
+        </w:tc>
+      </w:tr>
+    </w:tbl>
+    <w:p>
+      <w:pPr>
+        <w:pStyle w:val="Heading2"/>
+      </w:pPr>
+      <w:r>
+        <w:t>1 — Validar a baseline antes de escrever na base</w:t>
+      </w:r>
+    </w:p>
+    <w:p>
+      <w:pPr>
+        <w:spacing w:after="100"/>
+      </w:pPr>
+      <w:r>
+        <w:t>Na raiz do repositório:</w:t>
+      </w:r>
+    </w:p>
+    <w:tbl>
+      <w:tblPr>
+        <w:tblW w:type="auto" w:w="0"/>
+        <w:jc w:val="center"/>
+        <w:tblLook w:firstColumn="1" w:firstRow="1" w:lastColumn="0" w:lastRow="0" w:noHBand="0" w:noVBand="1" w:val="04A0"/>
+      </w:tblPr>
+      <w:tblGrid>
+        <w:gridCol w:w="9632"/>
+      </w:tblGrid>
+      <w:tr>
+        <w:tc>
+          <w:tcPr>
+            <w:tcW w:type="dxa" w:w="9632"/>
+            <w:shd w:fill="102C2D"/>
+            <w:tcBorders>
+              <w:top w:val="single" w:sz="6" w:color="2E5554"/>
+              <w:left w:val="single" w:sz="6" w:color="2E5554"/>
+              <w:bottom w:val="single" w:sz="6" w:color="2E5554"/>
+              <w:right w:val="single" w:sz="6" w:color="2E5554"/>
+            </w:tcBorders>
+          </w:tcPr>
+          <w:p>
+            <w:pPr>
+              <w:spacing w:after="0"/>
+            </w:pPr>
+            <w:r/>
+            <w:r>
+              <w:rPr>
+                <w:rFonts w:ascii="Consolas" w:hAnsi="Consolas"/>
+                <w:color w:val="E8FFF3"/>
+                <w:sz w:val="15"/>
+              </w:rPr>
+              <w:t>node handover/database-fresh-start/validate-baseline.mjs</w:t>
+              <w:br/>
+              <w:t>sha256sum -c handover/database-fresh-start/SCHEMA_BASELINE_SHA256.txt</w:t>
+            </w:r>
+          </w:p>
+        </w:tc>
+      </w:tr>
+    </w:tbl>
+    <w:p>
+      <w:pPr>
+        <w:spacing w:after="100"/>
+      </w:pPr>
+      <w:r>
+        <w:t>O resultado obrigatório é: 59 tabelas, sem INSERT, UPDATE, DELETE, REPLACE, DROP, ALTER, TRUNCATE, CREATE USER ou GRANT.</w:t>
+      </w:r>
+    </w:p>
+    <w:p>
+      <w:pPr>
+        <w:pStyle w:val="Heading2"/>
+      </w:pPr>
+      <w:r>
+        <w:t>2 — Aplicar a baseline uma vez</w:t>
+      </w:r>
+    </w:p>
+    <w:p>
+      <w:pPr>
+        <w:spacing w:after="100"/>
+      </w:pPr>
+      <w:r>
+        <w:t>Carregar a configuração protegida da sessão apenas para este comando e executar:</w:t>
+      </w:r>
+    </w:p>
+    <w:tbl>
+      <w:tblPr>
+        <w:tblW w:type="auto" w:w="0"/>
+        <w:jc w:val="center"/>
+        <w:tblLook w:firstColumn="1" w:firstRow="1" w:lastColumn="0" w:lastRow="0" w:noHBand="0" w:noVBand="1" w:val="04A0"/>
+      </w:tblPr>
+      <w:tblGrid>
+        <w:gridCol w:w="9632"/>
+      </w:tblGrid>
+      <w:tr>
+        <w:tc>
+          <w:tcPr>
+            <w:tcW w:type="dxa" w:w="9632"/>
+            <w:shd w:fill="102C2D"/>
+            <w:tcBorders>
+              <w:top w:val="single" w:sz="6" w:color="2E5554"/>
+              <w:left w:val="single" w:sz="6" w:color="2E5554"/>
+              <w:bottom w:val="single" w:sz="6" w:color="2E5554"/>
+              <w:right w:val="single" w:sz="6" w:color="2E5554"/>
+            </w:tcBorders>
+          </w:tcPr>
+          <w:p>
+            <w:pPr>
+              <w:spacing w:after="0"/>
+            </w:pPr>
+            <w:r/>
+            <w:r>
+              <w:rPr>
+                <w:rFonts w:ascii="Consolas" w:hAnsi="Consolas"/>
+                <w:color w:val="E8FFF3"/>
+                <w:sz w:val="15"/>
+              </w:rPr>
+              <w:t>export DATABASE_URL='mysql://&lt;utilizador-migracao&gt;:&lt;segredo&gt;@&lt;vip-db&gt;:3306/stand'</w:t>
+              <w:br/>
+              <w:t>pnpm drizzle-kit migrate --config handover/database-fresh-start/drizzle.config.ts</w:t>
+              <w:br/>
+              <w:t>unset DATABASE_URL</w:t>
+            </w:r>
+          </w:p>
+        </w:tc>
+      </w:tr>
+    </w:tbl>
+    <w:p>
+      <w:pPr>
+        <w:spacing w:after="100"/>
+      </w:pPr>
+      <w:r>
+        <w:t>Não executar pnpm db:push, não aplicar ficheiros de ../../drizzle/ e não escrever manualmente na tabela de controlo do Drizzle. A baseline cria e regista apenas a migration 0000_stand_schema_baseline.</w:t>
+      </w:r>
+    </w:p>
+    <w:p>
+      <w:pPr>
+        <w:spacing w:after="100"/>
+      </w:pPr>
+      <w:r>
+        <w:t>Em Galera, não aplicar DDL nó a nó nem com RSU. O DBA deve usar o método de alteração de esquema aprovado para o cluster (normalmente TOI), aguardar sincronização e só depois abrir tráfego dos APP nodes.</w:t>
+      </w:r>
+    </w:p>
+    <w:p>
+      <w:pPr>
+        <w:pStyle w:val="Heading2"/>
+      </w:pPr>
+      <w:r>
+        <w:t>3 — Confirmar a base vazia e o esquema</w:t>
+      </w:r>
+    </w:p>
+    <w:tbl>
+      <w:tblPr>
+        <w:tblW w:type="auto" w:w="0"/>
+        <w:jc w:val="center"/>
+        <w:tblLook w:firstColumn="1" w:firstRow="1" w:lastColumn="0" w:lastRow="0" w:noHBand="0" w:noVBand="1" w:val="04A0"/>
+      </w:tblPr>
+      <w:tblGrid>
+        <w:gridCol w:w="9632"/>
+      </w:tblGrid>
+      <w:tr>
+        <w:tc>
+          <w:tcPr>
+            <w:tcW w:type="dxa" w:w="9632"/>
+            <w:shd w:fill="102C2D"/>
+            <w:tcBorders>
+              <w:top w:val="single" w:sz="6" w:color="2E5554"/>
+              <w:left w:val="single" w:sz="6" w:color="2E5554"/>
+              <w:bottom w:val="single" w:sz="6" w:color="2E5554"/>
+              <w:right w:val="single" w:sz="6" w:color="2E5554"/>
+            </w:tcBorders>
+          </w:tcPr>
+          <w:p>
+            <w:pPr>
+              <w:spacing w:after="0"/>
+            </w:pPr>
+            <w:r/>
+            <w:r>
+              <w:rPr>
+                <w:rFonts w:ascii="Consolas" w:hAnsi="Consolas"/>
+                <w:color w:val="E8FFF3"/>
+                <w:sz w:val="15"/>
+              </w:rPr>
+              <w:t>SELECT COUNT(*) AS tabelas</w:t>
+              <w:br/>
+              <w:t>FROM information_schema.tables</w:t>
+              <w:br/>
+              <w:t>WHERE table_schema = 'stand';</w:t>
+              <w:br/>
+              <w:br/>
+              <w:t>SHOW TABLES;</w:t>
+              <w:br/>
+              <w:t>SHOW CREATE TABLE users;</w:t>
+              <w:br/>
+              <w:t>SHOW CREATE TABLE weekly_submissions;</w:t>
+              <w:br/>
+              <w:t>SHOW CREATE TABLE operation_readings;</w:t>
+              <w:br/>
+              <w:t>SELECT COUNT(*) AS migrations FROM __drizzle_migrations;</w:t>
+            </w:r>
+          </w:p>
+        </w:tc>
+      </w:tr>
+    </w:tbl>
+    <w:p>
+      <w:pPr>
+        <w:spacing w:after="100"/>
+      </w:pPr>
+      <w:r>
+        <w:t>O DBA deve validar: 59 tabelas, uma migration de baseline, engine/charset/collation aprovados e zero linhas em todas as tabelas de negócio. A aplicação usa relações lógicas e não define foreign keys físicas no estado atual; os índices e UNIQUE constam na baseline.</w:t>
+      </w:r>
+    </w:p>
+    <w:p>
+      <w:pPr>
+        <w:pStyle w:val="Heading2"/>
+      </w:pPr>
+      <w:r>
+        <w:t>4 — Criar a primeira conta administrativa</w:t>
+      </w:r>
+    </w:p>
+    <w:p>
+      <w:pPr>
+        <w:spacing w:after="100"/>
+      </w:pPr>
+      <w:r>
+        <w:t>A primeira conta é separada da estrutura. Executar numa sessão TTY privada, após a baseline e antes de ligar o balanceador:</w:t>
+      </w:r>
+    </w:p>
+    <w:tbl>
+      <w:tblPr>
+        <w:tblW w:type="auto" w:w="0"/>
+        <w:jc w:val="center"/>
+        <w:tblLook w:firstColumn="1" w:firstRow="1" w:lastColumn="0" w:lastRow="0" w:noHBand="0" w:noVBand="1" w:val="04A0"/>
+      </w:tblPr>
+      <w:tblGrid>
+        <w:gridCol w:w="9632"/>
+      </w:tblGrid>
+      <w:tr>
+        <w:tc>
+          <w:tcPr>
+            <w:tcW w:type="dxa" w:w="9632"/>
+            <w:shd w:fill="102C2D"/>
+            <w:tcBorders>
+              <w:top w:val="single" w:sz="6" w:color="2E5554"/>
+              <w:left w:val="single" w:sz="6" w:color="2E5554"/>
+              <w:bottom w:val="single" w:sz="6" w:color="2E5554"/>
+              <w:right w:val="single" w:sz="6" w:color="2E5554"/>
+            </w:tcBorders>
+          </w:tcPr>
+          <w:p>
+            <w:pPr>
+              <w:spacing w:after="0"/>
+            </w:pPr>
+            <w:r/>
+            <w:r>
+              <w:rPr>
+                <w:rFonts w:ascii="Consolas" w:hAnsi="Consolas"/>
+                <w:color w:val="E8FFF3"/>
+                <w:sz w:val="15"/>
+              </w:rPr>
+              <w:t>export DATABASE_URL='mysql://&lt;utilizador-app&gt;:&lt;segredo&gt;@&lt;vip-db&gt;:3306/stand'</w:t>
+              <w:br/>
+              <w:t>node handover/database-fresh-start/bootstrap-initial-admin.mjs</w:t>
+              <w:br/>
+              <w:t>unset DATABASE_URL</w:t>
+            </w:r>
+          </w:p>
+        </w:tc>
+      </w:tr>
+    </w:tbl>
+    <w:p>
+      <w:pPr>
+        <w:spacing w:after="100"/>
+      </w:pPr>
+      <w:r>
+        <w:t>O programa pede email, nome e palavra-passe sem a mostrar. Recusa executar se já existir um administrador ativo. Depois do primeiro login, ativar 2FA e criar os restantes utilizadores através de convites/administração; nunca reutilizar a palavra-passe inicial ou inseri-la em scripts.</w:t>
+      </w:r>
+    </w:p>
+    <w:p>
+      <w:pPr>
+        <w:pStyle w:val="Heading2"/>
+      </w:pPr>
+      <w:r>
+        <w:t>5 — Configuração funcional inicial (opcional, sem dados de obra)</w:t>
+      </w:r>
+    </w:p>
+    <w:p>
+      <w:pPr>
+        <w:spacing w:after="100"/>
+      </w:pPr>
+      <w:r>
+        <w:t>Uma base vazia permite entrar com a primeira conta, mas ainda não contém projetos, empresas nem catálogos. Para manter o comportamento de criação de novos projetos de construção, importar o modelo SIN02 que contém apenas estrutura e texto de medidas aprovadas — sem submissões, evidências, pessoas ou estados:</w:t>
+      </w:r>
+    </w:p>
+    <w:tbl>
+      <w:tblPr>
+        <w:tblW w:type="auto" w:w="0"/>
+        <w:jc w:val="center"/>
+        <w:tblLook w:firstColumn="1" w:firstRow="1" w:lastColumn="0" w:lastRow="0" w:noHBand="0" w:noVBand="1" w:val="04A0"/>
+      </w:tblPr>
+      <w:tblGrid>
+        <w:gridCol w:w="9632"/>
+      </w:tblGrid>
+      <w:tr>
+        <w:tc>
+          <w:tcPr>
+            <w:tcW w:type="dxa" w:w="9632"/>
+            <w:shd w:fill="102C2D"/>
+            <w:tcBorders>
+              <w:top w:val="single" w:sz="6" w:color="2E5554"/>
+              <w:left w:val="single" w:sz="6" w:color="2E5554"/>
+              <w:bottom w:val="single" w:sz="6" w:color="2E5554"/>
+              <w:right w:val="single" w:sz="6" w:color="2E5554"/>
+            </w:tcBorders>
+          </w:tcPr>
+          <w:p>
+            <w:pPr>
+              <w:spacing w:after="0"/>
+            </w:pPr>
+            <w:r/>
+            <w:r>
+              <w:rPr>
+                <w:rFonts w:ascii="Consolas" w:hAnsi="Consolas"/>
+                <w:color w:val="E8FFF3"/>
+                <w:sz w:val="15"/>
+              </w:rPr>
+              <w:t>export DATABASE_URL='mysql://&lt;utilizador-app&gt;:&lt;segredo&gt;@&lt;vip-db&gt;:3306/stand'</w:t>
+              <w:br/>
+              <w:t>node handover/database-fresh-start/import-catalogue-template.mjs</w:t>
+              <w:br/>
+              <w:t>unset DATABASE_URL</w:t>
+            </w:r>
+          </w:p>
+        </w:tc>
+      </w:tr>
+    </w:tbl>
+    <w:p>
+      <w:pPr>
+        <w:spacing w:after="100"/>
+      </w:pPr>
+      <w:r>
+        <w:t>O importador cria unicamente o projeto-modelo SIN02, as secções e medidas de âmbito weekly e dcape. Recusa alterar um projeto que já tenha catálogo. Em seguida, criar os restantes projetos pela Administração: a aplicação clona os dois catálogos do SIN02 sem copiar fichas, respostas, estados, evidências ou auditoria.</w:t>
+      </w:r>
+    </w:p>
+    <w:p>
+      <w:pPr>
+        <w:spacing w:after="100"/>
+      </w:pPr>
+      <w:r>
+        <w:t>O catálogo é uma referência técnica a validar pelo responsável Ambiental antes de produção. Configurar empresas, associações, utilizadores, planos, calendário, KPI, destinatários, branding e parâmetros de Operação através da administração e dos processos funcionais aprovados.</w:t>
+      </w:r>
+    </w:p>
+    <w:p>
+      <w:pPr>
+        <w:pStyle w:val="Heading2"/>
+      </w:pPr>
+      <w:r>
+        <w:t>6 — Critérios de aceitação</w:t>
+      </w:r>
+    </w:p>
+    <w:tbl>
+      <w:tblPr>
+        <w:tblStyle w:val="TableGrid"/>
+        <w:tblW w:type="auto" w:w="0"/>
+        <w:jc w:val="center"/>
+        <w:tblLayout w:type="autofit"/>
+        <w:tblLook w:firstColumn="1" w:firstRow="1" w:lastColumn="0" w:lastRow="0" w:noHBand="0" w:noVBand="1" w:val="04A0"/>
+      </w:tblPr>
+      <w:tblGrid>
+        <w:gridCol w:w="4816"/>
+        <w:gridCol w:w="4816"/>
+      </w:tblGrid>
+      <w:tr>
+        <w:tc>
+          <w:tcPr>
+            <w:tcW w:type="dxa" w:w="4816"/>
+            <w:shd w:fill="0A3638"/>
+            <w:vAlign w:val="center"/>
+            <w:tcBorders>
+              <w:top w:val="single" w:sz="6" w:color="D3DFDA"/>
+              <w:left w:val="single" w:sz="6" w:color="D3DFDA"/>
+              <w:bottom w:val="single" w:sz="6" w:color="D3DFDA"/>
+              <w:right w:val="single" w:sz="6" w:color="D3DFDA"/>
+            </w:tcBorders>
+          </w:tcPr>
+          <w:p>
+            <w:pPr>
+              <w:spacing w:after="0"/>
+            </w:pPr>
+            <w:r/>
+            <w:r>
+              <w:rPr>
+                <w:rFonts w:ascii="Aptos" w:hAnsi="Aptos"/>
+                <w:b/>
+                <w:color w:val="FFFFFF"/>
+                <w:sz w:val="16"/>
+              </w:rPr>
+              <w:t>Verificação</w:t>
+            </w:r>
+          </w:p>
+        </w:tc>
+        <w:tc>
+          <w:tcPr>
+            <w:tcW w:type="dxa" w:w="4816"/>
+            <w:shd w:fill="0A3638"/>
+            <w:vAlign w:val="center"/>
+            <w:tcBorders>
+              <w:top w:val="single" w:sz="6" w:color="D3DFDA"/>
+              <w:left w:val="single" w:sz="6" w:color="D3DFDA"/>
+              <w:bottom w:val="single" w:sz="6" w:color="D3DFDA"/>
+              <w:right w:val="single" w:sz="6" w:color="D3DFDA"/>
+            </w:tcBorders>
+          </w:tcPr>
+          <w:p>
+            <w:pPr>
+              <w:spacing w:after="0"/>
+            </w:pPr>
+            <w:r/>
+            <w:r>
+              <w:rPr>
+                <w:rFonts w:ascii="Aptos" w:hAnsi="Aptos"/>
+                <w:b/>
+                <w:color w:val="FFFFFF"/>
+                <w:sz w:val="16"/>
+              </w:rPr>
+              <w:t>Resultado obrigatório</w:t>
+            </w:r>
+          </w:p>
+        </w:tc>
+      </w:tr>
+      <w:tr>
+        <w:tc>
+          <w:tcPr>
+            <w:tcW w:type="dxa" w:w="4816"/>
+            <w:vAlign w:val="center"/>
+            <w:tcBorders>
+              <w:top w:val="single" w:sz="6" w:color="D3DFDA"/>
+              <w:left w:val="single" w:sz="6" w:color="D3DFDA"/>
+              <w:bottom w:val="single" w:sz="6" w:color="D3DFDA"/>
+              <w:right w:val="single" w:sz="6" w:color="D3DFDA"/>
+            </w:tcBorders>
+          </w:tcPr>
+          <w:p>
+            <w:pPr>
+              <w:spacing w:after="0"/>
+            </w:pPr>
+            <w:r/>
+            <w:r>
+              <w:rPr>
+                <w:rFonts w:ascii="Aptos" w:hAnsi="Aptos"/>
+                <w:b w:val="0"/>
+                <w:color w:val="18212F"/>
+                <w:sz w:val="16"/>
+              </w:rPr>
+              <w:t>Integridade baseline</w:t>
+            </w:r>
+          </w:p>
+        </w:tc>
+        <w:tc>
+          <w:tcPr>
+            <w:tcW w:type="dxa" w:w="4816"/>
+            <w:vAlign w:val="center"/>
+            <w:tcBorders>
+              <w:top w:val="single" w:sz="6" w:color="D3DFDA"/>
+              <w:left w:val="single" w:sz="6" w:color="D3DFDA"/>
+              <w:bottom w:val="single" w:sz="6" w:color="D3DFDA"/>
+              <w:right w:val="single" w:sz="6" w:color="D3DFDA"/>
+            </w:tcBorders>
+          </w:tcPr>
+          <w:p>
+            <w:pPr>
+              <w:spacing w:after="0"/>
+            </w:pPr>
+            <w:r/>
+            <w:r>
+              <w:rPr>
+                <w:rFonts w:ascii="Aptos" w:hAnsi="Aptos"/>
+                <w:b w:val="0"/>
+                <w:color w:val="18212F"/>
+                <w:sz w:val="16"/>
+              </w:rPr>
+              <w:t>SHA-256 válido; verificador estático passa.</w:t>
+            </w:r>
+          </w:p>
+        </w:tc>
+      </w:tr>
+      <w:tr>
+        <w:tc>
+          <w:tcPr>
+            <w:tcW w:type="dxa" w:w="4816"/>
+            <w:vAlign w:val="center"/>
+            <w:tcBorders>
+              <w:top w:val="single" w:sz="6" w:color="D3DFDA"/>
+              <w:left w:val="single" w:sz="6" w:color="D3DFDA"/>
+              <w:bottom w:val="single" w:sz="6" w:color="D3DFDA"/>
+              <w:right w:val="single" w:sz="6" w:color="D3DFDA"/>
+            </w:tcBorders>
+          </w:tcPr>
+          <w:p>
+            <w:pPr>
+              <w:spacing w:after="0"/>
+            </w:pPr>
+            <w:r/>
+            <w:r>
+              <w:rPr>
+                <w:rFonts w:ascii="Aptos" w:hAnsi="Aptos"/>
+                <w:b w:val="0"/>
+                <w:color w:val="18212F"/>
+                <w:sz w:val="16"/>
+              </w:rPr>
+              <w:t>Esquema</w:t>
+            </w:r>
+          </w:p>
+        </w:tc>
+        <w:tc>
+          <w:tcPr>
+            <w:tcW w:type="dxa" w:w="4816"/>
+            <w:vAlign w:val="center"/>
+            <w:tcBorders>
+              <w:top w:val="single" w:sz="6" w:color="D3DFDA"/>
+              <w:left w:val="single" w:sz="6" w:color="D3DFDA"/>
+              <w:bottom w:val="single" w:sz="6" w:color="D3DFDA"/>
+              <w:right w:val="single" w:sz="6" w:color="D3DFDA"/>
+            </w:tcBorders>
+          </w:tcPr>
+          <w:p>
+            <w:pPr>
+              <w:spacing w:after="0"/>
+            </w:pPr>
+            <w:r/>
+            <w:r>
+              <w:rPr>
+                <w:rFonts w:ascii="Aptos" w:hAnsi="Aptos"/>
+                <w:b w:val="0"/>
+                <w:color w:val="18212F"/>
+                <w:sz w:val="16"/>
+              </w:rPr>
+              <w:t>59 tabelas; uma migration baseline; nenhum DML no SQL.</w:t>
+            </w:r>
+          </w:p>
+        </w:tc>
+      </w:tr>
+      <w:tr>
+        <w:tc>
+          <w:tcPr>
+            <w:tcW w:type="dxa" w:w="4816"/>
+            <w:vAlign w:val="center"/>
+            <w:tcBorders>
+              <w:top w:val="single" w:sz="6" w:color="D3DFDA"/>
+              <w:left w:val="single" w:sz="6" w:color="D3DFDA"/>
+              <w:bottom w:val="single" w:sz="6" w:color="D3DFDA"/>
+              <w:right w:val="single" w:sz="6" w:color="D3DFDA"/>
+            </w:tcBorders>
+          </w:tcPr>
+          <w:p>
+            <w:pPr>
+              <w:spacing w:after="0"/>
+            </w:pPr>
+            <w:r/>
+            <w:r>
+              <w:rPr>
+                <w:rFonts w:ascii="Aptos" w:hAnsi="Aptos"/>
+                <w:b w:val="0"/>
+                <w:color w:val="18212F"/>
+                <w:sz w:val="16"/>
+              </w:rPr>
+              <w:t>Sem dados herdados</w:t>
+            </w:r>
+          </w:p>
+        </w:tc>
+        <w:tc>
+          <w:tcPr>
+            <w:tcW w:type="dxa" w:w="4816"/>
+            <w:vAlign w:val="center"/>
+            <w:tcBorders>
+              <w:top w:val="single" w:sz="6" w:color="D3DFDA"/>
+              <w:left w:val="single" w:sz="6" w:color="D3DFDA"/>
+              <w:bottom w:val="single" w:sz="6" w:color="D3DFDA"/>
+              <w:right w:val="single" w:sz="6" w:color="D3DFDA"/>
+            </w:tcBorders>
+          </w:tcPr>
+          <w:p>
+            <w:pPr>
+              <w:spacing w:after="0"/>
+            </w:pPr>
+            <w:r/>
+            <w:r>
+              <w:rPr>
+                <w:rFonts w:ascii="Aptos" w:hAnsi="Aptos"/>
+                <w:b w:val="0"/>
+                <w:color w:val="18212F"/>
+                <w:sz w:val="16"/>
+              </w:rPr>
+              <w:t>Zero fichas, users, empresas, sessões, KPI, e-GAR, evidências, telemetria e demo.</w:t>
+            </w:r>
+          </w:p>
+        </w:tc>
+      </w:tr>
+      <w:tr>
+        <w:tc>
+          <w:tcPr>
+            <w:tcW w:type="dxa" w:w="4816"/>
+            <w:vAlign w:val="center"/>
+            <w:tcBorders>
+              <w:top w:val="single" w:sz="6" w:color="D3DFDA"/>
+              <w:left w:val="single" w:sz="6" w:color="D3DFDA"/>
+              <w:bottom w:val="single" w:sz="6" w:color="D3DFDA"/>
+              <w:right w:val="single" w:sz="6" w:color="D3DFDA"/>
+            </w:tcBorders>
+          </w:tcPr>
+          <w:p>
+            <w:pPr>
+              <w:spacing w:after="0"/>
+            </w:pPr>
+            <w:r/>
+            <w:r>
+              <w:rPr>
+                <w:rFonts w:ascii="Aptos" w:hAnsi="Aptos"/>
+                <w:b w:val="0"/>
+                <w:color w:val="18212F"/>
+                <w:sz w:val="16"/>
+              </w:rPr>
+              <w:t>Primeiro administrador</w:t>
+            </w:r>
+          </w:p>
+        </w:tc>
+        <w:tc>
+          <w:tcPr>
+            <w:tcW w:type="dxa" w:w="4816"/>
+            <w:vAlign w:val="center"/>
+            <w:tcBorders>
+              <w:top w:val="single" w:sz="6" w:color="D3DFDA"/>
+              <w:left w:val="single" w:sz="6" w:color="D3DFDA"/>
+              <w:bottom w:val="single" w:sz="6" w:color="D3DFDA"/>
+              <w:right w:val="single" w:sz="6" w:color="D3DFDA"/>
+            </w:tcBorders>
+          </w:tcPr>
+          <w:p>
+            <w:pPr>
+              <w:spacing w:after="0"/>
+            </w:pPr>
+            <w:r/>
+            <w:r>
+              <w:rPr>
+                <w:rFonts w:ascii="Aptos" w:hAnsi="Aptos"/>
+                <w:b w:val="0"/>
+                <w:color w:val="18212F"/>
+                <w:sz w:val="16"/>
+              </w:rPr>
+              <w:t>Uma conta Admin ativa; password com hash bcrypt; 2FA ativado no primeiro acesso.</w:t>
+            </w:r>
+          </w:p>
+        </w:tc>
+      </w:tr>
+      <w:tr>
+        <w:tc>
+          <w:tcPr>
+            <w:tcW w:type="dxa" w:w="4816"/>
+            <w:vAlign w:val="center"/>
+            <w:tcBorders>
+              <w:top w:val="single" w:sz="6" w:color="D3DFDA"/>
+              <w:left w:val="single" w:sz="6" w:color="D3DFDA"/>
+              <w:bottom w:val="single" w:sz="6" w:color="D3DFDA"/>
+              <w:right w:val="single" w:sz="6" w:color="D3DFDA"/>
+            </w:tcBorders>
+          </w:tcPr>
+          <w:p>
+            <w:pPr>
+              <w:spacing w:after="0"/>
+            </w:pPr>
+            <w:r/>
+            <w:r>
+              <w:rPr>
+                <w:rFonts w:ascii="Aptos" w:hAnsi="Aptos"/>
+                <w:b w:val="0"/>
+                <w:color w:val="18212F"/>
+                <w:sz w:val="16"/>
+              </w:rPr>
+              <w:t>Catálogo opcional</w:t>
+            </w:r>
+          </w:p>
+        </w:tc>
+        <w:tc>
+          <w:tcPr>
+            <w:tcW w:type="dxa" w:w="4816"/>
+            <w:vAlign w:val="center"/>
+            <w:tcBorders>
+              <w:top w:val="single" w:sz="6" w:color="D3DFDA"/>
+              <w:left w:val="single" w:sz="6" w:color="D3DFDA"/>
+              <w:bottom w:val="single" w:sz="6" w:color="D3DFDA"/>
+              <w:right w:val="single" w:sz="6" w:color="D3DFDA"/>
+            </w:tcBorders>
+          </w:tcPr>
+          <w:p>
+            <w:pPr>
+              <w:spacing w:after="0"/>
+            </w:pPr>
+            <w:r/>
+            <w:r>
+              <w:rPr>
+                <w:rFonts w:ascii="Aptos" w:hAnsi="Aptos"/>
+                <w:b w:val="0"/>
+                <w:color w:val="18212F"/>
+                <w:sz w:val="16"/>
+              </w:rPr>
+              <w:t>SIN02 tem dois âmbitos independentes (weekly e dcape); sem submissões ou respostas.</w:t>
+            </w:r>
+          </w:p>
+        </w:tc>
+      </w:tr>
+      <w:tr>
+        <w:tc>
+          <w:tcPr>
+            <w:tcW w:type="dxa" w:w="4816"/>
+            <w:vAlign w:val="center"/>
+            <w:tcBorders>
+              <w:top w:val="single" w:sz="6" w:color="D3DFDA"/>
+              <w:left w:val="single" w:sz="6" w:color="D3DFDA"/>
+              <w:bottom w:val="single" w:sz="6" w:color="D3DFDA"/>
+              <w:right w:val="single" w:sz="6" w:color="D3DFDA"/>
+            </w:tcBorders>
+          </w:tcPr>
+          <w:p>
+            <w:pPr>
+              <w:spacing w:after="0"/>
+            </w:pPr>
+            <w:r/>
+            <w:r>
+              <w:rPr>
+                <w:rFonts w:ascii="Aptos" w:hAnsi="Aptos"/>
+                <w:b w:val="0"/>
+                <w:color w:val="18212F"/>
+                <w:sz w:val="16"/>
+              </w:rPr>
+              <w:t>Aplicação</w:t>
+            </w:r>
+          </w:p>
+        </w:tc>
+        <w:tc>
+          <w:tcPr>
+            <w:tcW w:type="dxa" w:w="4816"/>
+            <w:vAlign w:val="center"/>
+            <w:tcBorders>
+              <w:top w:val="single" w:sz="6" w:color="D3DFDA"/>
+              <w:left w:val="single" w:sz="6" w:color="D3DFDA"/>
+              <w:bottom w:val="single" w:sz="6" w:color="D3DFDA"/>
+              <w:right w:val="single" w:sz="6" w:color="D3DFDA"/>
+            </w:tcBorders>
+          </w:tcPr>
+          <w:p>
+            <w:pPr>
+              <w:spacing w:after="0"/>
+            </w:pPr>
+            <w:r/>
+            <w:r>
+              <w:rPr>
+                <w:rFonts w:ascii="Aptos" w:hAnsi="Aptos"/>
+                <w:b w:val="0"/>
+                <w:color w:val="18212F"/>
+                <w:sz w:val="16"/>
+              </w:rPr>
+              <w:t>/api/health/ready responde após o arranque corporativo completo.</w:t>
+            </w:r>
+          </w:p>
+        </w:tc>
+      </w:tr>
+      <w:tr>
+        <w:tc>
+          <w:tcPr>
+            <w:tcW w:type="dxa" w:w="4816"/>
+            <w:vAlign w:val="center"/>
+            <w:tcBorders>
+              <w:top w:val="single" w:sz="6" w:color="D3DFDA"/>
+              <w:left w:val="single" w:sz="6" w:color="D3DFDA"/>
+              <w:bottom w:val="single" w:sz="6" w:color="D3DFDA"/>
+              <w:right w:val="single" w:sz="6" w:color="D3DFDA"/>
+            </w:tcBorders>
+          </w:tcPr>
+          <w:p>
+            <w:pPr>
+              <w:spacing w:after="0"/>
+            </w:pPr>
+            <w:r/>
+            <w:r>
+              <w:rPr>
+                <w:rFonts w:ascii="Aptos" w:hAnsi="Aptos"/>
+                <w:b w:val="0"/>
+                <w:color w:val="18212F"/>
+                <w:sz w:val="16"/>
+              </w:rPr>
+              <w:t>Segurança</w:t>
+            </w:r>
+          </w:p>
+        </w:tc>
+        <w:tc>
+          <w:tcPr>
+            <w:tcW w:type="dxa" w:w="4816"/>
+            <w:vAlign w:val="center"/>
+            <w:tcBorders>
+              <w:top w:val="single" w:sz="6" w:color="D3DFDA"/>
+              <w:left w:val="single" w:sz="6" w:color="D3DFDA"/>
+              <w:bottom w:val="single" w:sz="6" w:color="D3DFDA"/>
+              <w:right w:val="single" w:sz="6" w:color="D3DFDA"/>
+            </w:tcBorders>
+          </w:tcPr>
+          <w:p>
+            <w:pPr>
+              <w:spacing w:after="0"/>
+            </w:pPr>
+            <w:r/>
+            <w:r>
+              <w:rPr>
+                <w:rFonts w:ascii="Aptos" w:hAnsi="Aptos"/>
+                <w:b w:val="0"/>
+                <w:color w:val="18212F"/>
+                <w:sz w:val="16"/>
+              </w:rPr>
+              <w:t>Segredos apenas no cofre; conta stand_app usa privilégio mínimo.</w:t>
+            </w:r>
+          </w:p>
+        </w:tc>
+      </w:tr>
+    </w:tbl>
+    <w:p>
+      <w:pPr>
+        <w:spacing w:after="40"/>
+      </w:pPr>
+    </w:p>
+    <w:p>
+      <w:pPr>
+        <w:pStyle w:val="Heading2"/>
+      </w:pPr>
+      <w:r>
+        <w:t>Rollback</w:t>
+      </w:r>
+    </w:p>
+    <w:p>
+      <w:pPr>
+        <w:spacing w:after="100"/>
+      </w:pPr>
+      <w:r>
+        <w:t>Antes de qualquer alteração, preservar o snapshot/backup da base vazia. Se a baseline ou bootstrap falhar, o rollback é eliminar/recriar a base de staging e reaplicar a baseline validada. Em produção, seguir a decisão do DBA e o runbook Galera; não tentar corrigir o estado executando subconjuntos das migrações históricas.</w:t>
+      </w:r>
+    </w:p>
+    <w:p>
+      <w:r>
+        <w:br w:type="page"/>
+      </w:r>
+    </w:p>
+    <w:p>
+      <w:pPr>
+        <w:pStyle w:val="Heading1"/>
+      </w:pPr>
+      <w:r>
+        <w:t>Exemplo de estrutura da base de dados</w:t>
+      </w:r>
+    </w:p>
+    <w:p>
+      <w:pPr>
+        <w:spacing w:after="100"/>
+      </w:pPr>
+      <w:r>
+        <w:t>Este é um mapa de leitura para o DBA e equipa IT. O esquema instalável encontra-se em drizzle/0000_stand_schema_baseline.sql; é a fonte técnica completa. O exemplo abaixo não representa dados reais e não contém linhas de negócio.</w:t>
+      </w:r>
+    </w:p>
+    <w:p>
+      <w:pPr>
+        <w:pStyle w:val="Heading2"/>
+      </w:pPr>
+      <w:r>
+        <w:t>Dimensão do esquema de fresh start</w:t>
+      </w:r>
+    </w:p>
+    <w:tbl>
+      <w:tblPr>
+        <w:tblStyle w:val="TableGrid"/>
+        <w:tblW w:type="auto" w:w="0"/>
+        <w:jc w:val="center"/>
+        <w:tblLayout w:type="autofit"/>
+        <w:tblLook w:firstColumn="1" w:firstRow="1" w:lastColumn="0" w:lastRow="0" w:noHBand="0" w:noVBand="1" w:val="04A0"/>
+      </w:tblPr>
+      <w:tblGrid>
+        <w:gridCol w:w="3211"/>
+        <w:gridCol w:w="3211"/>
+        <w:gridCol w:w="3211"/>
+      </w:tblGrid>
+      <w:tr>
+        <w:tc>
+          <w:tcPr>
+            <w:tcW w:type="dxa" w:w="3211"/>
+            <w:shd w:fill="0A3638"/>
+            <w:vAlign w:val="center"/>
+            <w:tcBorders>
+              <w:top w:val="single" w:sz="6" w:color="D3DFDA"/>
+              <w:left w:val="single" w:sz="6" w:color="D3DFDA"/>
+              <w:bottom w:val="single" w:sz="6" w:color="D3DFDA"/>
+              <w:right w:val="single" w:sz="6" w:color="D3DFDA"/>
+            </w:tcBorders>
+          </w:tcPr>
+          <w:p>
+            <w:pPr>
+              <w:spacing w:after="0"/>
+            </w:pPr>
+            <w:r/>
+            <w:r>
+              <w:rPr>
+                <w:rFonts w:ascii="Aptos" w:hAnsi="Aptos"/>
+                <w:b/>
+                <w:color w:val="FFFFFF"/>
+                <w:sz w:val="16"/>
+              </w:rPr>
+              <w:t>Elemento</w:t>
+            </w:r>
+          </w:p>
+        </w:tc>
+        <w:tc>
+          <w:tcPr>
+            <w:tcW w:type="dxa" w:w="3211"/>
+            <w:shd w:fill="0A3638"/>
+            <w:vAlign w:val="center"/>
+            <w:tcBorders>
+              <w:top w:val="single" w:sz="6" w:color="D3DFDA"/>
+              <w:left w:val="single" w:sz="6" w:color="D3DFDA"/>
+              <w:bottom w:val="single" w:sz="6" w:color="D3DFDA"/>
+              <w:right w:val="single" w:sz="6" w:color="D3DFDA"/>
+            </w:tcBorders>
+          </w:tcPr>
+          <w:p>
+            <w:pPr>
+              <w:spacing w:after="0"/>
+            </w:pPr>
+            <w:r/>
+            <w:r>
+              <w:rPr>
+                <w:rFonts w:ascii="Aptos" w:hAnsi="Aptos"/>
+                <w:b/>
+                <w:color w:val="FFFFFF"/>
+                <w:sz w:val="16"/>
+              </w:rPr>
+              <w:t>Quantidade</w:t>
+            </w:r>
+          </w:p>
+        </w:tc>
+        <w:tc>
+          <w:tcPr>
+            <w:tcW w:type="dxa" w:w="3211"/>
+            <w:shd w:fill="0A3638"/>
+            <w:vAlign w:val="center"/>
+            <w:tcBorders>
+              <w:top w:val="single" w:sz="6" w:color="D3DFDA"/>
+              <w:left w:val="single" w:sz="6" w:color="D3DFDA"/>
+              <w:bottom w:val="single" w:sz="6" w:color="D3DFDA"/>
+              <w:right w:val="single" w:sz="6" w:color="D3DFDA"/>
+            </w:tcBorders>
+          </w:tcPr>
+          <w:p>
+            <w:pPr>
+              <w:spacing w:after="0"/>
+            </w:pPr>
+            <w:r/>
+            <w:r>
+              <w:rPr>
+                <w:rFonts w:ascii="Aptos" w:hAnsi="Aptos"/>
+                <w:b/>
+                <w:color w:val="FFFFFF"/>
+                <w:sz w:val="16"/>
+              </w:rPr>
+              <w:t>Nota</w:t>
+            </w:r>
+          </w:p>
+        </w:tc>
+      </w:tr>
+      <w:tr>
+        <w:tc>
+          <w:tcPr>
+            <w:tcW w:type="dxa" w:w="3211"/>
+            <w:vAlign w:val="center"/>
+            <w:tcBorders>
+              <w:top w:val="single" w:sz="6" w:color="D3DFDA"/>
+              <w:left w:val="single" w:sz="6" w:color="D3DFDA"/>
+              <w:bottom w:val="single" w:sz="6" w:color="D3DFDA"/>
+              <w:right w:val="single" w:sz="6" w:color="D3DFDA"/>
+            </w:tcBorders>
+          </w:tcPr>
+          <w:p>
+            <w:pPr>
+              <w:spacing w:after="0"/>
+            </w:pPr>
+            <w:r/>
+            <w:r>
+              <w:rPr>
+                <w:rFonts w:ascii="Aptos" w:hAnsi="Aptos"/>
+                <w:b w:val="0"/>
+                <w:color w:val="18212F"/>
+                <w:sz w:val="16"/>
+              </w:rPr>
+              <w:t>Tabelas</w:t>
+            </w:r>
+          </w:p>
+        </w:tc>
+        <w:tc>
+          <w:tcPr>
+            <w:tcW w:type="dxa" w:w="3211"/>
+            <w:vAlign w:val="center"/>
+            <w:tcBorders>
+              <w:top w:val="single" w:sz="6" w:color="D3DFDA"/>
+              <w:left w:val="single" w:sz="6" w:color="D3DFDA"/>
+              <w:bottom w:val="single" w:sz="6" w:color="D3DFDA"/>
+              <w:right w:val="single" w:sz="6" w:color="D3DFDA"/>
+            </w:tcBorders>
+          </w:tcPr>
+          <w:p>
+            <w:pPr>
+              <w:spacing w:after="0"/>
+            </w:pPr>
+            <w:r/>
+            <w:r>
+              <w:rPr>
+                <w:rFonts w:ascii="Aptos" w:hAnsi="Aptos"/>
+                <w:b w:val="0"/>
+                <w:color w:val="18212F"/>
+                <w:sz w:val="16"/>
+              </w:rPr>
+              <w:t>59</w:t>
+            </w:r>
+          </w:p>
+        </w:tc>
+        <w:tc>
+          <w:tcPr>
+            <w:tcW w:type="dxa" w:w="3211"/>
+            <w:vAlign w:val="center"/>
+            <w:tcBorders>
+              <w:top w:val="single" w:sz="6" w:color="D3DFDA"/>
+              <w:left w:val="single" w:sz="6" w:color="D3DFDA"/>
+              <w:bottom w:val="single" w:sz="6" w:color="D3DFDA"/>
+              <w:right w:val="single" w:sz="6" w:color="D3DFDA"/>
+            </w:tcBorders>
+          </w:tcPr>
+          <w:p>
+            <w:pPr>
+              <w:spacing w:after="0"/>
+            </w:pPr>
+            <w:r/>
+            <w:r>
+              <w:rPr>
+                <w:rFonts w:ascii="Aptos" w:hAnsi="Aptos"/>
+                <w:b w:val="0"/>
+                <w:color w:val="18212F"/>
+                <w:sz w:val="16"/>
+              </w:rPr>
+              <w:t>Estrutura completa do estado final da aplicação.</w:t>
+            </w:r>
+          </w:p>
+        </w:tc>
+      </w:tr>
+      <w:tr>
+        <w:tc>
+          <w:tcPr>
+            <w:tcW w:type="dxa" w:w="3211"/>
+            <w:vAlign w:val="center"/>
+            <w:tcBorders>
+              <w:top w:val="single" w:sz="6" w:color="D3DFDA"/>
+              <w:left w:val="single" w:sz="6" w:color="D3DFDA"/>
+              <w:bottom w:val="single" w:sz="6" w:color="D3DFDA"/>
+              <w:right w:val="single" w:sz="6" w:color="D3DFDA"/>
+            </w:tcBorders>
+          </w:tcPr>
+          <w:p>
+            <w:pPr>
+              <w:spacing w:after="0"/>
+            </w:pPr>
+            <w:r/>
+            <w:r>
+              <w:rPr>
+                <w:rFonts w:ascii="Aptos" w:hAnsi="Aptos"/>
+                <w:b w:val="0"/>
+                <w:color w:val="18212F"/>
+                <w:sz w:val="16"/>
+              </w:rPr>
+              <w:t>Migrações para uma base nova</w:t>
+            </w:r>
+          </w:p>
+        </w:tc>
+        <w:tc>
+          <w:tcPr>
+            <w:tcW w:type="dxa" w:w="3211"/>
+            <w:vAlign w:val="center"/>
+            <w:tcBorders>
+              <w:top w:val="single" w:sz="6" w:color="D3DFDA"/>
+              <w:left w:val="single" w:sz="6" w:color="D3DFDA"/>
+              <w:bottom w:val="single" w:sz="6" w:color="D3DFDA"/>
+              <w:right w:val="single" w:sz="6" w:color="D3DFDA"/>
+            </w:tcBorders>
+          </w:tcPr>
+          <w:p>
+            <w:pPr>
+              <w:spacing w:after="0"/>
+            </w:pPr>
+            <w:r/>
+            <w:r>
+              <w:rPr>
+                <w:rFonts w:ascii="Aptos" w:hAnsi="Aptos"/>
+                <w:b w:val="0"/>
+                <w:color w:val="18212F"/>
+                <w:sz w:val="16"/>
+              </w:rPr>
+              <w:t>1</w:t>
+            </w:r>
+          </w:p>
+        </w:tc>
+        <w:tc>
+          <w:tcPr>
+            <w:tcW w:type="dxa" w:w="3211"/>
+            <w:vAlign w:val="center"/>
+            <w:tcBorders>
+              <w:top w:val="single" w:sz="6" w:color="D3DFDA"/>
+              <w:left w:val="single" w:sz="6" w:color="D3DFDA"/>
+              <w:bottom w:val="single" w:sz="6" w:color="D3DFDA"/>
+              <w:right w:val="single" w:sz="6" w:color="D3DFDA"/>
+            </w:tcBorders>
+          </w:tcPr>
+          <w:p>
+            <w:pPr>
+              <w:spacing w:after="0"/>
+            </w:pPr>
+            <w:r/>
+            <w:r>
+              <w:rPr>
+                <w:rFonts w:ascii="Aptos" w:hAnsi="Aptos"/>
+                <w:b w:val="0"/>
+                <w:color w:val="18212F"/>
+                <w:sz w:val="16"/>
+              </w:rPr>
+              <w:t>0000_stand_schema_baseline.</w:t>
+            </w:r>
+          </w:p>
+        </w:tc>
+      </w:tr>
+      <w:tr>
+        <w:tc>
+          <w:tcPr>
+            <w:tcW w:type="dxa" w:w="3211"/>
+            <w:vAlign w:val="center"/>
+            <w:tcBorders>
+              <w:top w:val="single" w:sz="6" w:color="D3DFDA"/>
+              <w:left w:val="single" w:sz="6" w:color="D3DFDA"/>
+              <w:bottom w:val="single" w:sz="6" w:color="D3DFDA"/>
+              <w:right w:val="single" w:sz="6" w:color="D3DFDA"/>
+            </w:tcBorders>
+          </w:tcPr>
+          <w:p>
+            <w:pPr>
+              <w:spacing w:after="0"/>
+            </w:pPr>
+            <w:r/>
+            <w:r>
+              <w:rPr>
+                <w:rFonts w:ascii="Aptos" w:hAnsi="Aptos"/>
+                <w:b w:val="0"/>
+                <w:color w:val="18212F"/>
+                <w:sz w:val="16"/>
+              </w:rPr>
+              <w:t>Dados incluídos</w:t>
+            </w:r>
+          </w:p>
+        </w:tc>
+        <w:tc>
+          <w:tcPr>
+            <w:tcW w:type="dxa" w:w="3211"/>
+            <w:vAlign w:val="center"/>
+            <w:tcBorders>
+              <w:top w:val="single" w:sz="6" w:color="D3DFDA"/>
+              <w:left w:val="single" w:sz="6" w:color="D3DFDA"/>
+              <w:bottom w:val="single" w:sz="6" w:color="D3DFDA"/>
+              <w:right w:val="single" w:sz="6" w:color="D3DFDA"/>
+            </w:tcBorders>
+          </w:tcPr>
+          <w:p>
+            <w:pPr>
+              <w:spacing w:after="0"/>
+            </w:pPr>
+            <w:r/>
+            <w:r>
+              <w:rPr>
+                <w:rFonts w:ascii="Aptos" w:hAnsi="Aptos"/>
+                <w:b w:val="0"/>
+                <w:color w:val="18212F"/>
+                <w:sz w:val="16"/>
+              </w:rPr>
+              <w:t>0</w:t>
+            </w:r>
+          </w:p>
+        </w:tc>
+        <w:tc>
+          <w:tcPr>
+            <w:tcW w:type="dxa" w:w="3211"/>
+            <w:vAlign w:val="center"/>
+            <w:tcBorders>
+              <w:top w:val="single" w:sz="6" w:color="D3DFDA"/>
+              <w:left w:val="single" w:sz="6" w:color="D3DFDA"/>
+              <w:bottom w:val="single" w:sz="6" w:color="D3DFDA"/>
+              <w:right w:val="single" w:sz="6" w:color="D3DFDA"/>
+            </w:tcBorders>
+          </w:tcPr>
+          <w:p>
+            <w:pPr>
+              <w:spacing w:after="0"/>
+            </w:pPr>
+            <w:r/>
+            <w:r>
+              <w:rPr>
+                <w:rFonts w:ascii="Aptos" w:hAnsi="Aptos"/>
+                <w:b w:val="0"/>
+                <w:color w:val="18212F"/>
+                <w:sz w:val="16"/>
+              </w:rPr>
+              <w:t>Sem utilizadores, empresas, projetos, fichas, ficheiros, telemetria ou demo.</w:t>
+            </w:r>
+          </w:p>
+        </w:tc>
+      </w:tr>
+      <w:tr>
+        <w:tc>
+          <w:tcPr>
+            <w:tcW w:type="dxa" w:w="3211"/>
+            <w:vAlign w:val="center"/>
+            <w:tcBorders>
+              <w:top w:val="single" w:sz="6" w:color="D3DFDA"/>
+              <w:left w:val="single" w:sz="6" w:color="D3DFDA"/>
+              <w:bottom w:val="single" w:sz="6" w:color="D3DFDA"/>
+              <w:right w:val="single" w:sz="6" w:color="D3DFDA"/>
+            </w:tcBorders>
+          </w:tcPr>
+          <w:p>
+            <w:pPr>
+              <w:spacing w:after="0"/>
+            </w:pPr>
+            <w:r/>
+            <w:r>
+              <w:rPr>
+                <w:rFonts w:ascii="Aptos" w:hAnsi="Aptos"/>
+                <w:b w:val="0"/>
+                <w:color w:val="18212F"/>
+                <w:sz w:val="16"/>
+              </w:rPr>
+              <w:t>Relações físicas FOREIGN KEY</w:t>
+            </w:r>
+          </w:p>
+        </w:tc>
+        <w:tc>
+          <w:tcPr>
+            <w:tcW w:type="dxa" w:w="3211"/>
+            <w:vAlign w:val="center"/>
+            <w:tcBorders>
+              <w:top w:val="single" w:sz="6" w:color="D3DFDA"/>
+              <w:left w:val="single" w:sz="6" w:color="D3DFDA"/>
+              <w:bottom w:val="single" w:sz="6" w:color="D3DFDA"/>
+              <w:right w:val="single" w:sz="6" w:color="D3DFDA"/>
+            </w:tcBorders>
+          </w:tcPr>
+          <w:p>
+            <w:pPr>
+              <w:spacing w:after="0"/>
+            </w:pPr>
+            <w:r/>
+            <w:r>
+              <w:rPr>
+                <w:rFonts w:ascii="Aptos" w:hAnsi="Aptos"/>
+                <w:b w:val="0"/>
+                <w:color w:val="18212F"/>
+                <w:sz w:val="16"/>
+              </w:rPr>
+              <w:t>0</w:t>
+            </w:r>
+          </w:p>
+        </w:tc>
+        <w:tc>
+          <w:tcPr>
+            <w:tcW w:type="dxa" w:w="3211"/>
+            <w:vAlign w:val="center"/>
+            <w:tcBorders>
+              <w:top w:val="single" w:sz="6" w:color="D3DFDA"/>
+              <w:left w:val="single" w:sz="6" w:color="D3DFDA"/>
+              <w:bottom w:val="single" w:sz="6" w:color="D3DFDA"/>
+              <w:right w:val="single" w:sz="6" w:color="D3DFDA"/>
+            </w:tcBorders>
+          </w:tcPr>
+          <w:p>
+            <w:pPr>
+              <w:spacing w:after="0"/>
+            </w:pPr>
+            <w:r/>
+            <w:r>
+              <w:rPr>
+                <w:rFonts w:ascii="Aptos" w:hAnsi="Aptos"/>
+                <w:b w:val="0"/>
+                <w:color w:val="18212F"/>
+                <w:sz w:val="16"/>
+              </w:rPr>
+              <w:t>As ligações são validadas pelo domínio/API; índices e UNIQUE constam na baseline.</w:t>
+            </w:r>
+          </w:p>
+        </w:tc>
+      </w:tr>
+      <w:tr>
+        <w:tc>
+          <w:tcPr>
+            <w:tcW w:type="dxa" w:w="3211"/>
+            <w:vAlign w:val="center"/>
+            <w:tcBorders>
+              <w:top w:val="single" w:sz="6" w:color="D3DFDA"/>
+              <w:left w:val="single" w:sz="6" w:color="D3DFDA"/>
+              <w:bottom w:val="single" w:sz="6" w:color="D3DFDA"/>
+              <w:right w:val="single" w:sz="6" w:color="D3DFDA"/>
+            </w:tcBorders>
+          </w:tcPr>
+          <w:p>
+            <w:pPr>
+              <w:spacing w:after="0"/>
+            </w:pPr>
+            <w:r/>
+            <w:r>
+              <w:rPr>
+                <w:rFonts w:ascii="Aptos" w:hAnsi="Aptos"/>
+                <w:b w:val="0"/>
+                <w:color w:val="18212F"/>
+                <w:sz w:val="16"/>
+              </w:rPr>
+              <w:t>Credenciais</w:t>
+            </w:r>
+          </w:p>
+        </w:tc>
+        <w:tc>
+          <w:tcPr>
+            <w:tcW w:type="dxa" w:w="3211"/>
+            <w:vAlign w:val="center"/>
+            <w:tcBorders>
+              <w:top w:val="single" w:sz="6" w:color="D3DFDA"/>
+              <w:left w:val="single" w:sz="6" w:color="D3DFDA"/>
+              <w:bottom w:val="single" w:sz="6" w:color="D3DFDA"/>
+              <w:right w:val="single" w:sz="6" w:color="D3DFDA"/>
+            </w:tcBorders>
+          </w:tcPr>
+          <w:p>
+            <w:pPr>
+              <w:spacing w:after="0"/>
+            </w:pPr>
+            <w:r/>
+            <w:r>
+              <w:rPr>
+                <w:rFonts w:ascii="Aptos" w:hAnsi="Aptos"/>
+                <w:b w:val="0"/>
+                <w:color w:val="18212F"/>
+                <w:sz w:val="16"/>
+              </w:rPr>
+              <w:t>0</w:t>
+            </w:r>
+          </w:p>
+        </w:tc>
+        <w:tc>
+          <w:tcPr>
+            <w:tcW w:type="dxa" w:w="3211"/>
+            <w:vAlign w:val="center"/>
+            <w:tcBorders>
+              <w:top w:val="single" w:sz="6" w:color="D3DFDA"/>
+              <w:left w:val="single" w:sz="6" w:color="D3DFDA"/>
+              <w:bottom w:val="single" w:sz="6" w:color="D3DFDA"/>
+              <w:right w:val="single" w:sz="6" w:color="D3DFDA"/>
+            </w:tcBorders>
+          </w:tcPr>
+          <w:p>
+            <w:pPr>
+              <w:spacing w:after="0"/>
+            </w:pPr>
+            <w:r/>
+            <w:r>
+              <w:rPr>
+                <w:rFonts w:ascii="Aptos" w:hAnsi="Aptos"/>
+                <w:b w:val="0"/>
+                <w:color w:val="18212F"/>
+                <w:sz w:val="16"/>
+              </w:rPr>
+              <w:t>Apenas em cofre e variáveis protegidas do ambiente.</w:t>
+            </w:r>
+          </w:p>
+        </w:tc>
+      </w:tr>
+    </w:tbl>
+    <w:p>
+      <w:pPr>
+        <w:spacing w:after="40"/>
+      </w:pPr>
+    </w:p>
+    <w:p>
+      <w:pPr>
+        <w:pStyle w:val="Heading2"/>
+      </w:pPr>
+      <w:r>
+        <w:t>Mapa lógico</w:t>
+      </w:r>
+    </w:p>
+    <w:tbl>
+      <w:tblPr>
+        <w:tblW w:type="auto" w:w="0"/>
+        <w:jc w:val="center"/>
+        <w:tblLook w:firstColumn="1" w:firstRow="1" w:lastColumn="0" w:lastRow="0" w:noHBand="0" w:noVBand="1" w:val="04A0"/>
+      </w:tblPr>
+      <w:tblGrid>
+        <w:gridCol w:w="9632"/>
+      </w:tblGrid>
+      <w:tr>
+        <w:tc>
+          <w:tcPr>
+            <w:tcW w:type="dxa" w:w="9632"/>
+            <w:shd w:fill="102C2D"/>
+            <w:tcBorders>
+              <w:top w:val="single" w:sz="6" w:color="2E5554"/>
+              <w:left w:val="single" w:sz="6" w:color="2E5554"/>
+              <w:bottom w:val="single" w:sz="6" w:color="2E5554"/>
+              <w:right w:val="single" w:sz="6" w:color="2E5554"/>
+            </w:tcBorders>
+          </w:tcPr>
+          <w:p>
+            <w:pPr>
+              <w:spacing w:after="0"/>
+            </w:pPr>
+            <w:r/>
+            <w:r>
+              <w:rPr>
+                <w:rFonts w:ascii="Consolas" w:hAnsi="Consolas"/>
+                <w:color w:val="E8FFF3"/>
+                <w:sz w:val="15"/>
+              </w:rPr>
+              <w:t>erDiagram</w:t>
+              <w:br/>
+              <w:t xml:space="preserve">  USERS ||--o{ PROJECT_USERS : recebe_acesso</w:t>
+              <w:br/>
+              <w:t xml:space="preserve">  COMPANIES ||--o{ PROJECT_COMPANIES : participa</w:t>
+              <w:br/>
+              <w:t xml:space="preserve">  PROJECTS ||--o{ PROJECT_COMPANIES : inclui</w:t>
+              <w:br/>
+              <w:t xml:space="preserve">  PROJECTS ||--o{ SECTIONS : organiza</w:t>
+              <w:br/>
+              <w:t xml:space="preserve">  SECTIONS ||--o{ MEASURES : contem</w:t>
+              <w:br/>
+              <w:t xml:space="preserve">  COMPANIES ||--o{ WEEKLY_SUBMISSIONS : submete</w:t>
+              <w:br/>
+              <w:t xml:space="preserve">  PROJECTS ||--o{ WEEKLY_SUBMISSIONS : pertence</w:t>
+              <w:br/>
+              <w:t xml:space="preserve">  WEEKLY_SUBMISSIONS ||--o{ MEASURE_RESPONSES : regista</w:t>
+              <w:br/>
+              <w:t xml:space="preserve">  MEASURES ||--o{ MEASURE_RESPONSES : responde</w:t>
+              <w:br/>
+              <w:t xml:space="preserve">  PROJECTS ||--o{ PROJECT_PHASES : acompanha</w:t>
+              <w:br/>
+              <w:t xml:space="preserve">  PROJECT_PHASES ||--o{ PHASE_MEASURE_STATUSES : mede</w:t>
+              <w:br/>
+              <w:t xml:space="preserve">  PROJECTS ||--o{ KPI_SUBMISSIONS : recolhe</w:t>
+              <w:br/>
+              <w:t xml:space="preserve">  KPI_SUBMISSIONS ||--o{ KPI_VALUES : inclui</w:t>
+              <w:br/>
+              <w:t xml:space="preserve">  PROJECTS ||--o{ WASTE_EGARS : regista</w:t>
+              <w:br/>
+              <w:t xml:space="preserve">  PROJECTS ||--o{ RDCD_REPORTS : emite</w:t>
+              <w:br/>
+              <w:t xml:space="preserve">  PROJECTS ||--o{ OPERATION_READINGS : recebe</w:t>
+              <w:br/>
+              <w:t xml:space="preserve">  OPERATION_IMPORT_BATCHES ||--o{ OPERATION_READINGS : origem</w:t>
+            </w:r>
+          </w:p>
+        </w:tc>
+      </w:tr>
+    </w:tbl>
+    <w:p>
+      <w:pPr>
+        <w:pStyle w:val="Heading2"/>
+      </w:pPr>
+      <w:r>
+        <w:t>Grupos de tabelas</w:t>
+      </w:r>
+    </w:p>
+    <w:tbl>
+      <w:tblPr>
+        <w:tblStyle w:val="TableGrid"/>
+        <w:tblW w:type="auto" w:w="0"/>
+        <w:jc w:val="center"/>
+        <w:tblLayout w:type="autofit"/>
+        <w:tblLook w:firstColumn="1" w:firstRow="1" w:lastColumn="0" w:lastRow="0" w:noHBand="0" w:noVBand="1" w:val="04A0"/>
+      </w:tblPr>
+      <w:tblGrid>
+        <w:gridCol w:w="4816"/>
+        <w:gridCol w:w="4816"/>
+      </w:tblGrid>
+      <w:tr>
+        <w:tc>
+          <w:tcPr>
+            <w:tcW w:type="dxa" w:w="4816"/>
+            <w:shd w:fill="0A3638"/>
+            <w:vAlign w:val="center"/>
+            <w:tcBorders>
+              <w:top w:val="single" w:sz="6" w:color="D3DFDA"/>
+              <w:left w:val="single" w:sz="6" w:color="D3DFDA"/>
+              <w:bottom w:val="single" w:sz="6" w:color="D3DFDA"/>
+              <w:right w:val="single" w:sz="6" w:color="D3DFDA"/>
+            </w:tcBorders>
+          </w:tcPr>
+          <w:p>
+            <w:pPr>
+              <w:spacing w:after="0"/>
+            </w:pPr>
+            <w:r/>
+            <w:r>
+              <w:rPr>
+                <w:rFonts w:ascii="Aptos" w:hAnsi="Aptos"/>
+                <w:b/>
+                <w:color w:val="FFFFFF"/>
+                <w:sz w:val="16"/>
+              </w:rPr>
+              <w:t>Domínio</w:t>
+            </w:r>
+          </w:p>
+        </w:tc>
+        <w:tc>
+          <w:tcPr>
+            <w:tcW w:type="dxa" w:w="4816"/>
+            <w:shd w:fill="0A3638"/>
+            <w:vAlign w:val="center"/>
+            <w:tcBorders>
+              <w:top w:val="single" w:sz="6" w:color="D3DFDA"/>
+              <w:left w:val="single" w:sz="6" w:color="D3DFDA"/>
+              <w:bottom w:val="single" w:sz="6" w:color="D3DFDA"/>
+              <w:right w:val="single" w:sz="6" w:color="D3DFDA"/>
+            </w:tcBorders>
+          </w:tcPr>
+          <w:p>
+            <w:pPr>
+              <w:spacing w:after="0"/>
+            </w:pPr>
+            <w:r/>
+            <w:r>
+              <w:rPr>
+                <w:rFonts w:ascii="Aptos" w:hAnsi="Aptos"/>
+                <w:b/>
+                <w:color w:val="FFFFFF"/>
+                <w:sz w:val="16"/>
+              </w:rPr>
+              <w:t>Tabelas</w:t>
+            </w:r>
+          </w:p>
+        </w:tc>
+      </w:tr>
+      <w:tr>
+        <w:tc>
+          <w:tcPr>
+            <w:tcW w:type="dxa" w:w="4816"/>
+            <w:vAlign w:val="center"/>
+            <w:tcBorders>
+              <w:top w:val="single" w:sz="6" w:color="D3DFDA"/>
+              <w:left w:val="single" w:sz="6" w:color="D3DFDA"/>
+              <w:bottom w:val="single" w:sz="6" w:color="D3DFDA"/>
+              <w:right w:val="single" w:sz="6" w:color="D3DFDA"/>
+            </w:tcBorders>
+          </w:tcPr>
+          <w:p>
+            <w:pPr>
+              <w:spacing w:after="0"/>
+            </w:pPr>
+            <w:r/>
+            <w:r>
+              <w:rPr>
+                <w:rFonts w:ascii="Aptos" w:hAnsi="Aptos"/>
+                <w:b w:val="0"/>
+                <w:color w:val="18212F"/>
+                <w:sz w:val="16"/>
+              </w:rPr>
+              <w:t>Identidade e governação</w:t>
+            </w:r>
+          </w:p>
+        </w:tc>
+        <w:tc>
+          <w:tcPr>
+            <w:tcW w:type="dxa" w:w="4816"/>
+            <w:vAlign w:val="center"/>
+            <w:tcBorders>
+              <w:top w:val="single" w:sz="6" w:color="D3DFDA"/>
+              <w:left w:val="single" w:sz="6" w:color="D3DFDA"/>
+              <w:bottom w:val="single" w:sz="6" w:color="D3DFDA"/>
+              <w:right w:val="single" w:sz="6" w:color="D3DFDA"/>
+            </w:tcBorders>
+          </w:tcPr>
+          <w:p>
+            <w:pPr>
+              <w:spacing w:after="0"/>
+            </w:pPr>
+            <w:r/>
+            <w:r>
+              <w:rPr>
+                <w:rFonts w:ascii="Aptos" w:hAnsi="Aptos"/>
+                <w:b w:val="0"/>
+                <w:color w:val="18212F"/>
+                <w:sz w:val="16"/>
+              </w:rPr>
+              <w:t>users, invitations, project_users, companies, project_companies, partner_access_profiles, partner_company_profiles, eep_requests, eep_request_users, app_settings, audit_log, deletion_logs, user_feedback, notification_recipients</w:t>
+            </w:r>
+          </w:p>
+        </w:tc>
+      </w:tr>
+      <w:tr>
+        <w:tc>
+          <w:tcPr>
+            <w:tcW w:type="dxa" w:w="4816"/>
+            <w:vAlign w:val="center"/>
+            <w:tcBorders>
+              <w:top w:val="single" w:sz="6" w:color="D3DFDA"/>
+              <w:left w:val="single" w:sz="6" w:color="D3DFDA"/>
+              <w:bottom w:val="single" w:sz="6" w:color="D3DFDA"/>
+              <w:right w:val="single" w:sz="6" w:color="D3DFDA"/>
+            </w:tcBorders>
+          </w:tcPr>
+          <w:p>
+            <w:pPr>
+              <w:spacing w:after="0"/>
+            </w:pPr>
+            <w:r/>
+            <w:r>
+              <w:rPr>
+                <w:rFonts w:ascii="Aptos" w:hAnsi="Aptos"/>
+                <w:b w:val="0"/>
+                <w:color w:val="18212F"/>
+                <w:sz w:val="16"/>
+              </w:rPr>
+              <w:t>Projeto e catálogos</w:t>
+            </w:r>
+          </w:p>
+        </w:tc>
+        <w:tc>
+          <w:tcPr>
+            <w:tcW w:type="dxa" w:w="4816"/>
+            <w:vAlign w:val="center"/>
+            <w:tcBorders>
+              <w:top w:val="single" w:sz="6" w:color="D3DFDA"/>
+              <w:left w:val="single" w:sz="6" w:color="D3DFDA"/>
+              <w:bottom w:val="single" w:sz="6" w:color="D3DFDA"/>
+              <w:right w:val="single" w:sz="6" w:color="D3DFDA"/>
+            </w:tcBorders>
+          </w:tcPr>
+          <w:p>
+            <w:pPr>
+              <w:spacing w:after="0"/>
+            </w:pPr>
+            <w:r/>
+            <w:r>
+              <w:rPr>
+                <w:rFonts w:ascii="Aptos" w:hAnsi="Aptos"/>
+                <w:b w:val="0"/>
+                <w:color w:val="18212F"/>
+                <w:sz w:val="16"/>
+              </w:rPr>
+              <w:t>projects, sections, measures, project_phases, project_phase_updates, phase_measure_statuses, phase_measure_updates, phase_evidence</w:t>
+            </w:r>
+          </w:p>
+        </w:tc>
+      </w:tr>
+      <w:tr>
+        <w:tc>
+          <w:tcPr>
+            <w:tcW w:type="dxa" w:w="4816"/>
+            <w:vAlign w:val="center"/>
+            <w:tcBorders>
+              <w:top w:val="single" w:sz="6" w:color="D3DFDA"/>
+              <w:left w:val="single" w:sz="6" w:color="D3DFDA"/>
+              <w:bottom w:val="single" w:sz="6" w:color="D3DFDA"/>
+              <w:right w:val="single" w:sz="6" w:color="D3DFDA"/>
+            </w:tcBorders>
+          </w:tcPr>
+          <w:p>
+            <w:pPr>
+              <w:spacing w:after="0"/>
+            </w:pPr>
+            <w:r/>
+            <w:r>
+              <w:rPr>
+                <w:rFonts w:ascii="Aptos" w:hAnsi="Aptos"/>
+                <w:b w:val="0"/>
+                <w:color w:val="18212F"/>
+                <w:sz w:val="16"/>
+              </w:rPr>
+              <w:t>Fichas semanais de construção</w:t>
+            </w:r>
+          </w:p>
+        </w:tc>
+        <w:tc>
+          <w:tcPr>
+            <w:tcW w:type="dxa" w:w="4816"/>
+            <w:vAlign w:val="center"/>
+            <w:tcBorders>
+              <w:top w:val="single" w:sz="6" w:color="D3DFDA"/>
+              <w:left w:val="single" w:sz="6" w:color="D3DFDA"/>
+              <w:bottom w:val="single" w:sz="6" w:color="D3DFDA"/>
+              <w:right w:val="single" w:sz="6" w:color="D3DFDA"/>
+            </w:tcBorders>
+          </w:tcPr>
+          <w:p>
+            <w:pPr>
+              <w:spacing w:after="0"/>
+            </w:pPr>
+            <w:r/>
+            <w:r>
+              <w:rPr>
+                <w:rFonts w:ascii="Aptos" w:hAnsi="Aptos"/>
+                <w:b w:val="0"/>
+                <w:color w:val="18212F"/>
+                <w:sz w:val="16"/>
+              </w:rPr>
+              <w:t>weekly_submissions, measure_responses, measure_reviews, review_comments, evidence_images, evidence_files, historical_pdfs, weeks_without_work</w:t>
+            </w:r>
+          </w:p>
+        </w:tc>
+      </w:tr>
+      <w:tr>
+        <w:tc>
+          <w:tcPr>
+            <w:tcW w:type="dxa" w:w="4816"/>
+            <w:vAlign w:val="center"/>
+            <w:tcBorders>
+              <w:top w:val="single" w:sz="6" w:color="D3DFDA"/>
+              <w:left w:val="single" w:sz="6" w:color="D3DFDA"/>
+              <w:bottom w:val="single" w:sz="6" w:color="D3DFDA"/>
+              <w:right w:val="single" w:sz="6" w:color="D3DFDA"/>
+            </w:tcBorders>
+          </w:tcPr>
+          <w:p>
+            <w:pPr>
+              <w:spacing w:after="0"/>
+            </w:pPr>
+            <w:r/>
+            <w:r>
+              <w:rPr>
+                <w:rFonts w:ascii="Aptos" w:hAnsi="Aptos"/>
+                <w:b w:val="0"/>
+                <w:color w:val="18212F"/>
+                <w:sz w:val="16"/>
+              </w:rPr>
+              <w:t>KPI</w:t>
+            </w:r>
+          </w:p>
+        </w:tc>
+        <w:tc>
+          <w:tcPr>
+            <w:tcW w:type="dxa" w:w="4816"/>
+            <w:vAlign w:val="center"/>
+            <w:tcBorders>
+              <w:top w:val="single" w:sz="6" w:color="D3DFDA"/>
+              <w:left w:val="single" w:sz="6" w:color="D3DFDA"/>
+              <w:bottom w:val="single" w:sz="6" w:color="D3DFDA"/>
+              <w:right w:val="single" w:sz="6" w:color="D3DFDA"/>
+            </w:tcBorders>
+          </w:tcPr>
+          <w:p>
+            <w:pPr>
+              <w:spacing w:after="0"/>
+            </w:pPr>
+            <w:r/>
+            <w:r>
+              <w:rPr>
+                <w:rFonts w:ascii="Aptos" w:hAnsi="Aptos"/>
+                <w:b w:val="0"/>
+                <w:color w:val="18212F"/>
+                <w:sz w:val="16"/>
+              </w:rPr>
+              <w:t>kpi_metrics, kpi_targets, kpi_submissions, kpi_values, kpi_submission_changes, kpi_incidents</w:t>
+            </w:r>
+          </w:p>
+        </w:tc>
+      </w:tr>
+      <w:tr>
+        <w:tc>
+          <w:tcPr>
+            <w:tcW w:type="dxa" w:w="4816"/>
+            <w:vAlign w:val="center"/>
+            <w:tcBorders>
+              <w:top w:val="single" w:sz="6" w:color="D3DFDA"/>
+              <w:left w:val="single" w:sz="6" w:color="D3DFDA"/>
+              <w:bottom w:val="single" w:sz="6" w:color="D3DFDA"/>
+              <w:right w:val="single" w:sz="6" w:color="D3DFDA"/>
+            </w:tcBorders>
+          </w:tcPr>
+          <w:p>
+            <w:pPr>
+              <w:spacing w:after="0"/>
+            </w:pPr>
+            <w:r/>
+            <w:r>
+              <w:rPr>
+                <w:rFonts w:ascii="Aptos" w:hAnsi="Aptos"/>
+                <w:b w:val="0"/>
+                <w:color w:val="18212F"/>
+                <w:sz w:val="16"/>
+              </w:rPr>
+              <w:t>Resíduos e reporting</w:t>
+            </w:r>
+          </w:p>
+        </w:tc>
+        <w:tc>
+          <w:tcPr>
+            <w:tcW w:type="dxa" w:w="4816"/>
+            <w:vAlign w:val="center"/>
+            <w:tcBorders>
+              <w:top w:val="single" w:sz="6" w:color="D3DFDA"/>
+              <w:left w:val="single" w:sz="6" w:color="D3DFDA"/>
+              <w:bottom w:val="single" w:sz="6" w:color="D3DFDA"/>
+              <w:right w:val="single" w:sz="6" w:color="D3DFDA"/>
+            </w:tcBorders>
+          </w:tcPr>
+          <w:p>
+            <w:pPr>
+              <w:spacing w:after="0"/>
+            </w:pPr>
+            <w:r/>
+            <w:r>
+              <w:rPr>
+                <w:rFonts w:ascii="Aptos" w:hAnsi="Aptos"/>
+                <w:b w:val="0"/>
+                <w:color w:val="18212F"/>
+                <w:sz w:val="16"/>
+              </w:rPr>
+              <w:t>waste_subprojects, waste_egars, rdcd_reports</w:t>
+            </w:r>
+          </w:p>
+        </w:tc>
+      </w:tr>
+      <w:tr>
+        <w:tc>
+          <w:tcPr>
+            <w:tcW w:type="dxa" w:w="4816"/>
+            <w:vAlign w:val="center"/>
+            <w:tcBorders>
+              <w:top w:val="single" w:sz="6" w:color="D3DFDA"/>
+              <w:left w:val="single" w:sz="6" w:color="D3DFDA"/>
+              <w:bottom w:val="single" w:sz="6" w:color="D3DFDA"/>
+              <w:right w:val="single" w:sz="6" w:color="D3DFDA"/>
+            </w:tcBorders>
+          </w:tcPr>
+          <w:p>
+            <w:pPr>
+              <w:spacing w:after="0"/>
+            </w:pPr>
+            <w:r/>
+            <w:r>
+              <w:rPr>
+                <w:rFonts w:ascii="Aptos" w:hAnsi="Aptos"/>
+                <w:b w:val="0"/>
+                <w:color w:val="18212F"/>
+                <w:sz w:val="16"/>
+              </w:rPr>
+              <w:t>Planos e calendário APA</w:t>
+            </w:r>
+          </w:p>
+        </w:tc>
+        <w:tc>
+          <w:tcPr>
+            <w:tcW w:type="dxa" w:w="4816"/>
+            <w:vAlign w:val="center"/>
+            <w:tcBorders>
+              <w:top w:val="single" w:sz="6" w:color="D3DFDA"/>
+              <w:left w:val="single" w:sz="6" w:color="D3DFDA"/>
+              <w:bottom w:val="single" w:sz="6" w:color="D3DFDA"/>
+              <w:right w:val="single" w:sz="6" w:color="D3DFDA"/>
+            </w:tcBorders>
+          </w:tcPr>
+          <w:p>
+            <w:pPr>
+              <w:spacing w:after="0"/>
+            </w:pPr>
+            <w:r/>
+            <w:r>
+              <w:rPr>
+                <w:rFonts w:ascii="Aptos" w:hAnsi="Aptos"/>
+                <w:b w:val="0"/>
+                <w:color w:val="18212F"/>
+                <w:sz w:val="16"/>
+              </w:rPr>
+              <w:t>monitoring_plans, monitoring_plan_assignments, monitoring_plan_updates, monitoring_plan_attachments, calendar_events, calendar_reminder_logs, apa_reporting_cycles, apa_reporting_cycle_plans</w:t>
+            </w:r>
+          </w:p>
+        </w:tc>
+      </w:tr>
+      <w:tr>
+        <w:tc>
+          <w:tcPr>
+            <w:tcW w:type="dxa" w:w="4816"/>
+            <w:vAlign w:val="center"/>
+            <w:tcBorders>
+              <w:top w:val="single" w:sz="6" w:color="D3DFDA"/>
+              <w:left w:val="single" w:sz="6" w:color="D3DFDA"/>
+              <w:bottom w:val="single" w:sz="6" w:color="D3DFDA"/>
+              <w:right w:val="single" w:sz="6" w:color="D3DFDA"/>
+            </w:tcBorders>
+          </w:tcPr>
+          <w:p>
+            <w:pPr>
+              <w:spacing w:after="0"/>
+            </w:pPr>
+            <w:r/>
+            <w:r>
+              <w:rPr>
+                <w:rFonts w:ascii="Aptos" w:hAnsi="Aptos"/>
+                <w:b w:val="0"/>
+                <w:color w:val="18212F"/>
+                <w:sz w:val="16"/>
+              </w:rPr>
+              <w:t>Biblioteca documental</w:t>
+            </w:r>
+          </w:p>
+        </w:tc>
+        <w:tc>
+          <w:tcPr>
+            <w:tcW w:type="dxa" w:w="4816"/>
+            <w:vAlign w:val="center"/>
+            <w:tcBorders>
+              <w:top w:val="single" w:sz="6" w:color="D3DFDA"/>
+              <w:left w:val="single" w:sz="6" w:color="D3DFDA"/>
+              <w:bottom w:val="single" w:sz="6" w:color="D3DFDA"/>
+              <w:right w:val="single" w:sz="6" w:color="D3DFDA"/>
+            </w:tcBorders>
+          </w:tcPr>
+          <w:p>
+            <w:pPr>
+              <w:spacing w:after="0"/>
+            </w:pPr>
+            <w:r/>
+            <w:r>
+              <w:rPr>
+                <w:rFonts w:ascii="Aptos" w:hAnsi="Aptos"/>
+                <w:b w:val="0"/>
+                <w:color w:val="18212F"/>
+                <w:sz w:val="16"/>
+              </w:rPr>
+              <w:t>document_library, document_library_projects</w:t>
+            </w:r>
+          </w:p>
+        </w:tc>
+      </w:tr>
+      <w:tr>
+        <w:tc>
+          <w:tcPr>
+            <w:tcW w:type="dxa" w:w="4816"/>
+            <w:vAlign w:val="center"/>
+            <w:tcBorders>
+              <w:top w:val="single" w:sz="6" w:color="D3DFDA"/>
+              <w:left w:val="single" w:sz="6" w:color="D3DFDA"/>
+              <w:bottom w:val="single" w:sz="6" w:color="D3DFDA"/>
+              <w:right w:val="single" w:sz="6" w:color="D3DFDA"/>
+            </w:tcBorders>
+          </w:tcPr>
+          <w:p>
+            <w:pPr>
+              <w:spacing w:after="0"/>
+            </w:pPr>
+            <w:r/>
+            <w:r>
+              <w:rPr>
+                <w:rFonts w:ascii="Aptos" w:hAnsi="Aptos"/>
+                <w:b w:val="0"/>
+                <w:color w:val="18212F"/>
+                <w:sz w:val="16"/>
+              </w:rPr>
+              <w:t>Operação SIN01/NEST</w:t>
+            </w:r>
+          </w:p>
+        </w:tc>
+        <w:tc>
+          <w:tcPr>
+            <w:tcW w:type="dxa" w:w="4816"/>
+            <w:vAlign w:val="center"/>
+            <w:tcBorders>
+              <w:top w:val="single" w:sz="6" w:color="D3DFDA"/>
+              <w:left w:val="single" w:sz="6" w:color="D3DFDA"/>
+              <w:bottom w:val="single" w:sz="6" w:color="D3DFDA"/>
+              <w:right w:val="single" w:sz="6" w:color="D3DFDA"/>
+            </w:tcBorders>
+          </w:tcPr>
+          <w:p>
+            <w:pPr>
+              <w:spacing w:after="0"/>
+            </w:pPr>
+            <w:r/>
+            <w:r>
+              <w:rPr>
+                <w:rFonts w:ascii="Aptos" w:hAnsi="Aptos"/>
+                <w:b w:val="0"/>
+                <w:color w:val="18212F"/>
+                <w:sz w:val="16"/>
+              </w:rPr>
+              <w:t>operation_readings, operation_import_batches, operation_bms_events, operation_invoices, operation_scenarios, operation_settings, operation_sustainability_snapshots, operation_chemical_inventory, operation_infrastructure_points, operational_incidents</w:t>
+            </w:r>
+          </w:p>
+        </w:tc>
+      </w:tr>
+    </w:tbl>
+    <w:p>
+      <w:pPr>
+        <w:spacing w:after="40"/>
+      </w:pPr>
+    </w:p>
+    <w:p>
+      <w:pPr>
+        <w:pStyle w:val="Heading2"/>
+      </w:pPr>
+      <w:r>
+        <w:t>Fronteira que o esquema preserva</w:t>
+      </w:r>
+    </w:p>
+    <w:p>
+      <w:pPr>
+        <w:pStyle w:val="ListBullet"/>
+      </w:pPr>
+      <w:r>
+        <w:t>O catálogo weekly tem medidas de controlo de construção com responsabilidades (GC/EE, RAA, DO, RAP) e serve as fichas semanais.</w:t>
+      </w:r>
+    </w:p>
+    <w:p>
+      <w:pPr>
+        <w:pStyle w:val="ListBullet"/>
+      </w:pPr>
+      <w:r>
+        <w:t>O catálogo dcape tem obrigações regulamentares de ciclo de vida e serve Timeline/Fases.</w:t>
+      </w:r>
+    </w:p>
+    <w:p>
+      <w:pPr>
+        <w:pStyle w:val="ListBullet"/>
+      </w:pPr>
+      <w:r>
+        <w:t>rdcd_reports consolida referências e curadoria; não substitui as respostas de origem nem cria evidência automática.</w:t>
+      </w:r>
+    </w:p>
+    <w:p>
+      <w:pPr>
+        <w:pStyle w:val="ListBullet"/>
+      </w:pPr>
+      <w:r>
+        <w:t>Ficheiros não são BLOBs no MariaDB: tabelas de evidência e biblioteca guardam apenas metadados/referências, enquanto o objeto fica no storage privado aprovado.</w:t>
+      </w:r>
+    </w:p>
+    <w:p>
+      <w:pPr>
+        <w:pStyle w:val="ListBullet"/>
+      </w:pPr>
+      <w:r>
+        <w:t>operation_bms_events mantém rastreabilidade/idempotência da integração BMS; não contém nem disponibiliza segredos nem comandos operacionais.</w:t>
+      </w:r>
+    </w:p>
+    <w:p>
+      <w:pPr>
+        <w:pStyle w:val="Heading2"/>
+      </w:pPr>
+      <w:r>
+        <w:t>Como o DBA reproduz este exemplo</w:t>
+      </w:r>
+    </w:p>
+    <w:p>
+      <w:pPr>
+        <w:pStyle w:val="ListNumber"/>
+      </w:pPr>
+      <w:r>
+        <w:t>Confirmar o hash de 0000_stand_schema_baseline.sql.</w:t>
+      </w:r>
+    </w:p>
+    <w:p>
+      <w:pPr>
+        <w:pStyle w:val="ListNumber"/>
+      </w:pPr>
+      <w:r>
+        <w:t>Executar node validate-baseline.mjs.</w:t>
+      </w:r>
+    </w:p>
+    <w:p>
+      <w:pPr>
+        <w:pStyle w:val="ListNumber"/>
+      </w:pPr>
+      <w:r>
+        <w:t>Aplicar a migration pelo drizzle.config.ts desta pasta contra uma base nova.</w:t>
+      </w:r>
+    </w:p>
+    <w:p>
+      <w:pPr>
+        <w:pStyle w:val="ListNumber"/>
+      </w:pPr>
+      <w:r>
+        <w:t>Comparar o resultado com a secção 3 — Confirmar a base vazia e o esquema do README.md.</w:t>
+      </w:r>
+    </w:p>
+    <w:p>
+      <w:pPr>
+        <w:spacing w:after="100"/>
+      </w:pPr>
+      <w:r>
+        <w:t>O catálogo-modelo catalogue-template-SIN02.json é uma configuração funcional separada: inclui 28 secções e 317 entradas de catálogo (156 de ficha semanal e 161 de DCAPE), sem utilizadores, submissões, respostas, imagens ou documentos.</w:t>
       </w:r>
     </w:p>
     <w:p>

--- a/docs/GUIA_IMPLEMENTACAO_IT_START_CAMPUS.docx
+++ b/docs/GUIA_IMPLEMENTACAO_IT_START_CAMPUS.docx
@@ -6102,6 +6102,38 @@
         <w:t>O DBA cria uma base vazia com a collation aprovada, valida Galera e aplica a baseline uma só vez através do VIP. O primeiro Admin é criado de modo interativo e só depois é permitido configurar projetos, empresas, utilizadores e integrações. Esta separação impede que o fresh start herde dados do ambiente de desenvolvimento.</w:t>
       </w:r>
     </w:p>
+    <w:p>
+      <w:pPr>
+        <w:pStyle w:val="Heading3"/>
+      </w:pPr>
+      <w:r>
+        <w:t>Estrutura da entrega IT</w:t>
+      </w:r>
+    </w:p>
+    <w:p>
+      <w:pPr>
+        <w:spacing w:after="100"/>
+      </w:pPr>
+      <w:r>
+        <w:t>O ZIP de transferência é organizado por ordem de execução, em vez de reproduzir uma árvore genérica do repositório: 00_LEIA_PRIMEIRO, 01_CODIGO_FONTE_COMPLETO, 02_FASE_1_INFRAESTRUTURA, 03_BASE_DE_DADOS_FRESH_START, 04_FASE_2_OPERACAO_BMS, 05_DOCUMENTACAO_FUNCIONAL e 06_GOVERNANCA_E_VALIDACAO. A descrição e o mapa de recursos estão em ESTRUTURA_PACOTE_IT.md. O código completo e compilável permanece numa única fonte canónica em 01_CODIGO_FONTE_COMPLETO/STAND; os restantes diretórios são guias operacionais e cópias focadas para navegação.</w:t>
+      </w:r>
+    </w:p>
+    <w:p>
+      <w:pPr>
+        <w:pStyle w:val="Heading3"/>
+      </w:pPr>
+      <w:r>
+        <w:t>2FA e Microsoft Authenticator</w:t>
+      </w:r>
+    </w:p>
+    <w:p>
+      <w:pPr>
+        <w:spacing w:after="100"/>
+      </w:pPr>
+      <w:r>
+        <w:t>A STAND usa TOTP normalizado de seis dígitos, compatível com Google Authenticator e Microsoft Authenticator. Uma tolerância temporária de inscrição apenas evita bloquear contas que ainda não têm 2FA inscrito; não desativa nem ignora um segundo fator já configurado. Para uma conta que já pede código e o rejeita, confirmar hora automática no telemóvel, introduzir o código antes de expirar e, se persistir, o Administrador deve executar o procedimento controlado de reset/reinscrição em vez de desativar o MFA globalmente.</w:t>
+      </w:r>
+    </w:p>
     <w:tbl>
       <w:tblPr>
         <w:tblStyle w:val="TableGrid"/>
@@ -8678,6 +8710,793 @@
       </w:pPr>
       <w:r>
         <w:t>[5]: https://opendronemap.org/nodeodm/ "OpenDroneMap — NodeODM"</w:t>
+      </w:r>
+    </w:p>
+    <w:p>
+      <w:r>
+        <w:br w:type="page"/>
+      </w:r>
+    </w:p>
+    <w:p>
+      <w:pPr>
+        <w:pStyle w:val="Heading1"/>
+      </w:pPr>
+      <w:r>
+        <w:t>Estrutura do pacote de implementação IT</w:t>
+      </w:r>
+    </w:p>
+    <w:p>
+      <w:pPr>
+        <w:spacing w:after="100"/>
+      </w:pPr>
+      <w:r>
+        <w:t>O ZIP é gerado por ops/create-it-handover-zip.sh a partir de um commit Git limpo e validado. Não é uma cópia desorganizada da raiz do repositório: prepara uma navegação por ordem de implementação.</w:t>
+      </w:r>
+    </w:p>
+    <w:tbl>
+      <w:tblPr>
+        <w:tblStyle w:val="TableGrid"/>
+        <w:tblW w:type="auto" w:w="0"/>
+        <w:jc w:val="center"/>
+        <w:tblLayout w:type="autofit"/>
+        <w:tblLook w:firstColumn="1" w:firstRow="1" w:lastColumn="0" w:lastRow="0" w:noHBand="0" w:noVBand="1" w:val="04A0"/>
+      </w:tblPr>
+      <w:tblGrid>
+        <w:gridCol w:w="3211"/>
+        <w:gridCol w:w="3211"/>
+        <w:gridCol w:w="3211"/>
+      </w:tblGrid>
+      <w:tr>
+        <w:tc>
+          <w:tcPr>
+            <w:tcW w:type="dxa" w:w="3211"/>
+            <w:shd w:fill="0A3638"/>
+            <w:vAlign w:val="center"/>
+            <w:tcBorders>
+              <w:top w:val="single" w:sz="6" w:color="D3DFDA"/>
+              <w:left w:val="single" w:sz="6" w:color="D3DFDA"/>
+              <w:bottom w:val="single" w:sz="6" w:color="D3DFDA"/>
+              <w:right w:val="single" w:sz="6" w:color="D3DFDA"/>
+            </w:tcBorders>
+          </w:tcPr>
+          <w:p>
+            <w:pPr>
+              <w:spacing w:after="0"/>
+            </w:pPr>
+            <w:r/>
+            <w:r>
+              <w:rPr>
+                <w:rFonts w:ascii="Aptos" w:hAnsi="Aptos"/>
+                <w:b/>
+                <w:color w:val="FFFFFF"/>
+                <w:sz w:val="16"/>
+              </w:rPr>
+              <w:t>Pasta no ZIP</w:t>
+            </w:r>
+          </w:p>
+        </w:tc>
+        <w:tc>
+          <w:tcPr>
+            <w:tcW w:type="dxa" w:w="3211"/>
+            <w:shd w:fill="0A3638"/>
+            <w:vAlign w:val="center"/>
+            <w:tcBorders>
+              <w:top w:val="single" w:sz="6" w:color="D3DFDA"/>
+              <w:left w:val="single" w:sz="6" w:color="D3DFDA"/>
+              <w:bottom w:val="single" w:sz="6" w:color="D3DFDA"/>
+              <w:right w:val="single" w:sz="6" w:color="D3DFDA"/>
+            </w:tcBorders>
+          </w:tcPr>
+          <w:p>
+            <w:pPr>
+              <w:spacing w:after="0"/>
+            </w:pPr>
+            <w:r/>
+            <w:r>
+              <w:rPr>
+                <w:rFonts w:ascii="Aptos" w:hAnsi="Aptos"/>
+                <w:b/>
+                <w:color w:val="FFFFFF"/>
+                <w:sz w:val="16"/>
+              </w:rPr>
+              <w:t>Público</w:t>
+            </w:r>
+          </w:p>
+        </w:tc>
+        <w:tc>
+          <w:tcPr>
+            <w:tcW w:type="dxa" w:w="3211"/>
+            <w:shd w:fill="0A3638"/>
+            <w:vAlign w:val="center"/>
+            <w:tcBorders>
+              <w:top w:val="single" w:sz="6" w:color="D3DFDA"/>
+              <w:left w:val="single" w:sz="6" w:color="D3DFDA"/>
+              <w:bottom w:val="single" w:sz="6" w:color="D3DFDA"/>
+              <w:right w:val="single" w:sz="6" w:color="D3DFDA"/>
+            </w:tcBorders>
+          </w:tcPr>
+          <w:p>
+            <w:pPr>
+              <w:spacing w:after="0"/>
+            </w:pPr>
+            <w:r/>
+            <w:r>
+              <w:rPr>
+                <w:rFonts w:ascii="Aptos" w:hAnsi="Aptos"/>
+                <w:b/>
+                <w:color w:val="FFFFFF"/>
+                <w:sz w:val="16"/>
+              </w:rPr>
+              <w:t>Conteúdo e ação</w:t>
+            </w:r>
+          </w:p>
+        </w:tc>
+      </w:tr>
+      <w:tr>
+        <w:tc>
+          <w:tcPr>
+            <w:tcW w:type="dxa" w:w="3211"/>
+            <w:vAlign w:val="center"/>
+            <w:tcBorders>
+              <w:top w:val="single" w:sz="6" w:color="D3DFDA"/>
+              <w:left w:val="single" w:sz="6" w:color="D3DFDA"/>
+              <w:bottom w:val="single" w:sz="6" w:color="D3DFDA"/>
+              <w:right w:val="single" w:sz="6" w:color="D3DFDA"/>
+            </w:tcBorders>
+          </w:tcPr>
+          <w:p>
+            <w:pPr>
+              <w:spacing w:after="0"/>
+            </w:pPr>
+            <w:r/>
+            <w:r>
+              <w:rPr>
+                <w:rFonts w:ascii="Aptos" w:hAnsi="Aptos"/>
+                <w:b w:val="0"/>
+                <w:color w:val="18212F"/>
+                <w:sz w:val="16"/>
+              </w:rPr>
+              <w:t>00_LEIA_PRIMEIRO/</w:t>
+            </w:r>
+          </w:p>
+        </w:tc>
+        <w:tc>
+          <w:tcPr>
+            <w:tcW w:type="dxa" w:w="3211"/>
+            <w:vAlign w:val="center"/>
+            <w:tcBorders>
+              <w:top w:val="single" w:sz="6" w:color="D3DFDA"/>
+              <w:left w:val="single" w:sz="6" w:color="D3DFDA"/>
+              <w:bottom w:val="single" w:sz="6" w:color="D3DFDA"/>
+              <w:right w:val="single" w:sz="6" w:color="D3DFDA"/>
+            </w:tcBorders>
+          </w:tcPr>
+          <w:p>
+            <w:pPr>
+              <w:spacing w:after="0"/>
+            </w:pPr>
+            <w:r/>
+            <w:r>
+              <w:rPr>
+                <w:rFonts w:ascii="Aptos" w:hAnsi="Aptos"/>
+                <w:b w:val="0"/>
+                <w:color w:val="18212F"/>
+                <w:sz w:val="16"/>
+              </w:rPr>
+              <w:t>IT, Segurança, Ambiente</w:t>
+            </w:r>
+          </w:p>
+        </w:tc>
+        <w:tc>
+          <w:tcPr>
+            <w:tcW w:type="dxa" w:w="3211"/>
+            <w:vAlign w:val="center"/>
+            <w:tcBorders>
+              <w:top w:val="single" w:sz="6" w:color="D3DFDA"/>
+              <w:left w:val="single" w:sz="6" w:color="D3DFDA"/>
+              <w:bottom w:val="single" w:sz="6" w:color="D3DFDA"/>
+              <w:right w:val="single" w:sz="6" w:color="D3DFDA"/>
+            </w:tcBorders>
+          </w:tcPr>
+          <w:p>
+            <w:pPr>
+              <w:spacing w:after="0"/>
+            </w:pPr>
+            <w:r/>
+            <w:r>
+              <w:rPr>
+                <w:rFonts w:ascii="Aptos" w:hAnsi="Aptos"/>
+                <w:b w:val="0"/>
+                <w:color w:val="18212F"/>
+                <w:sz w:val="16"/>
+              </w:rPr>
+              <w:t>Guia Word e Markdown, manifesto, estrutura do ZIP e sequência de execução. Começar aqui.</w:t>
+            </w:r>
+          </w:p>
+        </w:tc>
+      </w:tr>
+      <w:tr>
+        <w:tc>
+          <w:tcPr>
+            <w:tcW w:type="dxa" w:w="3211"/>
+            <w:vAlign w:val="center"/>
+            <w:tcBorders>
+              <w:top w:val="single" w:sz="6" w:color="D3DFDA"/>
+              <w:left w:val="single" w:sz="6" w:color="D3DFDA"/>
+              <w:bottom w:val="single" w:sz="6" w:color="D3DFDA"/>
+              <w:right w:val="single" w:sz="6" w:color="D3DFDA"/>
+            </w:tcBorders>
+          </w:tcPr>
+          <w:p>
+            <w:pPr>
+              <w:spacing w:after="0"/>
+            </w:pPr>
+            <w:r/>
+            <w:r>
+              <w:rPr>
+                <w:rFonts w:ascii="Aptos" w:hAnsi="Aptos"/>
+                <w:b w:val="0"/>
+                <w:color w:val="18212F"/>
+                <w:sz w:val="16"/>
+              </w:rPr>
+              <w:t>01_CODIGO_FONTE_COMPLETO/STAND/</w:t>
+            </w:r>
+          </w:p>
+        </w:tc>
+        <w:tc>
+          <w:tcPr>
+            <w:tcW w:type="dxa" w:w="3211"/>
+            <w:vAlign w:val="center"/>
+            <w:tcBorders>
+              <w:top w:val="single" w:sz="6" w:color="D3DFDA"/>
+              <w:left w:val="single" w:sz="6" w:color="D3DFDA"/>
+              <w:bottom w:val="single" w:sz="6" w:color="D3DFDA"/>
+              <w:right w:val="single" w:sz="6" w:color="D3DFDA"/>
+            </w:tcBorders>
+          </w:tcPr>
+          <w:p>
+            <w:pPr>
+              <w:spacing w:after="0"/>
+            </w:pPr>
+            <w:r/>
+            <w:r>
+              <w:rPr>
+                <w:rFonts w:ascii="Aptos" w:hAnsi="Aptos"/>
+                <w:b w:val="0"/>
+                <w:color w:val="18212F"/>
+                <w:sz w:val="16"/>
+              </w:rPr>
+              <w:t>Desenvolvimento/DevOps</w:t>
+            </w:r>
+          </w:p>
+        </w:tc>
+        <w:tc>
+          <w:tcPr>
+            <w:tcW w:type="dxa" w:w="3211"/>
+            <w:vAlign w:val="center"/>
+            <w:tcBorders>
+              <w:top w:val="single" w:sz="6" w:color="D3DFDA"/>
+              <w:left w:val="single" w:sz="6" w:color="D3DFDA"/>
+              <w:bottom w:val="single" w:sz="6" w:color="D3DFDA"/>
+              <w:right w:val="single" w:sz="6" w:color="D3DFDA"/>
+            </w:tcBorders>
+          </w:tcPr>
+          <w:p>
+            <w:pPr>
+              <w:spacing w:after="0"/>
+            </w:pPr>
+            <w:r/>
+            <w:r>
+              <w:rPr>
+                <w:rFonts w:ascii="Aptos" w:hAnsi="Aptos"/>
+                <w:b w:val="0"/>
+                <w:color w:val="18212F"/>
+                <w:sz w:val="16"/>
+              </w:rPr>
+              <w:t>Código canónico completo e compilável: frontend, backend, schema, testes, scripts e manifests.</w:t>
+            </w:r>
+          </w:p>
+        </w:tc>
+      </w:tr>
+      <w:tr>
+        <w:tc>
+          <w:tcPr>
+            <w:tcW w:type="dxa" w:w="3211"/>
+            <w:vAlign w:val="center"/>
+            <w:tcBorders>
+              <w:top w:val="single" w:sz="6" w:color="D3DFDA"/>
+              <w:left w:val="single" w:sz="6" w:color="D3DFDA"/>
+              <w:bottom w:val="single" w:sz="6" w:color="D3DFDA"/>
+              <w:right w:val="single" w:sz="6" w:color="D3DFDA"/>
+            </w:tcBorders>
+          </w:tcPr>
+          <w:p>
+            <w:pPr>
+              <w:spacing w:after="0"/>
+            </w:pPr>
+            <w:r/>
+            <w:r>
+              <w:rPr>
+                <w:rFonts w:ascii="Aptos" w:hAnsi="Aptos"/>
+                <w:b w:val="0"/>
+                <w:color w:val="18212F"/>
+                <w:sz w:val="16"/>
+              </w:rPr>
+              <w:t>02_FASE_1_INFRAESTRUTURA/</w:t>
+            </w:r>
+          </w:p>
+        </w:tc>
+        <w:tc>
+          <w:tcPr>
+            <w:tcW w:type="dxa" w:w="3211"/>
+            <w:vAlign w:val="center"/>
+            <w:tcBorders>
+              <w:top w:val="single" w:sz="6" w:color="D3DFDA"/>
+              <w:left w:val="single" w:sz="6" w:color="D3DFDA"/>
+              <w:bottom w:val="single" w:sz="6" w:color="D3DFDA"/>
+              <w:right w:val="single" w:sz="6" w:color="D3DFDA"/>
+            </w:tcBorders>
+          </w:tcPr>
+          <w:p>
+            <w:pPr>
+              <w:spacing w:after="0"/>
+            </w:pPr>
+            <w:r/>
+            <w:r>
+              <w:rPr>
+                <w:rFonts w:ascii="Aptos" w:hAnsi="Aptos"/>
+                <w:b w:val="0"/>
+                <w:color w:val="18212F"/>
+                <w:sz w:val="16"/>
+              </w:rPr>
+              <w:t>Infraestruturas/DevOps/DBA</w:t>
+            </w:r>
+          </w:p>
+        </w:tc>
+        <w:tc>
+          <w:tcPr>
+            <w:tcW w:type="dxa" w:w="3211"/>
+            <w:vAlign w:val="center"/>
+            <w:tcBorders>
+              <w:top w:val="single" w:sz="6" w:color="D3DFDA"/>
+              <w:left w:val="single" w:sz="6" w:color="D3DFDA"/>
+              <w:bottom w:val="single" w:sz="6" w:color="D3DFDA"/>
+              <w:right w:val="single" w:sz="6" w:color="D3DFDA"/>
+            </w:tcBorders>
+          </w:tcPr>
+          <w:p>
+            <w:pPr>
+              <w:spacing w:after="0"/>
+            </w:pPr>
+            <w:r/>
+            <w:r>
+              <w:rPr>
+                <w:rFonts w:ascii="Aptos" w:hAnsi="Aptos"/>
+                <w:b w:val="0"/>
+                <w:color w:val="18212F"/>
+                <w:sz w:val="16"/>
+              </w:rPr>
+              <w:t>Runbook do diagrama, ops/, workflows GitHub, avaliação da arquitetura e mapa de módulos de Fase 1.</w:t>
+            </w:r>
+          </w:p>
+        </w:tc>
+      </w:tr>
+      <w:tr>
+        <w:tc>
+          <w:tcPr>
+            <w:tcW w:type="dxa" w:w="3211"/>
+            <w:vAlign w:val="center"/>
+            <w:tcBorders>
+              <w:top w:val="single" w:sz="6" w:color="D3DFDA"/>
+              <w:left w:val="single" w:sz="6" w:color="D3DFDA"/>
+              <w:bottom w:val="single" w:sz="6" w:color="D3DFDA"/>
+              <w:right w:val="single" w:sz="6" w:color="D3DFDA"/>
+            </w:tcBorders>
+          </w:tcPr>
+          <w:p>
+            <w:pPr>
+              <w:spacing w:after="0"/>
+            </w:pPr>
+            <w:r/>
+            <w:r>
+              <w:rPr>
+                <w:rFonts w:ascii="Aptos" w:hAnsi="Aptos"/>
+                <w:b w:val="0"/>
+                <w:color w:val="18212F"/>
+                <w:sz w:val="16"/>
+              </w:rPr>
+              <w:t>03_BASE_DE_DADOS_FRESH_START/</w:t>
+            </w:r>
+          </w:p>
+        </w:tc>
+        <w:tc>
+          <w:tcPr>
+            <w:tcW w:type="dxa" w:w="3211"/>
+            <w:vAlign w:val="center"/>
+            <w:tcBorders>
+              <w:top w:val="single" w:sz="6" w:color="D3DFDA"/>
+              <w:left w:val="single" w:sz="6" w:color="D3DFDA"/>
+              <w:bottom w:val="single" w:sz="6" w:color="D3DFDA"/>
+              <w:right w:val="single" w:sz="6" w:color="D3DFDA"/>
+            </w:tcBorders>
+          </w:tcPr>
+          <w:p>
+            <w:pPr>
+              <w:spacing w:after="0"/>
+            </w:pPr>
+            <w:r/>
+            <w:r>
+              <w:rPr>
+                <w:rFonts w:ascii="Aptos" w:hAnsi="Aptos"/>
+                <w:b w:val="0"/>
+                <w:color w:val="18212F"/>
+                <w:sz w:val="16"/>
+              </w:rPr>
+              <w:t>DBA/Admin STAND</w:t>
+            </w:r>
+          </w:p>
+        </w:tc>
+        <w:tc>
+          <w:tcPr>
+            <w:tcW w:type="dxa" w:w="3211"/>
+            <w:vAlign w:val="center"/>
+            <w:tcBorders>
+              <w:top w:val="single" w:sz="6" w:color="D3DFDA"/>
+              <w:left w:val="single" w:sz="6" w:color="D3DFDA"/>
+              <w:bottom w:val="single" w:sz="6" w:color="D3DFDA"/>
+              <w:right w:val="single" w:sz="6" w:color="D3DFDA"/>
+            </w:tcBorders>
+          </w:tcPr>
+          <w:p>
+            <w:pPr>
+              <w:spacing w:after="0"/>
+            </w:pPr>
+            <w:r/>
+            <w:r>
+              <w:rPr>
+                <w:rFonts w:ascii="Aptos" w:hAnsi="Aptos"/>
+                <w:b w:val="0"/>
+                <w:color w:val="18212F"/>
+                <w:sz w:val="16"/>
+              </w:rPr>
+              <w:t>Baseline única de 59 tabelas sem dados, checksum, validador, bootstrap do primeiro Admin, modelo SIN02 opcional e exemplo lógico da base.</w:t>
+            </w:r>
+          </w:p>
+        </w:tc>
+      </w:tr>
+      <w:tr>
+        <w:tc>
+          <w:tcPr>
+            <w:tcW w:type="dxa" w:w="3211"/>
+            <w:vAlign w:val="center"/>
+            <w:tcBorders>
+              <w:top w:val="single" w:sz="6" w:color="D3DFDA"/>
+              <w:left w:val="single" w:sz="6" w:color="D3DFDA"/>
+              <w:bottom w:val="single" w:sz="6" w:color="D3DFDA"/>
+              <w:right w:val="single" w:sz="6" w:color="D3DFDA"/>
+            </w:tcBorders>
+          </w:tcPr>
+          <w:p>
+            <w:pPr>
+              <w:spacing w:after="0"/>
+            </w:pPr>
+            <w:r/>
+            <w:r>
+              <w:rPr>
+                <w:rFonts w:ascii="Aptos" w:hAnsi="Aptos"/>
+                <w:b w:val="0"/>
+                <w:color w:val="18212F"/>
+                <w:sz w:val="16"/>
+              </w:rPr>
+              <w:t>04_FASE_2_OPERACAO_BMS/</w:t>
+            </w:r>
+          </w:p>
+        </w:tc>
+        <w:tc>
+          <w:tcPr>
+            <w:tcW w:type="dxa" w:w="3211"/>
+            <w:vAlign w:val="center"/>
+            <w:tcBorders>
+              <w:top w:val="single" w:sz="6" w:color="D3DFDA"/>
+              <w:left w:val="single" w:sz="6" w:color="D3DFDA"/>
+              <w:bottom w:val="single" w:sz="6" w:color="D3DFDA"/>
+              <w:right w:val="single" w:sz="6" w:color="D3DFDA"/>
+            </w:tcBorders>
+          </w:tcPr>
+          <w:p>
+            <w:pPr>
+              <w:spacing w:after="0"/>
+            </w:pPr>
+            <w:r/>
+            <w:r>
+              <w:rPr>
+                <w:rFonts w:ascii="Aptos" w:hAnsi="Aptos"/>
+                <w:b w:val="0"/>
+                <w:color w:val="18212F"/>
+                <w:sz w:val="16"/>
+              </w:rPr>
+              <w:t>Operação NEST/BMS/Segurança</w:t>
+            </w:r>
+          </w:p>
+        </w:tc>
+        <w:tc>
+          <w:tcPr>
+            <w:tcW w:type="dxa" w:w="3211"/>
+            <w:vAlign w:val="center"/>
+            <w:tcBorders>
+              <w:top w:val="single" w:sz="6" w:color="D3DFDA"/>
+              <w:left w:val="single" w:sz="6" w:color="D3DFDA"/>
+              <w:bottom w:val="single" w:sz="6" w:color="D3DFDA"/>
+              <w:right w:val="single" w:sz="6" w:color="D3DFDA"/>
+            </w:tcBorders>
+          </w:tcPr>
+          <w:p>
+            <w:pPr>
+              <w:spacing w:after="0"/>
+            </w:pPr>
+            <w:r/>
+            <w:r>
+              <w:rPr>
+                <w:rFonts w:ascii="Aptos" w:hAnsi="Aptos"/>
+                <w:b w:val="0"/>
+                <w:color w:val="18212F"/>
+                <w:sz w:val="16"/>
+              </w:rPr>
+              <w:t>Guia de integração HMAC, código focado de Operação e BMS e condição explícita de ativação opcional.</w:t>
+            </w:r>
+          </w:p>
+        </w:tc>
+      </w:tr>
+      <w:tr>
+        <w:tc>
+          <w:tcPr>
+            <w:tcW w:type="dxa" w:w="3211"/>
+            <w:vAlign w:val="center"/>
+            <w:tcBorders>
+              <w:top w:val="single" w:sz="6" w:color="D3DFDA"/>
+              <w:left w:val="single" w:sz="6" w:color="D3DFDA"/>
+              <w:bottom w:val="single" w:sz="6" w:color="D3DFDA"/>
+              <w:right w:val="single" w:sz="6" w:color="D3DFDA"/>
+            </w:tcBorders>
+          </w:tcPr>
+          <w:p>
+            <w:pPr>
+              <w:spacing w:after="0"/>
+            </w:pPr>
+            <w:r/>
+            <w:r>
+              <w:rPr>
+                <w:rFonts w:ascii="Aptos" w:hAnsi="Aptos"/>
+                <w:b w:val="0"/>
+                <w:color w:val="18212F"/>
+                <w:sz w:val="16"/>
+              </w:rPr>
+              <w:t>05_DOCUMENTACAO_FUNCIONAL/</w:t>
+            </w:r>
+          </w:p>
+        </w:tc>
+        <w:tc>
+          <w:tcPr>
+            <w:tcW w:type="dxa" w:w="3211"/>
+            <w:vAlign w:val="center"/>
+            <w:tcBorders>
+              <w:top w:val="single" w:sz="6" w:color="D3DFDA"/>
+              <w:left w:val="single" w:sz="6" w:color="D3DFDA"/>
+              <w:bottom w:val="single" w:sz="6" w:color="D3DFDA"/>
+              <w:right w:val="single" w:sz="6" w:color="D3DFDA"/>
+            </w:tcBorders>
+          </w:tcPr>
+          <w:p>
+            <w:pPr>
+              <w:spacing w:after="0"/>
+            </w:pPr>
+            <w:r/>
+            <w:r>
+              <w:rPr>
+                <w:rFonts w:ascii="Aptos" w:hAnsi="Aptos"/>
+                <w:b w:val="0"/>
+                <w:color w:val="18212F"/>
+                <w:sz w:val="16"/>
+              </w:rPr>
+              <w:t>Ambiente/RAA/PM/IT</w:t>
+            </w:r>
+          </w:p>
+        </w:tc>
+        <w:tc>
+          <w:tcPr>
+            <w:tcW w:type="dxa" w:w="3211"/>
+            <w:vAlign w:val="center"/>
+            <w:tcBorders>
+              <w:top w:val="single" w:sz="6" w:color="D3DFDA"/>
+              <w:left w:val="single" w:sz="6" w:color="D3DFDA"/>
+              <w:bottom w:val="single" w:sz="6" w:color="D3DFDA"/>
+              <w:right w:val="single" w:sz="6" w:color="D3DFDA"/>
+            </w:tcBorders>
+          </w:tcPr>
+          <w:p>
+            <w:pPr>
+              <w:spacing w:after="0"/>
+            </w:pPr>
+            <w:r/>
+            <w:r>
+              <w:rPr>
+                <w:rFonts w:ascii="Aptos" w:hAnsi="Aptos"/>
+                <w:b w:val="0"/>
+                <w:color w:val="18212F"/>
+                <w:sz w:val="16"/>
+              </w:rPr>
+              <w:t>Limites e fluxos funcionais: ficha semanal vs. DCAPE, RDCD, KPI, documentos e itens futuros.</w:t>
+            </w:r>
+          </w:p>
+        </w:tc>
+      </w:tr>
+      <w:tr>
+        <w:tc>
+          <w:tcPr>
+            <w:tcW w:type="dxa" w:w="3211"/>
+            <w:vAlign w:val="center"/>
+            <w:tcBorders>
+              <w:top w:val="single" w:sz="6" w:color="D3DFDA"/>
+              <w:left w:val="single" w:sz="6" w:color="D3DFDA"/>
+              <w:bottom w:val="single" w:sz="6" w:color="D3DFDA"/>
+              <w:right w:val="single" w:sz="6" w:color="D3DFDA"/>
+            </w:tcBorders>
+          </w:tcPr>
+          <w:p>
+            <w:pPr>
+              <w:spacing w:after="0"/>
+            </w:pPr>
+            <w:r/>
+            <w:r>
+              <w:rPr>
+                <w:rFonts w:ascii="Aptos" w:hAnsi="Aptos"/>
+                <w:b w:val="0"/>
+                <w:color w:val="18212F"/>
+                <w:sz w:val="16"/>
+              </w:rPr>
+              <w:t>06_GOVERNANCA_E_VALIDACAO/</w:t>
+            </w:r>
+          </w:p>
+        </w:tc>
+        <w:tc>
+          <w:tcPr>
+            <w:tcW w:type="dxa" w:w="3211"/>
+            <w:vAlign w:val="center"/>
+            <w:tcBorders>
+              <w:top w:val="single" w:sz="6" w:color="D3DFDA"/>
+              <w:left w:val="single" w:sz="6" w:color="D3DFDA"/>
+              <w:bottom w:val="single" w:sz="6" w:color="D3DFDA"/>
+              <w:right w:val="single" w:sz="6" w:color="D3DFDA"/>
+            </w:tcBorders>
+          </w:tcPr>
+          <w:p>
+            <w:pPr>
+              <w:spacing w:after="0"/>
+            </w:pPr>
+            <w:r/>
+            <w:r>
+              <w:rPr>
+                <w:rFonts w:ascii="Aptos" w:hAnsi="Aptos"/>
+                <w:b w:val="0"/>
+                <w:color w:val="18212F"/>
+                <w:sz w:val="16"/>
+              </w:rPr>
+              <w:t>Segurança/DevOps</w:t>
+            </w:r>
+          </w:p>
+        </w:tc>
+        <w:tc>
+          <w:tcPr>
+            <w:tcW w:type="dxa" w:w="3211"/>
+            <w:vAlign w:val="center"/>
+            <w:tcBorders>
+              <w:top w:val="single" w:sz="6" w:color="D3DFDA"/>
+              <w:left w:val="single" w:sz="6" w:color="D3DFDA"/>
+              <w:bottom w:val="single" w:sz="6" w:color="D3DFDA"/>
+              <w:right w:val="single" w:sz="6" w:color="D3DFDA"/>
+            </w:tcBorders>
+          </w:tcPr>
+          <w:p>
+            <w:pPr>
+              <w:spacing w:after="0"/>
+            </w:pPr>
+            <w:r/>
+            <w:r>
+              <w:rPr>
+                <w:rFonts w:ascii="Aptos" w:hAnsi="Aptos"/>
+                <w:b w:val="0"/>
+                <w:color w:val="18212F"/>
+                <w:sz w:val="16"/>
+              </w:rPr>
+              <w:t>Política de segurança, contribuição, licença e materiais de resiliência/aceitação.</w:t>
+            </w:r>
+          </w:p>
+        </w:tc>
+      </w:tr>
+    </w:tbl>
+    <w:p>
+      <w:pPr>
+        <w:spacing w:after="40"/>
+      </w:pPr>
+    </w:p>
+    <w:p>
+      <w:pPr>
+        <w:pStyle w:val="Heading2"/>
+      </w:pPr>
+      <w:r>
+        <w:t>Ordem de instalação</w:t>
+      </w:r>
+    </w:p>
+    <w:p>
+      <w:pPr>
+        <w:pStyle w:val="ListNumber"/>
+      </w:pPr>
+      <w:r>
+        <w:t>Confirmar hash do ZIP e ler 00_LEIA_PRIMEIRO/COMECE_AQUI.md.</w:t>
+      </w:r>
+    </w:p>
+    <w:p>
+      <w:pPr>
+        <w:pStyle w:val="ListNumber"/>
+      </w:pPr>
+      <w:r>
+        <w:t>Instalar a aplicação usando 01_CODIGO_FONTE_COMPLETO/STAND/ e as instruções da Fase 1.</w:t>
+      </w:r>
+    </w:p>
+    <w:p>
+      <w:pPr>
+        <w:pStyle w:val="ListNumber"/>
+      </w:pPr>
+      <w:r>
+        <w:t>Preparar as VMs e serviços com 02_FASE_1_INFRAESTRUTURA/.</w:t>
+      </w:r>
+    </w:p>
+    <w:p>
+      <w:pPr>
+        <w:pStyle w:val="ListNumber"/>
+      </w:pPr>
+      <w:r>
+        <w:t>Aplicar a base apenas por 03_BASE_DE_DADOS_FRESH_START/; não usar a cadeia histórica em 01.../drizzle/ para uma base nova.</w:t>
+      </w:r>
+    </w:p>
+    <w:p>
+      <w:pPr>
+        <w:pStyle w:val="ListNumber"/>
+      </w:pPr>
+      <w:r>
+        <w:t>Configurar SharePoint, ACC e SMTP em staging, com segredos no cofre corporativo.</w:t>
+      </w:r>
+    </w:p>
+    <w:p>
+      <w:pPr>
+        <w:pStyle w:val="ListNumber"/>
+      </w:pPr>
+      <w:r>
+        <w:t>Passar a produção depois da aceitação de Fase 1.</w:t>
+      </w:r>
+    </w:p>
+    <w:p>
+      <w:pPr>
+        <w:pStyle w:val="ListNumber"/>
+      </w:pPr>
+      <w:r>
+        <w:t>Avaliar e ativar 04_FASE_2_OPERACAO_BMS/ apenas numa alteração posterior, aprovada por Operação, BMS e Segurança.</w:t>
+      </w:r>
+    </w:p>
+    <w:p>
+      <w:pPr>
+        <w:pStyle w:val="Heading2"/>
+      </w:pPr>
+      <w:r>
+        <w:t>Integridade e exclusões</w:t>
+      </w:r>
+    </w:p>
+    <w:p>
+      <w:pPr>
+        <w:spacing w:after="100"/>
+      </w:pPr>
+      <w:r>
+        <w:t>O pacote leva SHA256SUMS.txt para os ficheiros internos e um checksum SHA-256 do próprio ZIP. Exclui por desenho .env, certificados, chaves, passwords, tokens, logs, dumps, node_modules, builds locais, uploads e dados de produção.</w:t>
       </w:r>
     </w:p>
     <w:p>
